--- a/Project/DRAFT of Portfolio.docx
+++ b/Project/DRAFT of Portfolio.docx
@@ -1,7 +1,35 @@
 
 <file path=word/document.xml><?xml version="1.0" encoding="utf-8"?>
-<w:document xmlns:wpc="http://schemas.microsoft.com/office/word/2010/wordprocessingCanvas" xmlns:cx="http://schemas.microsoft.com/office/drawing/2014/chartex" xmlns:cx1="http://schemas.microsoft.com/office/drawing/2015/9/8/chartex" xmlns:cx2="http://schemas.microsoft.com/office/drawing/2015/10/21/chartex" xmlns:cx3="http://schemas.microsoft.com/office/drawing/2016/5/9/chartex" xmlns:cx4="http://schemas.microsoft.com/office/drawing/2016/5/10/chartex" xmlns:cx5="http://schemas.microsoft.com/office/drawing/2016/5/11/chartex" xmlns:cx6="http://schemas.microsoft.com/office/drawing/2016/5/12/chartex" xmlns:cx7="http://schemas.microsoft.com/office/drawing/2016/5/13/chartex" xmlns:cx8="http://schemas.microsoft.com/office/drawing/2016/5/14/chartex" xmlns:mc="http://schemas.openxmlformats.org/markup-compatibility/2006" xmlns:aink="http://schemas.microsoft.com/office/drawing/2016/ink" xmlns:am3d="http://schemas.microsoft.com/office/drawing/2017/model3d" xmlns:o="urn:schemas-microsoft-com:office:office" xmlns:oel="http://schemas.microsoft.com/office/2019/extlst" xmlns:r="http://schemas.openxmlformats.org/officeDocument/2006/relationships" xmlns:m="http://schemas.openxmlformats.org/officeDocument/2006/math" xmlns:v="urn:schemas-microsoft-com:vml" xmlns:wp14="http://schemas.microsoft.com/office/word/2010/wordprocessingDrawing" xmlns:wp="http://schemas.openxmlformats.org/drawingml/2006/wordprocessingDrawing" xmlns:w10="urn:schemas-microsoft-com:office:word" xmlns:w="http://schemas.openxmlformats.org/wordprocessingml/2006/main" xmlns:w14="http://schemas.microsoft.com/office/word/2010/wordml" xmlns:w15="http://schemas.microsoft.com/office/word/2012/wordml" xmlns:w16cex="http://schemas.microsoft.com/office/word/2018/wordml/cex" xmlns:w16cid="http://schemas.microsoft.com/office/word/2016/wordml/cid" xmlns:w16="http://schemas.microsoft.com/office/word/2018/wordml" xmlns:w16sdtdh="http://schemas.microsoft.com/office/word/2020/wordml/sdtdatahash" xmlns:w16se="http://schemas.microsoft.com/office/word/2015/wordml/symex" xmlns:wpg="http://schemas.microsoft.com/office/word/2010/wordprocessingGroup" xmlns:wpi="http://schemas.microsoft.com/office/word/2010/wordprocessingInk" xmlns:wne="http://schemas.microsoft.com/office/word/2006/wordml" xmlns:wps="http://schemas.microsoft.com/office/word/2010/wordprocessingShape" mc:Ignorable="w14 w15 w16se w16cid w16 w16cex w16sdtdh wp14">
+<w:document xmlns:wpc="http://schemas.microsoft.com/office/word/2010/wordprocessingCanvas" xmlns:cx="http://schemas.microsoft.com/office/drawing/2014/chartex" xmlns:cx1="http://schemas.microsoft.com/office/drawing/2015/9/8/chartex" xmlns:cx2="http://schemas.microsoft.com/office/drawing/2015/10/21/chartex" xmlns:cx3="http://schemas.microsoft.com/office/drawing/2016/5/9/chartex" xmlns:cx4="http://schemas.microsoft.com/office/drawing/2016/5/10/chartex" xmlns:cx5="http://schemas.microsoft.com/office/drawing/2016/5/11/chartex" xmlns:cx6="http://schemas.microsoft.com/office/drawing/2016/5/12/chartex" xmlns:cx7="http://schemas.microsoft.com/office/drawing/2016/5/13/chartex" xmlns:cx8="http://schemas.microsoft.com/office/drawing/2016/5/14/chartex" xmlns:mc="http://schemas.openxmlformats.org/markup-compatibility/2006" xmlns:aink="http://schemas.microsoft.com/office/drawing/2016/ink" xmlns:am3d="http://schemas.microsoft.com/office/drawing/2017/model3d" xmlns:o="urn:schemas-microsoft-com:office:office" xmlns:oel="http://schemas.microsoft.com/office/2019/extlst" xmlns:r="http://schemas.openxmlformats.org/officeDocument/2006/relationships" xmlns:m="http://schemas.openxmlformats.org/officeDocument/2006/math" xmlns:v="urn:schemas-microsoft-com:vml" xmlns:wp14="http://schemas.microsoft.com/office/word/2010/wordprocessingDrawing" xmlns:wp="http://schemas.openxmlformats.org/drawingml/2006/wordprocessingDrawing" xmlns:w10="urn:schemas-microsoft-com:office:word" xmlns:w="http://schemas.openxmlformats.org/wordprocessingml/2006/main" xmlns:w14="http://schemas.microsoft.com/office/word/2010/wordml" xmlns:w15="http://schemas.microsoft.com/office/word/2012/wordml" xmlns:w16cex="http://schemas.microsoft.com/office/word/2018/wordml/cex" xmlns:w16cid="http://schemas.microsoft.com/office/word/2016/wordml/cid" xmlns:w16="http://schemas.microsoft.com/office/word/2018/wordml" xmlns:w16du="http://schemas.microsoft.com/office/word/2023/wordml/word16du" xmlns:w16sdtdh="http://schemas.microsoft.com/office/word/2020/wordml/sdtdatahash" xmlns:w16sdtfl="http://schemas.microsoft.com/office/word/2024/wordml/sdtformatlock" xmlns:w16se="http://schemas.microsoft.com/office/word/2015/wordml/symex" xmlns:wpg="http://schemas.microsoft.com/office/word/2010/wordprocessingGroup" xmlns:wpi="http://schemas.microsoft.com/office/word/2010/wordprocessingInk" xmlns:wne="http://schemas.microsoft.com/office/word/2006/wordml" xmlns:wps="http://schemas.microsoft.com/office/word/2010/wordprocessingShape" mc:Ignorable="w14 w15 w16se w16cid w16 w16cex w16sdtdh w16sdtfl w16du wp14">
   <w:body>
+    <w:p>
+      <w:pPr>
+        <w:pStyle w:val="Title"/>
+        <w:rPr>
+          <w:color w:val="FF0000"/>
+        </w:rPr>
+      </w:pPr>
+      <w:r>
+        <w:rPr>
+          <w:color w:val="FF0000"/>
+        </w:rPr>
+        <w:t>Meeting the Brief</w:t>
+      </w:r>
+    </w:p>
+    <w:p>
+      <w:pPr>
+        <w:pStyle w:val="Title"/>
+      </w:pPr>
+      <w:r>
+        <w:rPr>
+          <w:color w:val="7030A0"/>
+        </w:rPr>
+        <w:t>VIDEO AND PICTURES WILL GO HERE</w:t>
+      </w:r>
+      <w:r>
+        <w:br w:type="page"/>
+      </w:r>
+    </w:p>
     <w:p>
       <w:pPr>
         <w:pStyle w:val="Heading1"/>
@@ -17,6 +45,7 @@
           <w:sz w:val="52"/>
           <w:szCs w:val="52"/>
         </w:rPr>
+        <w:lastRenderedPageBreak/>
         <w:t>INVESTIGATION</w:t>
       </w:r>
     </w:p>
@@ -38,22 +67,89 @@
     </w:p>
     <w:p>
       <w:r>
-        <w:t>Was interested in average success in the LC relative to their subjects,</w:t>
+        <w:t xml:space="preserve">I </w:t>
+      </w:r>
+      <w:r>
+        <w:t>first looked at</w:t>
       </w:r>
       <w:r>
         <w:t xml:space="preserve"> </w:t>
       </w:r>
       <w:r>
-        <w:t>Possibly the link with mental health and stress,</w:t>
+        <w:t>the</w:t>
+      </w:r>
+      <w:r>
+        <w:t xml:space="preserve"> average success in the LC relative to their subjects</w:t>
+      </w:r>
+      <w:r>
+        <w:t xml:space="preserve"> and p</w:t>
+      </w:r>
+      <w:r>
+        <w:t>ossibly the link with mental health and stress</w:t>
+      </w:r>
+      <w:r>
+        <w:t>. This d</w:t>
+      </w:r>
+      <w:r>
+        <w:t>idn’t</w:t>
+      </w:r>
+      <w:r>
+        <w:t xml:space="preserve"> go through due to lack of interest and lack of data for Irish LC</w:t>
+      </w:r>
+    </w:p>
+    <w:p>
+      <w:pPr>
+        <w:pStyle w:val="Heading2"/>
+      </w:pPr>
+      <w:r>
+        <w:t>Stars and their properties-</w:t>
+      </w:r>
+    </w:p>
+    <w:p>
+      <w:r>
+        <w:t>This is a b</w:t>
+      </w:r>
+      <w:r>
+        <w:t>ig interest of mine and</w:t>
+      </w:r>
+      <w:r>
+        <w:t xml:space="preserve"> was </w:t>
+      </w:r>
+      <w:r>
+        <w:t xml:space="preserve"> one of my first ideas</w:t>
+      </w:r>
+      <w:r>
+        <w:t>.</w:t>
+      </w:r>
+      <w:r>
+        <w:t xml:space="preserve"> Making predictions would be easy as many formulas and equations exist to make predictions already</w:t>
+      </w:r>
+      <w:r>
+        <w:t>.</w:t>
       </w:r>
       <w:r>
         <w:t xml:space="preserve"> </w:t>
       </w:r>
       <w:r>
-        <w:t>didn’t</w:t>
-      </w:r>
-      <w:r>
-        <w:t xml:space="preserve"> go through due to lack of interest and lack of data for Irish LC</w:t>
+        <w:t>U</w:t>
+      </w:r>
+      <w:r>
+        <w:t>nfortunately most data was either too basic or too complicated</w:t>
+      </w:r>
+      <w:r>
+        <w:t>.</w:t>
+      </w:r>
+      <w:r>
+        <w:t xml:space="preserve"> Most datasets failed to give </w:t>
+      </w:r>
+      <w:r>
+        <w:t>useful</w:t>
+      </w:r>
+      <w:r>
+        <w:t xml:space="preserve"> data</w:t>
+      </w:r>
+      <w:r>
+        <w:t>.</w:t>
       </w:r>
     </w:p>
     <w:p>
@@ -61,220 +157,80 @@
         <w:pStyle w:val="Heading2"/>
       </w:pPr>
       <w:r>
-        <w:t>Stars and their properties-</w:t>
-      </w:r>
-    </w:p>
-    <w:p>
-      <w:r>
-        <w:t xml:space="preserve">Big interest of mine and one of my first ideas, </w:t>
-      </w:r>
-      <w:proofErr w:type="gramStart"/>
-      <w:r>
-        <w:t>Making</w:t>
-      </w:r>
-      <w:proofErr w:type="gramEnd"/>
-      <w:r>
-        <w:t xml:space="preserve"> predictions would be easy as many formulas and equations exist to make predictions already, unfortunately most data was either too basic or too complicated, Most datasets failed to give </w:t>
-      </w:r>
-      <w:r>
-        <w:t>useful</w:t>
-      </w:r>
-      <w:r>
-        <w:t xml:space="preserve"> data</w:t>
+        <w:t>Exoplanets-</w:t>
+      </w:r>
+    </w:p>
+    <w:p>
+      <w:r>
+        <w:t xml:space="preserve">My final idea </w:t>
+      </w:r>
+      <w:r>
+        <w:t>was exoplanets. I have a</w:t>
+      </w:r>
+      <w:r>
+        <w:t xml:space="preserve"> </w:t>
+      </w:r>
+      <w:r>
+        <w:t>very</w:t>
+      </w:r>
+      <w:r>
+        <w:t xml:space="preserve"> strong interest </w:t>
+      </w:r>
+      <w:r>
+        <w:t xml:space="preserve">in the topic </w:t>
+      </w:r>
+      <w:r>
+        <w:t>and</w:t>
+      </w:r>
+      <w:r>
+        <w:t xml:space="preserve"> it is</w:t>
+      </w:r>
+      <w:r>
+        <w:t xml:space="preserve"> very closely related to my desired college course</w:t>
+      </w:r>
+      <w:r>
+        <w:t>. M</w:t>
+      </w:r>
+      <w:r>
+        <w:t>any values were</w:t>
+      </w:r>
+      <w:r>
+        <w:t xml:space="preserve"> </w:t>
+      </w:r>
+      <w:r>
+        <w:t xml:space="preserve">influenced by </w:t>
+      </w:r>
+      <w:r>
+        <w:t>each other</w:t>
+      </w:r>
+      <w:r>
+        <w:t xml:space="preserve"> and easy relations could be found and useful predictions made</w:t>
       </w:r>
       <w:r>
         <w:t>.</w:t>
       </w:r>
+      <w:r>
+        <w:t xml:space="preserve"> </w:t>
+      </w:r>
+      <w:r>
+        <w:t>Mo</w:t>
+      </w:r>
+      <w:r>
+        <w:t xml:space="preserve">st data would be recent due to the data from advancements </w:t>
+      </w:r>
+      <w:r>
+        <w:t xml:space="preserve">in </w:t>
+      </w:r>
+      <w:r>
+        <w:t>modern technology</w:t>
+      </w:r>
     </w:p>
     <w:p>
       <w:pPr>
         <w:pStyle w:val="Heading2"/>
       </w:pPr>
       <w:r>
-        <w:t>Exoplanets-</w:t>
-      </w:r>
-    </w:p>
-    <w:p>
-      <w:r>
-        <w:t xml:space="preserve"> My final idea </w:t>
-      </w:r>
-      <w:r>
-        <w:t>became</w:t>
-      </w:r>
-      <w:r>
-        <w:t xml:space="preserve"> my chosen idea, </w:t>
-      </w:r>
-      <w:r>
-        <w:t>very</w:t>
-      </w:r>
-      <w:r>
-        <w:t xml:space="preserve"> strong interest and very closely related to my desired college course, many values were</w:t>
-      </w:r>
-      <w:r>
-        <w:t xml:space="preserve"> </w:t>
-      </w:r>
-      <w:r>
-        <w:t xml:space="preserve">influenced by </w:t>
-      </w:r>
-      <w:r>
-        <w:t>each other</w:t>
-      </w:r>
-      <w:r>
-        <w:t xml:space="preserve"> and easy relations could be found and useful predictions made, most data would be recent due to the data from advancements </w:t>
-      </w:r>
-      <w:r>
-        <w:t xml:space="preserve">in </w:t>
-      </w:r>
-      <w:r>
-        <w:t>modern technology</w:t>
-      </w:r>
-    </w:p>
-    <w:p>
-      <w:pPr>
-        <w:pStyle w:val="Heading1"/>
-      </w:pPr>
-      <w:r>
-        <w:t xml:space="preserve">Chosen Idea- </w:t>
-      </w:r>
-      <w:r>
-        <w:t>Exoplanets</w:t>
-      </w:r>
-    </w:p>
-    <w:p>
-      <w:r>
-        <w:t xml:space="preserve">My goal is to produce an information system that shows the pattern and relation of variables between </w:t>
-      </w:r>
-      <w:r>
-        <w:t>different exoplanet types</w:t>
-      </w:r>
-      <w:r>
-        <w:t xml:space="preserve"> providing general analysis and information about these celestial bodies.</w:t>
-      </w:r>
-    </w:p>
-    <w:p>
-      <w:r>
-        <w:t xml:space="preserve">Particularly I find the relation between the </w:t>
-      </w:r>
-      <w:r>
-        <w:t xml:space="preserve">exoplanet type and its radius length </w:t>
-      </w:r>
-      <w:r>
-        <w:t>to be interesting and useful information to analys</w:t>
-      </w:r>
-      <w:r>
-        <w:t>e</w:t>
-      </w:r>
-      <w:r>
-        <w:t>.</w:t>
-      </w:r>
-    </w:p>
-    <w:p>
-      <w:r>
-        <w:t xml:space="preserve">Intended for researchers and astronomy/astrophysics enthusiasts to learn more about the trends seen in these </w:t>
-      </w:r>
-      <w:r>
-        <w:t>extrasolar planets</w:t>
-      </w:r>
-      <w:r>
-        <w:t xml:space="preserve"> and assist in future predictions.</w:t>
-      </w:r>
-    </w:p>
-    <w:p>
-      <w:r>
-        <w:t>This heavily relates to my interests as I’ve been intending to go into astrophysics as a college course and career path.</w:t>
-      </w:r>
-    </w:p>
-    <w:p>
-      <w:pPr>
-        <w:pStyle w:val="Heading2"/>
-      </w:pPr>
-      <w:r>
-        <w:t>Example Information Systems</w:t>
-      </w:r>
-    </w:p>
-    <w:p>
-      <w:hyperlink r:id="rId5" w:history="1">
-        <w:r>
-          <w:rPr>
-            <w:rStyle w:val="Hyperlink"/>
-          </w:rPr>
-          <w:t>https://exoplanetarchive.ipac.caltech.edu/</w:t>
-        </w:r>
-      </w:hyperlink>
-      <w:r>
-        <w:t xml:space="preserve"> - Very good example of a related information system</w:t>
-      </w:r>
-    </w:p>
-    <w:p>
-      <w:proofErr w:type="gramStart"/>
-      <w:r>
-        <w:t>Pros( interactive</w:t>
-      </w:r>
-      <w:proofErr w:type="gramEnd"/>
-      <w:r>
-        <w:t>, lots of info ) Cons( too much info, tools not very well explained )</w:t>
-      </w:r>
-    </w:p>
-    <w:p>
-      <w:hyperlink r:id="rId6" w:history="1">
-        <w:r>
-          <w:rPr>
-            <w:rStyle w:val="Hyperlink"/>
-          </w:rPr>
-          <w:t>https://science.nasa.gov/exoplanets/exoplanet-catalog/</w:t>
-        </w:r>
-      </w:hyperlink>
-      <w:r>
-        <w:t xml:space="preserve"> - Similar but with more flaws</w:t>
-      </w:r>
-    </w:p>
-    <w:p>
-      <w:proofErr w:type="gramStart"/>
-      <w:r>
-        <w:t>Pros( information</w:t>
-      </w:r>
-      <w:proofErr w:type="gramEnd"/>
-      <w:r>
-        <w:t xml:space="preserve"> accessible, good presentation ) Cons( low interactivity, lacking deep analysis )</w:t>
-      </w:r>
-    </w:p>
-    <w:p>
-      <w:r>
-        <w:t>The ideal would be somewhere between these two.</w:t>
-      </w:r>
-    </w:p>
-    <w:p>
-      <w:pPr>
-        <w:pStyle w:val="Heading2"/>
-      </w:pPr>
-      <w:r>
-        <w:lastRenderedPageBreak/>
         <w:t>Potential Datasets</w:t>
-      </w:r>
-    </w:p>
-    <w:p>
-      <w:hyperlink r:id="rId7" w:history="1">
-        <w:r>
-          <w:rPr>
-            <w:rStyle w:val="Hyperlink"/>
-          </w:rPr>
-          <w:t>https://www.kaggle.com/datasets/jsonali2003/stellar-classification-dataset</w:t>
-        </w:r>
-      </w:hyperlink>
-      <w:r>
-        <w:t xml:space="preserve"> </w:t>
-      </w:r>
-    </w:p>
-    <w:p>
-      <w:pPr>
-        <w:pStyle w:val="ListParagraph"/>
-        <w:numPr>
-          <w:ilvl w:val="0"/>
-          <w:numId w:val="1"/>
-        </w:numPr>
-      </w:pPr>
-      <w:r>
-        <w:t xml:space="preserve">Had useable information but too little rows and columns and many useless values </w:t>
       </w:r>
     </w:p>
     <w:p>
@@ -286,6 +242,9 @@
           <w:t>https://www.kaggle.com/datasets/jsonali2003/stellar-classification-dataset</w:t>
         </w:r>
       </w:hyperlink>
+      <w:r>
+        <w:t xml:space="preserve"> </w:t>
+      </w:r>
     </w:p>
     <w:p>
       <w:pPr>
@@ -296,11 +255,33 @@
         </w:numPr>
       </w:pPr>
       <w:r>
+        <w:t xml:space="preserve">Had useable information but too little rows and columns and many useless values </w:t>
+      </w:r>
+    </w:p>
+    <w:p>
+      <w:hyperlink r:id="rId9" w:history="1">
+        <w:r>
+          <w:rPr>
+            <w:rStyle w:val="Hyperlink"/>
+          </w:rPr>
+          <w:t>https://www.kaggle.com/datasets/jsonali2003/stellar-classification-dataset</w:t>
+        </w:r>
+      </w:hyperlink>
+    </w:p>
+    <w:p>
+      <w:pPr>
+        <w:pStyle w:val="ListParagraph"/>
+        <w:numPr>
+          <w:ilvl w:val="0"/>
+          <w:numId w:val="1"/>
+        </w:numPr>
+      </w:pPr>
+      <w:r>
         <w:t>A lot more data but overly complex and difficult to use and interpret</w:t>
       </w:r>
     </w:p>
     <w:p>
-      <w:hyperlink r:id="rId9" w:history="1">
+      <w:hyperlink r:id="rId10" w:history="1">
         <w:r>
           <w:rPr>
             <w:rStyle w:val="Hyperlink"/>
@@ -318,19 +299,11 @@
         </w:numPr>
       </w:pPr>
       <w:r>
-        <w:t xml:space="preserve">Seemed ideal with good info and size but contains so many duplicates each with their own contradicting data. Out of over </w:t>
-      </w:r>
-      <w:proofErr w:type="gramStart"/>
-      <w:r>
-        <w:t>a 1000 entries</w:t>
-      </w:r>
-      <w:proofErr w:type="gramEnd"/>
-      <w:r>
-        <w:t xml:space="preserve"> only 30 unique stars were present.</w:t>
-      </w:r>
-    </w:p>
-    <w:p>
-      <w:hyperlink r:id="rId10" w:history="1">
+        <w:t>Seemed ideal with good info and size but contains many duplicates each with their own contradicting data. Out of over a 1000 entries only 30 unique stars were present.</w:t>
+      </w:r>
+    </w:p>
+    <w:p>
+      <w:hyperlink r:id="rId11" w:history="1">
         <w:r>
           <w:rPr>
             <w:rStyle w:val="Hyperlink"/>
@@ -348,40 +321,133 @@
         </w:numPr>
       </w:pPr>
       <w:r>
-        <w:t xml:space="preserve">Ideal dataset as it focuses on an </w:t>
-      </w:r>
-      <w:proofErr w:type="gramStart"/>
-      <w:r>
-        <w:t>idea</w:t>
-      </w:r>
-      <w:proofErr w:type="gramEnd"/>
-      <w:r>
-        <w:t xml:space="preserve"> I was struggling to find useful data for (exoplanets).</w:t>
-      </w:r>
-      <w:r>
-        <w:t xml:space="preserve"> The database is very large and has many unique and varied elements.</w:t>
-      </w:r>
-      <w:r>
-        <w:t xml:space="preserve"> Contains missing info but the worst columns for missing info are not useful anyways.</w:t>
+        <w:t>Ideal dataset as it focuses on an idea I was struggling to find useful data for (exoplanets). The database is very large and has many unique and varied elements. Contains missing info but the worst columns for missing info are not useful anyways.</w:t>
+      </w:r>
+    </w:p>
+    <w:p>
+      <w:pPr>
+        <w:pStyle w:val="Heading1"/>
+      </w:pPr>
+    </w:p>
+    <w:p>
+      <w:pPr>
+        <w:rPr>
+          <w:rFonts w:asciiTheme="majorHAnsi" w:eastAsiaTheme="majorEastAsia" w:hAnsiTheme="majorHAnsi" w:cstheme="majorBidi"/>
+          <w:color w:val="2F5496" w:themeColor="accent1" w:themeShade="BF"/>
+          <w:sz w:val="40"/>
+          <w:szCs w:val="40"/>
+        </w:rPr>
+      </w:pPr>
+      <w:r>
+        <w:br w:type="page"/>
+      </w:r>
+    </w:p>
+    <w:p>
+      <w:pPr>
+        <w:pStyle w:val="Heading1"/>
+      </w:pPr>
+      <w:r>
+        <w:lastRenderedPageBreak/>
+        <w:t xml:space="preserve">Chosen Idea- </w:t>
+      </w:r>
+      <w:r>
+        <w:t>Exoplanets</w:t>
+      </w:r>
+    </w:p>
+    <w:p>
+      <w:r>
+        <w:t xml:space="preserve">My goal is to produce an information system that shows the pattern and relation of variables between </w:t>
+      </w:r>
+      <w:r>
+        <w:t>different exoplanet types</w:t>
+      </w:r>
+      <w:r>
+        <w:t xml:space="preserve"> providing general analysis and information about these celestial bodies.</w:t>
+      </w:r>
+    </w:p>
+    <w:p>
+      <w:r>
+        <w:t xml:space="preserve">Particularly I find the relation between the </w:t>
+      </w:r>
+      <w:r>
+        <w:t xml:space="preserve">exoplanet type and its radius length </w:t>
+      </w:r>
+      <w:r>
+        <w:t>to be interesting and useful information to analys</w:t>
+      </w:r>
+      <w:r>
+        <w:t>e</w:t>
+      </w:r>
+      <w:r>
+        <w:t>.</w:t>
+      </w:r>
+    </w:p>
+    <w:p>
+      <w:r>
+        <w:t xml:space="preserve">Intended for researchers and astronomy/astrophysics enthusiasts to learn more about the trends seen in these </w:t>
+      </w:r>
+      <w:r>
+        <w:t>extrasolar planets</w:t>
+      </w:r>
+      <w:r>
+        <w:t xml:space="preserve"> and assist in future predictions.</w:t>
+      </w:r>
+    </w:p>
+    <w:p>
+      <w:r>
+        <w:t>This heavily relates to my interests as I’ve been intending to go into astrophysics as a college course and career path.</w:t>
+      </w:r>
+    </w:p>
+    <w:p>
+      <w:pPr>
+        <w:pStyle w:val="Heading2"/>
+      </w:pPr>
+      <w:r>
+        <w:t>Example Information Systems</w:t>
+      </w:r>
+    </w:p>
+    <w:p>
+      <w:hyperlink r:id="rId12" w:history="1">
+        <w:r>
+          <w:rPr>
+            <w:rStyle w:val="Hyperlink"/>
+          </w:rPr>
+          <w:t>https://exoplanetarchive.ipac.caltech.edu/</w:t>
+        </w:r>
+      </w:hyperlink>
+      <w:r>
+        <w:t xml:space="preserve"> - Very good example of a related information system</w:t>
+      </w:r>
+    </w:p>
+    <w:p>
+      <w:r>
+        <w:t>Pros( interactive, lots of info ) Cons( too much info, tools not very well explained )</w:t>
+      </w:r>
+    </w:p>
+    <w:p>
+      <w:hyperlink r:id="rId13" w:history="1">
+        <w:r>
+          <w:rPr>
+            <w:rStyle w:val="Hyperlink"/>
+          </w:rPr>
+          <w:t>https://science.nasa.gov/exoplanets/exoplanet-catalog/</w:t>
+        </w:r>
+      </w:hyperlink>
+      <w:r>
+        <w:t xml:space="preserve"> - Similar but with more flaws</w:t>
+      </w:r>
+    </w:p>
+    <w:p>
+      <w:r>
+        <w:t>Pros( information accessible, good presentation ) Cons( low interactivity, lacking deep analysis )</w:t>
+      </w:r>
+    </w:p>
+    <w:p>
+      <w:r>
+        <w:t>The ideal would be somewhere between these two.</w:t>
       </w:r>
     </w:p>
     <w:p/>
-    <w:p>
-      <w:pPr>
-        <w:pStyle w:val="Title"/>
-        <w:rPr>
-          <w:color w:val="FF0000"/>
-        </w:rPr>
-      </w:pPr>
-    </w:p>
-    <w:p>
-      <w:pPr>
-        <w:pStyle w:val="Title"/>
-        <w:rPr>
-          <w:color w:val="FF0000"/>
-        </w:rPr>
-      </w:pPr>
-    </w:p>
     <w:p>
       <w:pPr>
         <w:pStyle w:val="Title"/>
@@ -487,15 +553,7 @@
     </w:p>
     <w:p>
       <w:r>
-        <w:t xml:space="preserve">In order to meet the brief </w:t>
-      </w:r>
-      <w:proofErr w:type="gramStart"/>
-      <w:r>
-        <w:t>criteria</w:t>
-      </w:r>
-      <w:proofErr w:type="gramEnd"/>
-      <w:r>
-        <w:t xml:space="preserve"> I need to create 4 programs. </w:t>
+        <w:t xml:space="preserve">In order to meet the brief criteria I need to create 4 programs. </w:t>
       </w:r>
     </w:p>
     <w:p>
@@ -503,10 +561,46 @@
         <w:t>The first</w:t>
       </w:r>
       <w:r>
-        <w:t xml:space="preserve"> program </w:t>
-      </w:r>
-      <w:r>
-        <w:t xml:space="preserve">should read data from my chosen exoplanet database and clean it. While some missing values will not impact any of my analysis others are required and some data will be cleared from the database for not having important values. I would then send the new cleaned data to </w:t>
+        <w:t xml:space="preserve"> </w:t>
+      </w:r>
+      <w:r>
+        <w:t xml:space="preserve">Python </w:t>
+      </w:r>
+      <w:r>
+        <w:t xml:space="preserve">program </w:t>
+      </w:r>
+      <w:r>
+        <w:t xml:space="preserve">should </w:t>
+      </w:r>
+      <w:r>
+        <w:t>extract</w:t>
+      </w:r>
+      <w:r>
+        <w:t xml:space="preserve"> data from my chosen exoplanet data</w:t>
+      </w:r>
+      <w:r>
+        <w:t>set, clean it and store it in a database</w:t>
+      </w:r>
+      <w:r>
+        <w:t xml:space="preserve">. </w:t>
+      </w:r>
+      <w:r>
+        <w:t>Some values</w:t>
+      </w:r>
+      <w:r>
+        <w:t xml:space="preserve"> are required and some data will be cleared from the database for not having important values. I would then </w:t>
+      </w:r>
+      <w:r>
+        <w:t>store</w:t>
+      </w:r>
+      <w:r>
+        <w:t xml:space="preserve"> the new cleaned data </w:t>
+      </w:r>
+      <w:r>
+        <w:t>in</w:t>
+      </w:r>
+      <w:r>
+        <w:t xml:space="preserve"> </w:t>
       </w:r>
       <w:r>
         <w:t>a Firebase database.</w:t>
@@ -514,30 +608,138 @@
     </w:p>
     <w:p>
       <w:r>
-        <w:t xml:space="preserve">The second program should read data from Firebase and analyse it. I would divide the database into the primary categories of exoplanets. Then I would get analytics of these exoplanet types. </w:t>
-      </w:r>
-      <w:proofErr w:type="gramStart"/>
-      <w:r>
-        <w:t>Finally</w:t>
-      </w:r>
-      <w:proofErr w:type="gramEnd"/>
-      <w:r>
-        <w:t xml:space="preserve"> I need to display graphs as representation of the graphs on my main website. The data used to make these graphs are sent to Firebase alongside the exoplanet type averages.</w:t>
-      </w:r>
-    </w:p>
-    <w:p>
-      <w:r>
-        <w:t>The third program will be my web-based interface focused on providing the public with information and displaying data visualisations.</w:t>
-      </w:r>
-    </w:p>
+        <w:t xml:space="preserve">The second </w:t>
+      </w:r>
+      <w:r>
+        <w:t xml:space="preserve">Python </w:t>
+      </w:r>
+      <w:r>
+        <w:t>program should read data from Firebase and analyse it. I would divide the database into the categories of exoplanets. Then I would get analytics of these exoplanet types</w:t>
+      </w:r>
+      <w:r>
+        <w:t xml:space="preserve"> using Python data structures such as lists and dictionaries</w:t>
+      </w:r>
+      <w:r>
+        <w:t>. Finally I need to display</w:t>
+      </w:r>
+      <w:r>
+        <w:t xml:space="preserve"> at least 2</w:t>
+      </w:r>
+      <w:r>
+        <w:t xml:space="preserve"> </w:t>
+      </w:r>
+      <w:r>
+        <w:t>visualisations of my analysis in the form of graphs and charts</w:t>
+      </w:r>
+      <w:r>
+        <w:t xml:space="preserve">. The data used to make these graphs are sent to Firebase alongside the exoplanet type </w:t>
+      </w:r>
+      <w:r>
+        <w:t>analytics</w:t>
+      </w:r>
+      <w:r>
+        <w:t>.</w:t>
+      </w:r>
+    </w:p>
+    <w:p>
+      <w:r>
+        <w:t xml:space="preserve">The third </w:t>
+      </w:r>
+      <w:r>
+        <w:t xml:space="preserve">Html and JavaScript </w:t>
+      </w:r>
+      <w:r>
+        <w:t>program will be my web-based interface focused on providing the public with information and displaying data visualisations.</w:t>
+      </w:r>
+      <w:r>
+        <w:t xml:space="preserve"> I need to extract the graph data and display it on my information system. To meet advanced requirements some of these graphs should be interactive in a manner that enhances the analysis and comparison of the exoplanet types. Aswell as this I should have a separate section of my interface have customisable information search so users can access useful and informative data from my database. Due to the niche and theoretical nature of exoplanets I should help inform decisions rather than make recommendations.</w:t>
+      </w:r>
+    </w:p>
+    <w:p>
+      <w:r>
+        <w:t xml:space="preserve">The third Html and JavaScript program is </w:t>
+      </w:r>
+      <w:r>
+        <w:t xml:space="preserve">a form which is </w:t>
+      </w:r>
+      <w:r>
+        <w:t>needed to meet advanced requirements. It must be related to my dataset</w:t>
+      </w:r>
+      <w:r>
+        <w:t>, collect user data and store this data in a Firebase database. The data collected must contain at least three different data types, most notably strings, integers and Booleans. I must then validate this data and display a summary of the data on the form.</w:t>
+      </w:r>
+    </w:p>
+    <w:p>
+      <w:r>
+        <w:t xml:space="preserve">I plan to use a variety of technologies in all aspects of my project. I will be using Kaggle to find a dataset and convert it into a csv file. I will be using Firebase as my database as a way to store and retrieve data. In python I will be using Thonny to code and run my program and I will be using matplotlib to display graphs. In JavaScript I will be using Visual Studio Code to code my program and I will be using Chart.js to display graphs. </w:t>
+      </w:r>
+    </w:p>
+    <w:p/>
     <w:p>
       <w:pPr>
         <w:pStyle w:val="Title"/>
-      </w:pPr>
-      <w:r>
         <w:rPr>
           <w:rStyle w:val="Heading1Char"/>
         </w:rPr>
+      </w:pPr>
+    </w:p>
+    <w:p>
+      <w:pPr>
+        <w:pStyle w:val="Title"/>
+        <w:rPr>
+          <w:rStyle w:val="Heading1Char"/>
+        </w:rPr>
+      </w:pPr>
+    </w:p>
+    <w:p>
+      <w:pPr>
+        <w:pStyle w:val="Title"/>
+        <w:rPr>
+          <w:rStyle w:val="Heading1Char"/>
+        </w:rPr>
+      </w:pPr>
+    </w:p>
+    <w:p>
+      <w:pPr>
+        <w:pStyle w:val="Title"/>
+        <w:rPr>
+          <w:rStyle w:val="Heading1Char"/>
+        </w:rPr>
+      </w:pPr>
+    </w:p>
+    <w:p>
+      <w:pPr>
+        <w:pStyle w:val="Title"/>
+        <w:rPr>
+          <w:rStyle w:val="Heading1Char"/>
+        </w:rPr>
+      </w:pPr>
+    </w:p>
+    <w:p>
+      <w:pPr>
+        <w:pStyle w:val="Title"/>
+        <w:rPr>
+          <w:rStyle w:val="Heading1Char"/>
+        </w:rPr>
+      </w:pPr>
+    </w:p>
+    <w:p>
+      <w:pPr>
+        <w:pStyle w:val="Title"/>
+        <w:rPr>
+          <w:rStyle w:val="Heading1Char"/>
+        </w:rPr>
+      </w:pPr>
+    </w:p>
+    <w:p>
+      <w:pPr>
+        <w:pStyle w:val="Title"/>
+      </w:pPr>
+      <w:r>
+        <w:rPr>
+          <w:rStyle w:val="Heading1Char"/>
+        </w:rPr>
+        <w:lastRenderedPageBreak/>
         <w:t>Reading and Cleaning Flowchart</w:t>
       </w:r>
       <w:r>
@@ -565,7 +767,7 @@
                     <pic:cNvPicPr/>
                   </pic:nvPicPr>
                   <pic:blipFill>
-                    <a:blip r:embed="rId11">
+                    <a:blip r:embed="rId14">
                       <a:extLst>
                         <a:ext uri="{28A0092B-C50C-407E-A947-70E740481C1C}">
                           <a14:useLocalDpi xmlns:a14="http://schemas.microsoft.com/office/drawing/2010/main" val="0"/>
@@ -617,12 +819,11 @@
         <w:rPr>
           <w:noProof/>
         </w:rPr>
-        <w:lastRenderedPageBreak/>
         <w:drawing>
-          <wp:inline distT="0" distB="0" distL="0" distR="0" wp14:anchorId="7E1BC566" wp14:editId="0F5CA3CC">
-            <wp:extent cx="5731510" cy="2286000"/>
-            <wp:effectExtent l="0" t="0" r="2540" b="0"/>
-            <wp:docPr id="852838809" name="Picture 9" descr="A diagram of a flowchart&#10;&#10;AI-generated content may be incorrect."/>
+          <wp:inline distT="0" distB="0" distL="0" distR="0" wp14:anchorId="75623FC6" wp14:editId="5887818D">
+            <wp:extent cx="5731510" cy="2621280"/>
+            <wp:effectExtent l="0" t="0" r="2540" b="7620"/>
+            <wp:docPr id="234486068" name="Picture 1" descr="A diagram of a company&#10;&#10;AI-generated content may be incorrect."/>
             <wp:cNvGraphicFramePr>
               <a:graphicFrameLocks xmlns:a="http://schemas.openxmlformats.org/drawingml/2006/main" noChangeAspect="1"/>
             </wp:cNvGraphicFramePr>
@@ -630,11 +831,11 @@
               <a:graphicData uri="http://schemas.openxmlformats.org/drawingml/2006/picture">
                 <pic:pic xmlns:pic="http://schemas.openxmlformats.org/drawingml/2006/picture">
                   <pic:nvPicPr>
-                    <pic:cNvPr id="852838809" name="Picture 9" descr="A diagram of a flowchart&#10;&#10;AI-generated content may be incorrect."/>
+                    <pic:cNvPr id="234486068" name="Picture 1" descr="A diagram of a company&#10;&#10;AI-generated content may be incorrect."/>
                     <pic:cNvPicPr/>
                   </pic:nvPicPr>
                   <pic:blipFill>
-                    <a:blip r:embed="rId12" cstate="print">
+                    <a:blip r:embed="rId15" cstate="print">
                       <a:extLst>
                         <a:ext uri="{28A0092B-C50C-407E-A947-70E740481C1C}">
                           <a14:useLocalDpi xmlns:a14="http://schemas.microsoft.com/office/drawing/2010/main" val="0"/>
@@ -648,7 +849,7 @@
                   <pic:spPr>
                     <a:xfrm>
                       <a:off x="0" y="0"/>
-                      <a:ext cx="5731510" cy="2286000"/>
+                      <a:ext cx="5731510" cy="2621280"/>
                     </a:xfrm>
                     <a:prstGeom prst="rect">
                       <a:avLst/>
@@ -685,12 +886,15 @@
       <w:r>
         <w:rPr>
           <w:noProof/>
+          <w:color w:val="2F5496" w:themeColor="accent1" w:themeShade="BF"/>
+          <w:sz w:val="40"/>
+          <w:szCs w:val="40"/>
         </w:rPr>
         <w:drawing>
-          <wp:inline distT="0" distB="0" distL="0" distR="0" wp14:anchorId="4E485163" wp14:editId="3D9B7176">
-            <wp:extent cx="5042414" cy="1967563"/>
-            <wp:effectExtent l="0" t="0" r="6350" b="0"/>
-            <wp:docPr id="440995654" name="Picture 10" descr="A diagram of a company&#10;&#10;AI-generated content may be incorrect."/>
+          <wp:inline distT="0" distB="0" distL="0" distR="0" wp14:anchorId="16D27894" wp14:editId="389D4076">
+            <wp:extent cx="5552902" cy="2050415"/>
+            <wp:effectExtent l="0" t="0" r="0" b="6985"/>
+            <wp:docPr id="1270161845" name="Picture 2" descr="A diagram of a company&#10;&#10;AI-generated content may be incorrect."/>
             <wp:cNvGraphicFramePr>
               <a:graphicFrameLocks xmlns:a="http://schemas.openxmlformats.org/drawingml/2006/main" noChangeAspect="1"/>
             </wp:cNvGraphicFramePr>
@@ -698,11 +902,11 @@
               <a:graphicData uri="http://schemas.openxmlformats.org/drawingml/2006/picture">
                 <pic:pic xmlns:pic="http://schemas.openxmlformats.org/drawingml/2006/picture">
                   <pic:nvPicPr>
-                    <pic:cNvPr id="440995654" name="Picture 10" descr="A diagram of a company&#10;&#10;AI-generated content may be incorrect."/>
+                    <pic:cNvPr id="1270161845" name="Picture 2" descr="A diagram of a company&#10;&#10;AI-generated content may be incorrect."/>
                     <pic:cNvPicPr/>
                   </pic:nvPicPr>
                   <pic:blipFill>
-                    <a:blip r:embed="rId13" cstate="print">
+                    <a:blip r:embed="rId16" cstate="print">
                       <a:extLst>
                         <a:ext uri="{28A0092B-C50C-407E-A947-70E740481C1C}">
                           <a14:useLocalDpi xmlns:a14="http://schemas.microsoft.com/office/drawing/2010/main" val="0"/>
@@ -716,7 +920,7 @@
                   <pic:spPr>
                     <a:xfrm>
                       <a:off x="0" y="0"/>
-                      <a:ext cx="5112208" cy="1994797"/>
+                      <a:ext cx="5637283" cy="2081573"/>
                     </a:xfrm>
                     <a:prstGeom prst="rect">
                       <a:avLst/>
@@ -733,12 +937,8 @@
       <w:pPr>
         <w:pStyle w:val="Heading1"/>
       </w:pPr>
-    </w:p>
-    <w:p>
-      <w:pPr>
-        <w:pStyle w:val="Heading1"/>
-      </w:pPr>
-      <w:r>
+      <w:r>
+        <w:lastRenderedPageBreak/>
         <w:t>System Architecture Diagram</w:t>
       </w:r>
     </w:p>
@@ -765,7 +965,7 @@
                     </pic:cNvPicPr>
                   </pic:nvPicPr>
                   <pic:blipFill>
-                    <a:blip r:embed="rId14" cstate="print">
+                    <a:blip r:embed="rId17" cstate="print">
                       <a:extLst>
                         <a:ext uri="{28A0092B-C50C-407E-A947-70E740481C1C}">
                           <a14:useLocalDpi xmlns:a14="http://schemas.microsoft.com/office/drawing/2010/main" val="0"/>
@@ -799,23 +999,19 @@
         <w:pStyle w:val="Heading1"/>
       </w:pPr>
       <w:r>
-        <w:lastRenderedPageBreak/>
         <w:t>Wireframe Diagram</w:t>
       </w:r>
     </w:p>
     <w:p>
-      <w:pPr>
-        <w:pStyle w:val="Heading1"/>
-      </w:pPr>
       <w:r>
         <w:rPr>
           <w:noProof/>
         </w:rPr>
         <w:drawing>
-          <wp:inline distT="0" distB="0" distL="0" distR="0" wp14:anchorId="01690F70" wp14:editId="2B208CF3">
-            <wp:extent cx="5648325" cy="4314825"/>
-            <wp:effectExtent l="0" t="0" r="9525" b="9525"/>
-            <wp:docPr id="1344820614" name="Picture 2"/>
+          <wp:inline distT="0" distB="0" distL="0" distR="0" wp14:anchorId="79067E74" wp14:editId="092E1F48">
+            <wp:extent cx="5278320" cy="4032174"/>
+            <wp:effectExtent l="0" t="0" r="0" b="6985"/>
+            <wp:docPr id="1862707645" name="Picture 2" descr="A screenshot of a computer&#10;&#10;AI-generated content may be incorrect."/>
             <wp:cNvGraphicFramePr>
               <a:graphicFrameLocks xmlns:a="http://schemas.openxmlformats.org/drawingml/2006/main" noChangeAspect="1"/>
             </wp:cNvGraphicFramePr>
@@ -823,13 +1019,13 @@
               <a:graphicData uri="http://schemas.openxmlformats.org/drawingml/2006/picture">
                 <pic:pic xmlns:pic="http://schemas.openxmlformats.org/drawingml/2006/picture">
                   <pic:nvPicPr>
-                    <pic:cNvPr id="0" name="Picture 3"/>
+                    <pic:cNvPr id="1862707645" name="Picture 2" descr="A screenshot of a computer&#10;&#10;AI-generated content may be incorrect."/>
                     <pic:cNvPicPr>
                       <a:picLocks noChangeAspect="1" noChangeArrowheads="1"/>
                     </pic:cNvPicPr>
                   </pic:nvPicPr>
                   <pic:blipFill>
-                    <a:blip r:embed="rId15" cstate="print">
+                    <a:blip r:embed="rId18" cstate="print">
                       <a:extLst>
                         <a:ext uri="{28A0092B-C50C-407E-A947-70E740481C1C}">
                           <a14:useLocalDpi xmlns:a14="http://schemas.microsoft.com/office/drawing/2010/main" val="0"/>
@@ -844,7 +1040,7 @@
                   <pic:spPr bwMode="auto">
                     <a:xfrm>
                       <a:off x="0" y="0"/>
-                      <a:ext cx="5693939" cy="4349670"/>
+                      <a:ext cx="5278320" cy="4032174"/>
                     </a:xfrm>
                     <a:prstGeom prst="rect">
                       <a:avLst/>
@@ -858,6 +1054,1500 @@
         </w:drawing>
       </w:r>
     </w:p>
+    <w:p>
+      <w:pPr>
+        <w:pStyle w:val="Title"/>
+        <w:rPr>
+          <w:color w:val="FF0000"/>
+        </w:rPr>
+      </w:pPr>
+    </w:p>
+    <w:p>
+      <w:pPr>
+        <w:pStyle w:val="Title"/>
+        <w:rPr>
+          <w:color w:val="FF0000"/>
+        </w:rPr>
+      </w:pPr>
+      <w:r>
+        <w:rPr>
+          <w:color w:val="FF0000"/>
+        </w:rPr>
+        <w:lastRenderedPageBreak/>
+        <w:t>Create</w:t>
+      </w:r>
+    </w:p>
+    <w:p>
+      <w:pPr>
+        <w:pStyle w:val="Heading1"/>
+      </w:pPr>
+      <w:r>
+        <w:t>Progress Log</w:t>
+      </w:r>
+    </w:p>
+    <w:tbl>
+      <w:tblPr>
+        <w:tblStyle w:val="TableGrid"/>
+        <w:tblW w:w="0" w:type="auto"/>
+        <w:tblLook w:val="04A0" w:firstRow="1" w:lastRow="0" w:firstColumn="1" w:lastColumn="0" w:noHBand="0" w:noVBand="1"/>
+      </w:tblPr>
+      <w:tblGrid>
+        <w:gridCol w:w="9016"/>
+      </w:tblGrid>
+      <w:tr>
+        <w:tc>
+          <w:tcPr>
+            <w:tcW w:w="9016" w:type="dxa"/>
+          </w:tcPr>
+          <w:p>
+            <w:pPr>
+              <w:rPr>
+                <w:color w:val="7030A0"/>
+                <w:sz w:val="20"/>
+                <w:szCs w:val="20"/>
+              </w:rPr>
+            </w:pPr>
+            <w:r>
+              <w:rPr>
+                <w:color w:val="7030A0"/>
+                <w:sz w:val="20"/>
+                <w:szCs w:val="20"/>
+              </w:rPr>
+              <w:t>Fortnight 1 (2</w:t>
+            </w:r>
+            <w:r>
+              <w:rPr>
+                <w:color w:val="7030A0"/>
+                <w:sz w:val="20"/>
+                <w:szCs w:val="20"/>
+                <w:vertAlign w:val="superscript"/>
+              </w:rPr>
+              <w:t>nd</w:t>
+            </w:r>
+            <w:r>
+              <w:rPr>
+                <w:color w:val="7030A0"/>
+                <w:sz w:val="20"/>
+                <w:szCs w:val="20"/>
+              </w:rPr>
+              <w:t>-1</w:t>
+            </w:r>
+            <w:r>
+              <w:rPr>
+                <w:color w:val="7030A0"/>
+                <w:sz w:val="20"/>
+                <w:szCs w:val="20"/>
+              </w:rPr>
+              <w:t>3</w:t>
+            </w:r>
+            <w:r>
+              <w:rPr>
+                <w:color w:val="7030A0"/>
+                <w:sz w:val="20"/>
+                <w:szCs w:val="20"/>
+                <w:vertAlign w:val="superscript"/>
+              </w:rPr>
+              <w:t>th</w:t>
+            </w:r>
+            <w:r>
+              <w:rPr>
+                <w:color w:val="7030A0"/>
+                <w:sz w:val="20"/>
+                <w:szCs w:val="20"/>
+              </w:rPr>
+              <w:t xml:space="preserve"> December):</w:t>
+            </w:r>
+          </w:p>
+          <w:p>
+            <w:pPr>
+              <w:pStyle w:val="ListParagraph"/>
+              <w:numPr>
+                <w:ilvl w:val="0"/>
+                <w:numId w:val="2"/>
+              </w:numPr>
+              <w:rPr>
+                <w:sz w:val="20"/>
+                <w:szCs w:val="20"/>
+              </w:rPr>
+            </w:pPr>
+            <w:r>
+              <w:rPr>
+                <w:sz w:val="20"/>
+                <w:szCs w:val="20"/>
+              </w:rPr>
+              <w:t>Investigated ideas for brief</w:t>
+            </w:r>
+          </w:p>
+          <w:p>
+            <w:pPr>
+              <w:pStyle w:val="ListParagraph"/>
+              <w:numPr>
+                <w:ilvl w:val="0"/>
+                <w:numId w:val="2"/>
+              </w:numPr>
+              <w:rPr>
+                <w:sz w:val="20"/>
+                <w:szCs w:val="20"/>
+              </w:rPr>
+            </w:pPr>
+            <w:r>
+              <w:rPr>
+                <w:sz w:val="20"/>
+                <w:szCs w:val="20"/>
+              </w:rPr>
+              <w:t>Searched on Kaggle for datasets broadly related to Astronomy</w:t>
+            </w:r>
+          </w:p>
+          <w:p>
+            <w:pPr>
+              <w:pStyle w:val="ListParagraph"/>
+              <w:numPr>
+                <w:ilvl w:val="0"/>
+                <w:numId w:val="2"/>
+              </w:numPr>
+              <w:rPr>
+                <w:sz w:val="20"/>
+                <w:szCs w:val="20"/>
+              </w:rPr>
+            </w:pPr>
+            <w:r>
+              <w:rPr>
+                <w:sz w:val="20"/>
+                <w:szCs w:val="20"/>
+              </w:rPr>
+              <w:t>Chose to focus on Exoplanets and began research</w:t>
+            </w:r>
+          </w:p>
+          <w:p>
+            <w:pPr>
+              <w:pStyle w:val="ListParagraph"/>
+              <w:numPr>
+                <w:ilvl w:val="0"/>
+                <w:numId w:val="2"/>
+              </w:numPr>
+              <w:rPr>
+                <w:sz w:val="20"/>
+                <w:szCs w:val="20"/>
+              </w:rPr>
+            </w:pPr>
+            <w:r>
+              <w:rPr>
+                <w:sz w:val="20"/>
+                <w:szCs w:val="20"/>
+              </w:rPr>
+              <w:t xml:space="preserve">Found a suitable dataset for Exoplanets </w:t>
+            </w:r>
+          </w:p>
+        </w:tc>
+      </w:tr>
+      <w:tr>
+        <w:tc>
+          <w:tcPr>
+            <w:tcW w:w="9016" w:type="dxa"/>
+          </w:tcPr>
+          <w:p>
+            <w:pPr>
+              <w:rPr>
+                <w:color w:val="7030A0"/>
+                <w:sz w:val="20"/>
+                <w:szCs w:val="20"/>
+              </w:rPr>
+            </w:pPr>
+            <w:r>
+              <w:rPr>
+                <w:color w:val="7030A0"/>
+                <w:sz w:val="20"/>
+                <w:szCs w:val="20"/>
+              </w:rPr>
+              <w:t>Fortnight 2 (</w:t>
+            </w:r>
+            <w:r>
+              <w:rPr>
+                <w:color w:val="7030A0"/>
+                <w:sz w:val="20"/>
+                <w:szCs w:val="20"/>
+              </w:rPr>
+              <w:t>16</w:t>
+            </w:r>
+            <w:r>
+              <w:rPr>
+                <w:color w:val="7030A0"/>
+                <w:sz w:val="20"/>
+                <w:szCs w:val="20"/>
+                <w:vertAlign w:val="superscript"/>
+              </w:rPr>
+              <w:t>nd</w:t>
+            </w:r>
+            <w:r>
+              <w:rPr>
+                <w:color w:val="7030A0"/>
+                <w:sz w:val="20"/>
+                <w:szCs w:val="20"/>
+              </w:rPr>
+              <w:t>-</w:t>
+            </w:r>
+            <w:r>
+              <w:rPr>
+                <w:color w:val="7030A0"/>
+                <w:sz w:val="20"/>
+                <w:szCs w:val="20"/>
+              </w:rPr>
+              <w:t>20</w:t>
+            </w:r>
+            <w:r>
+              <w:rPr>
+                <w:color w:val="7030A0"/>
+                <w:sz w:val="20"/>
+                <w:szCs w:val="20"/>
+                <w:vertAlign w:val="superscript"/>
+              </w:rPr>
+              <w:t>st</w:t>
+            </w:r>
+            <w:r>
+              <w:rPr>
+                <w:color w:val="7030A0"/>
+                <w:sz w:val="20"/>
+                <w:szCs w:val="20"/>
+              </w:rPr>
+              <w:t xml:space="preserve"> December</w:t>
+            </w:r>
+            <w:r>
+              <w:rPr>
+                <w:color w:val="7030A0"/>
+                <w:sz w:val="20"/>
+                <w:szCs w:val="20"/>
+              </w:rPr>
+              <w:t xml:space="preserve"> and 6</w:t>
+            </w:r>
+            <w:r>
+              <w:rPr>
+                <w:color w:val="7030A0"/>
+                <w:sz w:val="20"/>
+                <w:szCs w:val="20"/>
+                <w:vertAlign w:val="superscript"/>
+              </w:rPr>
+              <w:t>th</w:t>
+            </w:r>
+            <w:r>
+              <w:rPr>
+                <w:color w:val="7030A0"/>
+                <w:sz w:val="20"/>
+                <w:szCs w:val="20"/>
+              </w:rPr>
+              <w:t>-10</w:t>
+            </w:r>
+            <w:r>
+              <w:rPr>
+                <w:color w:val="7030A0"/>
+                <w:sz w:val="20"/>
+                <w:szCs w:val="20"/>
+                <w:vertAlign w:val="superscript"/>
+              </w:rPr>
+              <w:t>th</w:t>
+            </w:r>
+            <w:r>
+              <w:rPr>
+                <w:color w:val="7030A0"/>
+                <w:sz w:val="20"/>
+                <w:szCs w:val="20"/>
+              </w:rPr>
+              <w:t xml:space="preserve"> January </w:t>
+            </w:r>
+            <w:r>
+              <w:rPr>
+                <w:color w:val="7030A0"/>
+                <w:sz w:val="20"/>
+                <w:szCs w:val="20"/>
+              </w:rPr>
+              <w:t>):</w:t>
+            </w:r>
+          </w:p>
+          <w:p>
+            <w:pPr>
+              <w:pStyle w:val="ListParagraph"/>
+              <w:numPr>
+                <w:ilvl w:val="0"/>
+                <w:numId w:val="5"/>
+              </w:numPr>
+              <w:rPr>
+                <w:sz w:val="20"/>
+                <w:szCs w:val="20"/>
+              </w:rPr>
+            </w:pPr>
+            <w:r>
+              <w:rPr>
+                <w:sz w:val="20"/>
+                <w:szCs w:val="20"/>
+              </w:rPr>
+              <w:t>Planned which graphs to display</w:t>
+            </w:r>
+          </w:p>
+          <w:p>
+            <w:pPr>
+              <w:pStyle w:val="ListParagraph"/>
+              <w:numPr>
+                <w:ilvl w:val="0"/>
+                <w:numId w:val="5"/>
+              </w:numPr>
+              <w:rPr>
+                <w:sz w:val="20"/>
+                <w:szCs w:val="20"/>
+              </w:rPr>
+            </w:pPr>
+            <w:r>
+              <w:rPr>
+                <w:sz w:val="20"/>
+                <w:szCs w:val="20"/>
+              </w:rPr>
+              <w:t>Outlined which steps are needed to achieve brief requirements</w:t>
+            </w:r>
+          </w:p>
+          <w:p>
+            <w:pPr>
+              <w:pStyle w:val="ListParagraph"/>
+              <w:numPr>
+                <w:ilvl w:val="0"/>
+                <w:numId w:val="5"/>
+              </w:numPr>
+              <w:rPr>
+                <w:sz w:val="20"/>
+                <w:szCs w:val="20"/>
+              </w:rPr>
+            </w:pPr>
+            <w:r>
+              <w:rPr>
+                <w:sz w:val="20"/>
+                <w:szCs w:val="20"/>
+              </w:rPr>
+              <w:t>Designed a Wireframe of the Information System and Survey</w:t>
+            </w:r>
+          </w:p>
+          <w:p>
+            <w:pPr>
+              <w:pStyle w:val="ListParagraph"/>
+              <w:numPr>
+                <w:ilvl w:val="0"/>
+                <w:numId w:val="5"/>
+              </w:numPr>
+              <w:rPr>
+                <w:sz w:val="20"/>
+                <w:szCs w:val="20"/>
+              </w:rPr>
+            </w:pPr>
+            <w:r>
+              <w:rPr>
+                <w:sz w:val="20"/>
+                <w:szCs w:val="20"/>
+              </w:rPr>
+              <w:t>Designed a System Architecture Diagram and Flowchart of processes</w:t>
+            </w:r>
+          </w:p>
+        </w:tc>
+      </w:tr>
+      <w:tr>
+        <w:tc>
+          <w:tcPr>
+            <w:tcW w:w="9016" w:type="dxa"/>
+          </w:tcPr>
+          <w:p>
+            <w:pPr>
+              <w:rPr>
+                <w:color w:val="7030A0"/>
+                <w:sz w:val="20"/>
+                <w:szCs w:val="20"/>
+              </w:rPr>
+            </w:pPr>
+            <w:r>
+              <w:rPr>
+                <w:color w:val="7030A0"/>
+                <w:sz w:val="20"/>
+                <w:szCs w:val="20"/>
+              </w:rPr>
+              <w:t>Fortnight 3 (13</w:t>
+            </w:r>
+            <w:r>
+              <w:rPr>
+                <w:color w:val="7030A0"/>
+                <w:sz w:val="20"/>
+                <w:szCs w:val="20"/>
+                <w:vertAlign w:val="superscript"/>
+              </w:rPr>
+              <w:t>th</w:t>
+            </w:r>
+            <w:r>
+              <w:rPr>
+                <w:color w:val="7030A0"/>
+                <w:sz w:val="20"/>
+                <w:szCs w:val="20"/>
+              </w:rPr>
+              <w:t>-24</w:t>
+            </w:r>
+            <w:r>
+              <w:rPr>
+                <w:color w:val="7030A0"/>
+                <w:sz w:val="20"/>
+                <w:szCs w:val="20"/>
+                <w:vertAlign w:val="superscript"/>
+              </w:rPr>
+              <w:t>th</w:t>
+            </w:r>
+            <w:r>
+              <w:rPr>
+                <w:color w:val="7030A0"/>
+                <w:sz w:val="20"/>
+                <w:szCs w:val="20"/>
+              </w:rPr>
+              <w:t xml:space="preserve"> January):</w:t>
+            </w:r>
+          </w:p>
+          <w:p>
+            <w:pPr>
+              <w:pStyle w:val="ListParagraph"/>
+              <w:numPr>
+                <w:ilvl w:val="0"/>
+                <w:numId w:val="9"/>
+              </w:numPr>
+              <w:rPr>
+                <w:sz w:val="20"/>
+                <w:szCs w:val="20"/>
+              </w:rPr>
+            </w:pPr>
+            <w:r>
+              <w:rPr>
+                <w:sz w:val="20"/>
+                <w:szCs w:val="20"/>
+              </w:rPr>
+              <w:t>Began work on data extraction and cleaning</w:t>
+            </w:r>
+          </w:p>
+          <w:p>
+            <w:pPr>
+              <w:pStyle w:val="ListParagraph"/>
+              <w:numPr>
+                <w:ilvl w:val="0"/>
+                <w:numId w:val="6"/>
+              </w:numPr>
+              <w:rPr>
+                <w:sz w:val="20"/>
+                <w:szCs w:val="20"/>
+              </w:rPr>
+            </w:pPr>
+            <w:r>
+              <w:rPr>
+                <w:sz w:val="20"/>
+                <w:szCs w:val="20"/>
+              </w:rPr>
+              <w:t>Dataset read via Python and planets alongside their values were put into a dictionary</w:t>
+            </w:r>
+          </w:p>
+          <w:p>
+            <w:pPr>
+              <w:pStyle w:val="ListParagraph"/>
+              <w:numPr>
+                <w:ilvl w:val="0"/>
+                <w:numId w:val="6"/>
+              </w:numPr>
+              <w:rPr>
+                <w:sz w:val="20"/>
+                <w:szCs w:val="20"/>
+              </w:rPr>
+            </w:pPr>
+            <w:r>
+              <w:rPr>
+                <w:sz w:val="20"/>
+                <w:szCs w:val="20"/>
+              </w:rPr>
+              <w:t>typecheck() function made to ensure values were valid</w:t>
+            </w:r>
+          </w:p>
+          <w:p>
+            <w:pPr>
+              <w:pStyle w:val="ListParagraph"/>
+              <w:numPr>
+                <w:ilvl w:val="0"/>
+                <w:numId w:val="6"/>
+              </w:numPr>
+              <w:rPr>
+                <w:sz w:val="20"/>
+                <w:szCs w:val="20"/>
+              </w:rPr>
+            </w:pPr>
+            <w:r>
+              <w:rPr>
+                <w:sz w:val="20"/>
+                <w:szCs w:val="20"/>
+              </w:rPr>
+              <w:t>dataclean() function made to remove illegal characters so data can be sent to Firebase</w:t>
+            </w:r>
+          </w:p>
+          <w:p>
+            <w:pPr>
+              <w:pStyle w:val="ListParagraph"/>
+              <w:numPr>
+                <w:ilvl w:val="0"/>
+                <w:numId w:val="6"/>
+              </w:numPr>
+              <w:rPr>
+                <w:sz w:val="20"/>
+                <w:szCs w:val="20"/>
+              </w:rPr>
+            </w:pPr>
+            <w:r>
+              <w:rPr>
+                <w:sz w:val="20"/>
+                <w:szCs w:val="20"/>
+              </w:rPr>
+              <w:t>First successful sending of data from the dataset into Firebase</w:t>
+            </w:r>
+          </w:p>
+        </w:tc>
+      </w:tr>
+      <w:tr>
+        <w:tc>
+          <w:tcPr>
+            <w:tcW w:w="9016" w:type="dxa"/>
+          </w:tcPr>
+          <w:p>
+            <w:pPr>
+              <w:rPr>
+                <w:color w:val="7030A0"/>
+                <w:sz w:val="20"/>
+                <w:szCs w:val="20"/>
+              </w:rPr>
+            </w:pPr>
+            <w:r>
+              <w:rPr>
+                <w:color w:val="7030A0"/>
+                <w:sz w:val="20"/>
+                <w:szCs w:val="20"/>
+              </w:rPr>
+              <w:t>Fortnight 4 (13</w:t>
+            </w:r>
+            <w:r>
+              <w:rPr>
+                <w:color w:val="7030A0"/>
+                <w:sz w:val="20"/>
+                <w:szCs w:val="20"/>
+                <w:vertAlign w:val="superscript"/>
+              </w:rPr>
+              <w:t>th</w:t>
+            </w:r>
+            <w:r>
+              <w:rPr>
+                <w:color w:val="7030A0"/>
+                <w:sz w:val="20"/>
+                <w:szCs w:val="20"/>
+              </w:rPr>
+              <w:t>-24</w:t>
+            </w:r>
+            <w:r>
+              <w:rPr>
+                <w:color w:val="7030A0"/>
+                <w:sz w:val="20"/>
+                <w:szCs w:val="20"/>
+                <w:vertAlign w:val="superscript"/>
+              </w:rPr>
+              <w:t>th</w:t>
+            </w:r>
+            <w:r>
+              <w:rPr>
+                <w:color w:val="7030A0"/>
+                <w:sz w:val="20"/>
+                <w:szCs w:val="20"/>
+              </w:rPr>
+              <w:t xml:space="preserve"> January):</w:t>
+            </w:r>
+          </w:p>
+          <w:p>
+            <w:pPr>
+              <w:pStyle w:val="ListParagraph"/>
+              <w:numPr>
+                <w:ilvl w:val="0"/>
+                <w:numId w:val="7"/>
+              </w:numPr>
+              <w:rPr>
+                <w:sz w:val="20"/>
+                <w:szCs w:val="20"/>
+              </w:rPr>
+            </w:pPr>
+            <w:r>
+              <w:rPr>
+                <w:sz w:val="20"/>
+                <w:szCs w:val="20"/>
+              </w:rPr>
+              <w:t>Invalid data in dataset put into new dictionary to be cleaned</w:t>
+            </w:r>
+          </w:p>
+          <w:p>
+            <w:pPr>
+              <w:pStyle w:val="ListParagraph"/>
+              <w:numPr>
+                <w:ilvl w:val="0"/>
+                <w:numId w:val="7"/>
+              </w:numPr>
+              <w:rPr>
+                <w:sz w:val="20"/>
+                <w:szCs w:val="20"/>
+              </w:rPr>
+            </w:pPr>
+            <w:r>
+              <w:rPr>
+                <w:sz w:val="20"/>
+                <w:szCs w:val="20"/>
+              </w:rPr>
+              <w:t>Decided on which values are important and filtered data being sent to Firebase using that</w:t>
+            </w:r>
+          </w:p>
+          <w:p>
+            <w:pPr>
+              <w:pStyle w:val="ListParagraph"/>
+              <w:numPr>
+                <w:ilvl w:val="0"/>
+                <w:numId w:val="7"/>
+              </w:numPr>
+              <w:rPr>
+                <w:sz w:val="20"/>
+                <w:szCs w:val="20"/>
+              </w:rPr>
+            </w:pPr>
+            <w:r>
+              <w:rPr>
+                <w:sz w:val="20"/>
+                <w:szCs w:val="20"/>
+              </w:rPr>
+              <w:t>Printed how often each property was missing from data</w:t>
+            </w:r>
+          </w:p>
+          <w:p>
+            <w:pPr>
+              <w:pStyle w:val="ListParagraph"/>
+              <w:numPr>
+                <w:ilvl w:val="0"/>
+                <w:numId w:val="7"/>
+              </w:numPr>
+              <w:rPr>
+                <w:sz w:val="20"/>
+                <w:szCs w:val="20"/>
+              </w:rPr>
+            </w:pPr>
+            <w:r>
+              <w:rPr>
+                <w:sz w:val="20"/>
+                <w:szCs w:val="20"/>
+              </w:rPr>
+              <w:t>Began work on analytics</w:t>
+            </w:r>
+          </w:p>
+          <w:p>
+            <w:pPr>
+              <w:pStyle w:val="ListParagraph"/>
+              <w:numPr>
+                <w:ilvl w:val="0"/>
+                <w:numId w:val="7"/>
+              </w:numPr>
+              <w:rPr>
+                <w:sz w:val="20"/>
+                <w:szCs w:val="20"/>
+              </w:rPr>
+            </w:pPr>
+            <w:r>
+              <w:rPr>
+                <w:sz w:val="20"/>
+                <w:szCs w:val="20"/>
+              </w:rPr>
+              <w:t>Database read via Python and exoplanets divided by category</w:t>
+            </w:r>
+          </w:p>
+        </w:tc>
+      </w:tr>
+      <w:tr>
+        <w:tc>
+          <w:tcPr>
+            <w:tcW w:w="9016" w:type="dxa"/>
+          </w:tcPr>
+          <w:p>
+            <w:pPr>
+              <w:rPr>
+                <w:color w:val="7030A0"/>
+                <w:sz w:val="20"/>
+                <w:szCs w:val="20"/>
+              </w:rPr>
+            </w:pPr>
+            <w:r>
+              <w:rPr>
+                <w:color w:val="7030A0"/>
+                <w:sz w:val="20"/>
+                <w:szCs w:val="20"/>
+              </w:rPr>
+              <w:t>Fortnight 5 (27</w:t>
+            </w:r>
+            <w:r>
+              <w:rPr>
+                <w:color w:val="7030A0"/>
+                <w:sz w:val="20"/>
+                <w:szCs w:val="20"/>
+                <w:vertAlign w:val="superscript"/>
+              </w:rPr>
+              <w:t xml:space="preserve">th </w:t>
+            </w:r>
+            <w:r>
+              <w:rPr>
+                <w:color w:val="7030A0"/>
+                <w:sz w:val="20"/>
+                <w:szCs w:val="20"/>
+              </w:rPr>
+              <w:t>January – 3</w:t>
+            </w:r>
+            <w:r>
+              <w:rPr>
+                <w:color w:val="7030A0"/>
+                <w:sz w:val="20"/>
+                <w:szCs w:val="20"/>
+                <w:vertAlign w:val="superscript"/>
+              </w:rPr>
+              <w:t>rd</w:t>
+            </w:r>
+            <w:r>
+              <w:rPr>
+                <w:color w:val="7030A0"/>
+                <w:sz w:val="20"/>
+                <w:szCs w:val="20"/>
+              </w:rPr>
+              <w:t xml:space="preserve">  February):</w:t>
+            </w:r>
+          </w:p>
+          <w:p>
+            <w:pPr>
+              <w:pStyle w:val="ListParagraph"/>
+              <w:numPr>
+                <w:ilvl w:val="0"/>
+                <w:numId w:val="10"/>
+              </w:numPr>
+              <w:rPr>
+                <w:sz w:val="20"/>
+                <w:szCs w:val="20"/>
+              </w:rPr>
+            </w:pPr>
+            <w:r>
+              <w:rPr>
+                <w:sz w:val="20"/>
+                <w:szCs w:val="20"/>
+              </w:rPr>
+              <w:t>Found average of each property for each exoplanet category</w:t>
+            </w:r>
+          </w:p>
+          <w:p>
+            <w:pPr>
+              <w:pStyle w:val="ListParagraph"/>
+              <w:numPr>
+                <w:ilvl w:val="0"/>
+                <w:numId w:val="10"/>
+              </w:numPr>
+              <w:rPr>
+                <w:sz w:val="20"/>
+                <w:szCs w:val="20"/>
+              </w:rPr>
+            </w:pPr>
+            <w:r>
+              <w:rPr>
+                <w:sz w:val="20"/>
+                <w:szCs w:val="20"/>
+              </w:rPr>
+              <w:t>Printed the averages of the exoplanet categories</w:t>
+            </w:r>
+          </w:p>
+          <w:p>
+            <w:pPr>
+              <w:pStyle w:val="ListParagraph"/>
+              <w:numPr>
+                <w:ilvl w:val="0"/>
+                <w:numId w:val="10"/>
+              </w:numPr>
+              <w:rPr>
+                <w:sz w:val="20"/>
+                <w:szCs w:val="20"/>
+              </w:rPr>
+            </w:pPr>
+            <w:r>
+              <w:rPr>
+                <w:sz w:val="20"/>
+                <w:szCs w:val="20"/>
+              </w:rPr>
+              <w:t>Made a bar chart using the average radius of each exoplanet category</w:t>
+            </w:r>
+          </w:p>
+          <w:p>
+            <w:pPr>
+              <w:pStyle w:val="ListParagraph"/>
+              <w:numPr>
+                <w:ilvl w:val="0"/>
+                <w:numId w:val="10"/>
+              </w:numPr>
+              <w:rPr>
+                <w:sz w:val="20"/>
+                <w:szCs w:val="20"/>
+              </w:rPr>
+            </w:pPr>
+            <w:r>
+              <w:rPr>
+                <w:sz w:val="20"/>
+                <w:szCs w:val="20"/>
+              </w:rPr>
+              <w:t>Tallied up how often each telescope discovered an exoplanet in the dataset and made a pie chart using this</w:t>
+            </w:r>
+          </w:p>
+          <w:p>
+            <w:pPr>
+              <w:pStyle w:val="ListParagraph"/>
+              <w:numPr>
+                <w:ilvl w:val="0"/>
+                <w:numId w:val="10"/>
+              </w:numPr>
+              <w:rPr>
+                <w:sz w:val="20"/>
+                <w:szCs w:val="20"/>
+              </w:rPr>
+            </w:pPr>
+            <w:r>
+              <w:rPr>
+                <w:sz w:val="20"/>
+                <w:szCs w:val="20"/>
+              </w:rPr>
+              <w:t>Made a list of all radii and masses and used these to make a scatter plot</w:t>
+            </w:r>
+          </w:p>
+          <w:p>
+            <w:pPr>
+              <w:pStyle w:val="ListParagraph"/>
+              <w:numPr>
+                <w:ilvl w:val="0"/>
+                <w:numId w:val="10"/>
+              </w:numPr>
+              <w:rPr>
+                <w:sz w:val="20"/>
+                <w:szCs w:val="20"/>
+              </w:rPr>
+            </w:pPr>
+            <w:r>
+              <w:rPr>
+                <w:sz w:val="20"/>
+                <w:szCs w:val="20"/>
+              </w:rPr>
+              <w:t>Defined criteria for habitability and made dictionary with the frequency of each terrestrial type being habitable. Then showed this on a pie chart</w:t>
+            </w:r>
+          </w:p>
+          <w:p>
+            <w:pPr>
+              <w:pStyle w:val="ListParagraph"/>
+              <w:numPr>
+                <w:ilvl w:val="0"/>
+                <w:numId w:val="10"/>
+              </w:numPr>
+              <w:rPr>
+                <w:sz w:val="20"/>
+                <w:szCs w:val="20"/>
+              </w:rPr>
+            </w:pPr>
+            <w:r>
+              <w:rPr>
+                <w:sz w:val="20"/>
+                <w:szCs w:val="20"/>
+              </w:rPr>
+              <w:t>Made a pie chart showing frequency of each exoplanet category in the dataset</w:t>
+            </w:r>
+          </w:p>
+          <w:p>
+            <w:pPr>
+              <w:pStyle w:val="ListParagraph"/>
+              <w:numPr>
+                <w:ilvl w:val="0"/>
+                <w:numId w:val="10"/>
+              </w:numPr>
+              <w:rPr>
+                <w:sz w:val="20"/>
+                <w:szCs w:val="20"/>
+              </w:rPr>
+            </w:pPr>
+            <w:r>
+              <w:rPr>
+                <w:sz w:val="20"/>
+                <w:szCs w:val="20"/>
+              </w:rPr>
+              <w:t xml:space="preserve">Made a boxplot of masses for each exoplanet category </w:t>
+            </w:r>
+          </w:p>
+          <w:p>
+            <w:pPr>
+              <w:pStyle w:val="ListParagraph"/>
+              <w:numPr>
+                <w:ilvl w:val="0"/>
+                <w:numId w:val="10"/>
+              </w:numPr>
+              <w:rPr>
+                <w:sz w:val="20"/>
+                <w:szCs w:val="20"/>
+              </w:rPr>
+            </w:pPr>
+            <w:r>
+              <w:rPr>
+                <w:sz w:val="20"/>
+                <w:szCs w:val="20"/>
+              </w:rPr>
+              <w:t>Data used in graphs and analytics sent to Firebase</w:t>
+            </w:r>
+          </w:p>
+        </w:tc>
+      </w:tr>
+      <w:tr>
+        <w:tc>
+          <w:tcPr>
+            <w:tcW w:w="9016" w:type="dxa"/>
+          </w:tcPr>
+          <w:p>
+            <w:pPr>
+              <w:rPr>
+                <w:color w:val="7030A0"/>
+                <w:sz w:val="20"/>
+                <w:szCs w:val="20"/>
+              </w:rPr>
+            </w:pPr>
+            <w:r>
+              <w:rPr>
+                <w:color w:val="7030A0"/>
+                <w:sz w:val="20"/>
+                <w:szCs w:val="20"/>
+              </w:rPr>
+              <w:t>Fortnight 6 (24</w:t>
+            </w:r>
+            <w:r>
+              <w:rPr>
+                <w:color w:val="7030A0"/>
+                <w:sz w:val="20"/>
+                <w:szCs w:val="20"/>
+                <w:vertAlign w:val="superscript"/>
+              </w:rPr>
+              <w:t xml:space="preserve">th </w:t>
+            </w:r>
+            <w:r>
+              <w:rPr>
+                <w:color w:val="7030A0"/>
+                <w:sz w:val="20"/>
+                <w:szCs w:val="20"/>
+              </w:rPr>
+              <w:t>February – 7</w:t>
+            </w:r>
+            <w:r>
+              <w:rPr>
+                <w:color w:val="7030A0"/>
+                <w:sz w:val="20"/>
+                <w:szCs w:val="20"/>
+                <w:vertAlign w:val="superscript"/>
+              </w:rPr>
+              <w:t>th</w:t>
+            </w:r>
+            <w:r>
+              <w:rPr>
+                <w:color w:val="7030A0"/>
+                <w:sz w:val="20"/>
+                <w:szCs w:val="20"/>
+              </w:rPr>
+              <w:t xml:space="preserve">  March):</w:t>
+            </w:r>
+          </w:p>
+          <w:p>
+            <w:pPr>
+              <w:pStyle w:val="ListParagraph"/>
+              <w:numPr>
+                <w:ilvl w:val="0"/>
+                <w:numId w:val="11"/>
+              </w:numPr>
+              <w:rPr>
+                <w:sz w:val="20"/>
+                <w:szCs w:val="20"/>
+              </w:rPr>
+            </w:pPr>
+            <w:r>
+              <w:rPr>
+                <w:sz w:val="20"/>
+                <w:szCs w:val="20"/>
+              </w:rPr>
+              <w:t>Began work on information system</w:t>
+            </w:r>
+          </w:p>
+          <w:p>
+            <w:pPr>
+              <w:pStyle w:val="ListParagraph"/>
+              <w:numPr>
+                <w:ilvl w:val="0"/>
+                <w:numId w:val="11"/>
+              </w:numPr>
+              <w:rPr>
+                <w:sz w:val="20"/>
+                <w:szCs w:val="20"/>
+              </w:rPr>
+            </w:pPr>
+            <w:r>
+              <w:rPr>
+                <w:sz w:val="20"/>
+                <w:szCs w:val="20"/>
+              </w:rPr>
+              <w:t>Implemented paragraphs and titles into website</w:t>
+            </w:r>
+          </w:p>
+          <w:p>
+            <w:pPr>
+              <w:pStyle w:val="ListParagraph"/>
+              <w:numPr>
+                <w:ilvl w:val="0"/>
+                <w:numId w:val="11"/>
+              </w:numPr>
+              <w:rPr>
+                <w:sz w:val="20"/>
+                <w:szCs w:val="20"/>
+              </w:rPr>
+            </w:pPr>
+            <w:r>
+              <w:rPr>
+                <w:sz w:val="20"/>
+                <w:szCs w:val="20"/>
+              </w:rPr>
+              <w:t>Read graphical data from Firebase and made the planet distribution, average radius, radius to mass ratio and telescope frequency charts</w:t>
+            </w:r>
+          </w:p>
+          <w:p>
+            <w:pPr>
+              <w:pStyle w:val="ListParagraph"/>
+              <w:numPr>
+                <w:ilvl w:val="0"/>
+                <w:numId w:val="11"/>
+              </w:numPr>
+              <w:rPr>
+                <w:sz w:val="20"/>
+                <w:szCs w:val="20"/>
+              </w:rPr>
+            </w:pPr>
+            <w:r>
+              <w:rPr>
+                <w:sz w:val="20"/>
+                <w:szCs w:val="20"/>
+              </w:rPr>
+              <w:t>Used CSS to add a website background, white font and a white background to charts</w:t>
+            </w:r>
+          </w:p>
+          <w:p>
+            <w:pPr>
+              <w:pStyle w:val="ListParagraph"/>
+              <w:numPr>
+                <w:ilvl w:val="0"/>
+                <w:numId w:val="11"/>
+              </w:numPr>
+              <w:rPr>
+                <w:sz w:val="20"/>
+                <w:szCs w:val="20"/>
+              </w:rPr>
+            </w:pPr>
+            <w:r>
+              <w:rPr>
+                <w:sz w:val="20"/>
+                <w:szCs w:val="20"/>
+              </w:rPr>
+              <w:t>Created inputs for chart interaction and made new charts with user inputs</w:t>
+            </w:r>
+          </w:p>
+          <w:p>
+            <w:pPr>
+              <w:pStyle w:val="ListParagraph"/>
+              <w:numPr>
+                <w:ilvl w:val="0"/>
+                <w:numId w:val="11"/>
+              </w:numPr>
+              <w:rPr>
+                <w:sz w:val="20"/>
+                <w:szCs w:val="20"/>
+              </w:rPr>
+            </w:pPr>
+            <w:r>
+              <w:rPr>
+                <w:sz w:val="20"/>
+                <w:szCs w:val="20"/>
+              </w:rPr>
+              <w:t>Fixed problem where</w:t>
+            </w:r>
+            <w:r>
+              <w:rPr>
+                <w:sz w:val="20"/>
+                <w:szCs w:val="20"/>
+              </w:rPr>
+              <w:t xml:space="preserve"> </w:t>
+            </w:r>
+            <w:r>
+              <w:rPr>
+                <w:sz w:val="20"/>
+                <w:szCs w:val="20"/>
+              </w:rPr>
+              <w:t xml:space="preserve">new and old </w:t>
+            </w:r>
+            <w:r>
+              <w:rPr>
+                <w:sz w:val="20"/>
+                <w:szCs w:val="20"/>
+              </w:rPr>
+              <w:t xml:space="preserve">charts </w:t>
+            </w:r>
+            <w:r>
+              <w:rPr>
+                <w:sz w:val="20"/>
+                <w:szCs w:val="20"/>
+              </w:rPr>
+              <w:t>overlapped instead of replacing each other</w:t>
+            </w:r>
+          </w:p>
+          <w:p>
+            <w:pPr>
+              <w:pStyle w:val="ListParagraph"/>
+              <w:numPr>
+                <w:ilvl w:val="0"/>
+                <w:numId w:val="11"/>
+              </w:numPr>
+              <w:rPr>
+                <w:sz w:val="20"/>
+                <w:szCs w:val="20"/>
+              </w:rPr>
+            </w:pPr>
+            <w:r>
+              <w:rPr>
+                <w:sz w:val="20"/>
+                <w:szCs w:val="20"/>
+              </w:rPr>
+              <w:t>Read analytical data from Firebase and made an informative section which outputted answers</w:t>
+            </w:r>
+          </w:p>
+          <w:p>
+            <w:pPr>
+              <w:pStyle w:val="ListParagraph"/>
+              <w:numPr>
+                <w:ilvl w:val="0"/>
+                <w:numId w:val="11"/>
+              </w:numPr>
+              <w:rPr>
+                <w:sz w:val="20"/>
+                <w:szCs w:val="20"/>
+              </w:rPr>
+            </w:pPr>
+            <w:r>
+              <w:rPr>
+                <w:sz w:val="20"/>
+                <w:szCs w:val="20"/>
+              </w:rPr>
+              <w:t>Began work on survey</w:t>
+            </w:r>
+          </w:p>
+          <w:p>
+            <w:pPr>
+              <w:pStyle w:val="ListParagraph"/>
+              <w:numPr>
+                <w:ilvl w:val="0"/>
+                <w:numId w:val="11"/>
+              </w:numPr>
+              <w:rPr>
+                <w:sz w:val="20"/>
+                <w:szCs w:val="20"/>
+              </w:rPr>
+            </w:pPr>
+            <w:r>
+              <w:rPr>
+                <w:sz w:val="20"/>
+                <w:szCs w:val="20"/>
+              </w:rPr>
+              <w:t>Made a navigation bar for both websites</w:t>
+            </w:r>
+          </w:p>
+          <w:p>
+            <w:pPr>
+              <w:pStyle w:val="ListParagraph"/>
+              <w:numPr>
+                <w:ilvl w:val="0"/>
+                <w:numId w:val="11"/>
+              </w:numPr>
+              <w:rPr>
+                <w:sz w:val="20"/>
+                <w:szCs w:val="20"/>
+              </w:rPr>
+            </w:pPr>
+            <w:r>
+              <w:rPr>
+                <w:sz w:val="20"/>
+                <w:szCs w:val="20"/>
+              </w:rPr>
+              <w:t>Made user inputs and sent inputs to Firebase when submitted</w:t>
+            </w:r>
+          </w:p>
+          <w:p>
+            <w:pPr>
+              <w:pStyle w:val="ListParagraph"/>
+              <w:numPr>
+                <w:ilvl w:val="0"/>
+                <w:numId w:val="11"/>
+              </w:numPr>
+              <w:rPr>
+                <w:sz w:val="20"/>
+                <w:szCs w:val="20"/>
+              </w:rPr>
+            </w:pPr>
+            <w:r>
+              <w:rPr>
+                <w:sz w:val="20"/>
+                <w:szCs w:val="20"/>
+              </w:rPr>
+              <w:t>Used CSS to add a website background, white font and a white background to charts</w:t>
+            </w:r>
+          </w:p>
+          <w:p>
+            <w:pPr>
+              <w:pStyle w:val="ListParagraph"/>
+              <w:numPr>
+                <w:ilvl w:val="0"/>
+                <w:numId w:val="11"/>
+              </w:numPr>
+              <w:rPr>
+                <w:sz w:val="20"/>
+                <w:szCs w:val="20"/>
+              </w:rPr>
+            </w:pPr>
+            <w:r>
+              <w:rPr>
+                <w:sz w:val="20"/>
+                <w:szCs w:val="20"/>
+              </w:rPr>
+              <w:t>Added user data graphs to survey and a page refresh when the form is submitted</w:t>
+            </w:r>
+          </w:p>
+        </w:tc>
+      </w:tr>
+    </w:tbl>
+    <w:p>
+      <w:pPr>
+        <w:pStyle w:val="Heading1"/>
+      </w:pPr>
+      <w:r>
+        <w:br w:type="page"/>
+      </w:r>
+      <w:r>
+        <w:lastRenderedPageBreak/>
+        <w:t>Test Table</w:t>
+      </w:r>
+    </w:p>
+    <w:p>
+      <w:pPr>
+        <w:pStyle w:val="Heading1"/>
+      </w:pPr>
+      <w:r>
+        <w:t>Information System Chart Problem</w:t>
+      </w:r>
+    </w:p>
+    <w:p>
+      <w:r>
+        <w:t xml:space="preserve">The most major problem that I encountered through the course of my project was a visual flaw in my charts after attempting to renew them when interacted with. When interacted with the charts would be drawn again with the new parameters and the old ones would be destroyed. The issue with this method was that when hovering over the chart the old one would appear and disappear making a very visually unappealing bug. I came to the conclusion that the chart.destroy() function was not running as intended and the old charts were not being removed from the canvas. My solution to this problem was to remake the functions in which I renew the </w:t>
+      </w:r>
+      <w:r>
+        <w:t>chart</w:t>
+      </w:r>
+      <w:r>
+        <w:t xml:space="preserve">s </w:t>
+      </w:r>
+      <w:r>
+        <w:t>to instead update them. When using the chart.update() function you can simply change the chart parameters and update the same chart without having to replace it fully solving this problem.</w:t>
+      </w:r>
+    </w:p>
+    <w:p>
+      <w:pPr>
+        <w:pStyle w:val="Heading1"/>
+      </w:pPr>
+      <w:r>
+        <w:t>Analytics Algorithm</w:t>
+      </w:r>
+    </w:p>
+    <w:p>
+      <w:r>
+        <w:t>The primary function for the algorithm used in the analytics part of my project is to separate every exoplanet in the database into their respective exoplanet categories. Once this is done the averages of each property can be found for each category.</w:t>
+      </w:r>
+    </w:p>
+    <w:p>
+      <w:r>
+        <w:t>----------------------- Pseudocode ----------------------------</w:t>
+      </w:r>
+    </w:p>
+    <w:p>
+      <w:pPr>
+        <w:rPr>
+          <w:rFonts w:asciiTheme="majorHAnsi" w:eastAsiaTheme="majorEastAsia" w:hAnsiTheme="majorHAnsi" w:cstheme="majorBidi"/>
+          <w:color w:val="FF0000"/>
+          <w:spacing w:val="-10"/>
+          <w:kern w:val="28"/>
+          <w:sz w:val="56"/>
+          <w:szCs w:val="56"/>
+        </w:rPr>
+      </w:pPr>
+      <w:r>
+        <w:rPr>
+          <w:color w:val="FF0000"/>
+        </w:rPr>
+        <w:br w:type="page"/>
+      </w:r>
+    </w:p>
+    <w:p>
+      <w:pPr>
+        <w:pStyle w:val="Title"/>
+        <w:rPr>
+          <w:color w:val="FF0000"/>
+        </w:rPr>
+      </w:pPr>
+      <w:r>
+        <w:rPr>
+          <w:color w:val="FF0000"/>
+        </w:rPr>
+        <w:lastRenderedPageBreak/>
+        <w:t>Evaluation</w:t>
+      </w:r>
+    </w:p>
+    <w:p>
+      <w:r>
+        <w:t xml:space="preserve">In conclusion, I believe this final artifact does indeed meet the basic and advanced requirements of the brief to a high degree. I believe I used my coding and design abilities in a highly effective manner. I am satisfied with how this artifact has been made and I am satisfied with its functionality. Data was successfully extracted and cleaned from the dataset and stored effectively. I believe this data was analysed effectively and I even learned new information through my analysis despite already having a high degree of knowledge on the topic. The data was managed effectively with the use of python data structures throughout the Python code. I was successful in making visualisations of this analysis and having them clearly labelled. I also confidently believe that my information system met the brief requirements. </w:t>
+      </w:r>
+      <w:r>
+        <w:t>Information was properly provided on the website and multiple visualisations were displayed with two being interactive. Categories on these interactive visualisations could be filtered and labels were shown when hovering over elements. Aswell my form achieved all the brief requirements. Three types of data were collected; string, integer and Boolean. This data could not be stored invalid and also summarised and displayed below the form.</w:t>
+      </w:r>
+    </w:p>
+    <w:p>
+      <w:r>
+        <w:t>While I did my best in producing this artifact there is room for improvement in the future. Notably I was too ambitious with the number of graphs I thought I would display on my information system. In hindsight time was wasted making more graphs on the analytical Python code than was necessary and these graphs could not be implemented into the information system without it becoming cluttered.</w:t>
+      </w:r>
+    </w:p>
+    <w:p>
+      <w:pPr>
+        <w:pStyle w:val="Title"/>
+        <w:rPr>
+          <w:color w:val="FF0000"/>
+        </w:rPr>
+      </w:pPr>
+      <w:r>
+        <w:rPr>
+          <w:color w:val="FF0000"/>
+        </w:rPr>
+        <w:t>References</w:t>
+      </w:r>
+    </w:p>
+    <w:p/>
+    <w:p>
+      <w:hyperlink r:id="rId19" w:history="1">
+        <w:r>
+          <w:rPr>
+            <w:rStyle w:val="Hyperlink"/>
+          </w:rPr>
+          <w:t>https://www.kaggle.com/</w:t>
+        </w:r>
+      </w:hyperlink>
+      <w:r>
+        <w:t xml:space="preserve"> for containing my chosen dataset</w:t>
+      </w:r>
+    </w:p>
+    <w:p>
+      <w:hyperlink r:id="rId20" w:tgtFrame="_blank" w:history="1">
+        <w:r>
+          <w:rPr>
+            <w:rStyle w:val="Hyperlink"/>
+          </w:rPr>
+          <w:t>http://exoplanetarchive.ipac.caltech.edu</w:t>
+        </w:r>
+      </w:hyperlink>
+      <w:r>
+        <w:t xml:space="preserve"> for</w:t>
+      </w:r>
+      <w:r>
+        <w:t xml:space="preserve"> being the source of this dataset</w:t>
+      </w:r>
+    </w:p>
+    <w:p>
+      <w:hyperlink r:id="rId21" w:history="1">
+        <w:r>
+          <w:rPr>
+            <w:rStyle w:val="Hyperlink"/>
+          </w:rPr>
+          <w:t>https://firebase.google.com/</w:t>
+        </w:r>
+      </w:hyperlink>
+      <w:r>
+        <w:t xml:space="preserve"> was us</w:t>
+      </w:r>
+      <w:r>
+        <w:t>ed as my database</w:t>
+      </w:r>
+    </w:p>
+    <w:p>
+      <w:hyperlink r:id="rId22" w:history="1">
+        <w:r>
+          <w:rPr>
+            <w:rStyle w:val="Hyperlink"/>
+          </w:rPr>
+          <w:t>https://en.wikipedia.org/wiki/Exoplanet</w:t>
+        </w:r>
+      </w:hyperlink>
+      <w:r>
+        <w:t xml:space="preserve"> was u</w:t>
+      </w:r>
+      <w:r>
+        <w:t>sed for information a</w:t>
+      </w:r>
+      <w:r>
+        <w:t>bout</w:t>
+      </w:r>
+      <w:r>
+        <w:t xml:space="preserve"> exoplanet categories</w:t>
+      </w:r>
+    </w:p>
+    <w:p>
+      <w:hyperlink r:id="rId23" w:history="1">
+        <w:r>
+          <w:rPr>
+            <w:rStyle w:val="Hyperlink"/>
+          </w:rPr>
+          <w:t>https://matplotlib.org/</w:t>
+        </w:r>
+      </w:hyperlink>
+      <w:r>
+        <w:t xml:space="preserve"> was used in Python to make visualisations</w:t>
+      </w:r>
+    </w:p>
+    <w:p>
+      <w:hyperlink r:id="rId24" w:history="1">
+        <w:r>
+          <w:rPr>
+            <w:rStyle w:val="Hyperlink"/>
+          </w:rPr>
+          <w:t>https://www.chartjs.org/</w:t>
+        </w:r>
+      </w:hyperlink>
+      <w:r>
+        <w:t xml:space="preserve"> was us</w:t>
+      </w:r>
+      <w:r>
+        <w:t>ed in JavaScript to make visualisations</w:t>
+      </w:r>
+    </w:p>
+    <w:p>
+      <w:hyperlink r:id="rId25" w:history="1">
+        <w:r>
+          <w:rPr>
+            <w:rStyle w:val="Hyperlink"/>
+          </w:rPr>
+          <w:t>https://spaceengine.org/</w:t>
+        </w:r>
+      </w:hyperlink>
+      <w:r>
+        <w:t xml:space="preserve"> for the background images</w:t>
+      </w:r>
+    </w:p>
+    <w:p/>
     <w:sectPr>
       <w:pgSz w:w="11906" w:h="16838"/>
       <w:pgMar w:top="1440" w:right="1440" w:bottom="1440" w:left="1440" w:header="708" w:footer="708" w:gutter="0"/>
@@ -869,8 +2559,1138 @@
 </file>
 
 <file path=word/numbering.xml><?xml version="1.0" encoding="utf-8"?>
-<w:numbering xmlns:wpc="http://schemas.microsoft.com/office/word/2010/wordprocessingCanvas" xmlns:cx="http://schemas.microsoft.com/office/drawing/2014/chartex" xmlns:cx1="http://schemas.microsoft.com/office/drawing/2015/9/8/chartex" xmlns:cx2="http://schemas.microsoft.com/office/drawing/2015/10/21/chartex" xmlns:cx3="http://schemas.microsoft.com/office/drawing/2016/5/9/chartex" xmlns:cx4="http://schemas.microsoft.com/office/drawing/2016/5/10/chartex" xmlns:cx5="http://schemas.microsoft.com/office/drawing/2016/5/11/chartex" xmlns:cx6="http://schemas.microsoft.com/office/drawing/2016/5/12/chartex" xmlns:cx7="http://schemas.microsoft.com/office/drawing/2016/5/13/chartex" xmlns:cx8="http://schemas.microsoft.com/office/drawing/2016/5/14/chartex" xmlns:mc="http://schemas.openxmlformats.org/markup-compatibility/2006" xmlns:aink="http://schemas.microsoft.com/office/drawing/2016/ink" xmlns:am3d="http://schemas.microsoft.com/office/drawing/2017/model3d" xmlns:o="urn:schemas-microsoft-com:office:office" xmlns:oel="http://schemas.microsoft.com/office/2019/extlst" xmlns:r="http://schemas.openxmlformats.org/officeDocument/2006/relationships" xmlns:m="http://schemas.openxmlformats.org/officeDocument/2006/math" xmlns:v="urn:schemas-microsoft-com:vml" xmlns:wp14="http://schemas.microsoft.com/office/word/2010/wordprocessingDrawing" xmlns:wp="http://schemas.openxmlformats.org/drawingml/2006/wordprocessingDrawing" xmlns:w10="urn:schemas-microsoft-com:office:word" xmlns:w="http://schemas.openxmlformats.org/wordprocessingml/2006/main" xmlns:w14="http://schemas.microsoft.com/office/word/2010/wordml" xmlns:w15="http://schemas.microsoft.com/office/word/2012/wordml" xmlns:w16cex="http://schemas.microsoft.com/office/word/2018/wordml/cex" xmlns:w16cid="http://schemas.microsoft.com/office/word/2016/wordml/cid" xmlns:w16="http://schemas.microsoft.com/office/word/2018/wordml" xmlns:w16sdtdh="http://schemas.microsoft.com/office/word/2020/wordml/sdtdatahash" xmlns:w16se="http://schemas.microsoft.com/office/word/2015/wordml/symex" xmlns:wpg="http://schemas.microsoft.com/office/word/2010/wordprocessingGroup" xmlns:wpi="http://schemas.microsoft.com/office/word/2010/wordprocessingInk" xmlns:wne="http://schemas.microsoft.com/office/word/2006/wordml" xmlns:wps="http://schemas.microsoft.com/office/word/2010/wordprocessingShape" mc:Ignorable="w14 w15 w16se w16cid w16 w16cex w16sdtdh wp14">
+<w:numbering xmlns:wpc="http://schemas.microsoft.com/office/word/2010/wordprocessingCanvas" xmlns:cx="http://schemas.microsoft.com/office/drawing/2014/chartex" xmlns:cx1="http://schemas.microsoft.com/office/drawing/2015/9/8/chartex" xmlns:cx2="http://schemas.microsoft.com/office/drawing/2015/10/21/chartex" xmlns:cx3="http://schemas.microsoft.com/office/drawing/2016/5/9/chartex" xmlns:cx4="http://schemas.microsoft.com/office/drawing/2016/5/10/chartex" xmlns:cx5="http://schemas.microsoft.com/office/drawing/2016/5/11/chartex" xmlns:cx6="http://schemas.microsoft.com/office/drawing/2016/5/12/chartex" xmlns:cx7="http://schemas.microsoft.com/office/drawing/2016/5/13/chartex" xmlns:cx8="http://schemas.microsoft.com/office/drawing/2016/5/14/chartex" xmlns:mc="http://schemas.openxmlformats.org/markup-compatibility/2006" xmlns:aink="http://schemas.microsoft.com/office/drawing/2016/ink" xmlns:am3d="http://schemas.microsoft.com/office/drawing/2017/model3d" xmlns:o="urn:schemas-microsoft-com:office:office" xmlns:oel="http://schemas.microsoft.com/office/2019/extlst" xmlns:r="http://schemas.openxmlformats.org/officeDocument/2006/relationships" xmlns:m="http://schemas.openxmlformats.org/officeDocument/2006/math" xmlns:v="urn:schemas-microsoft-com:vml" xmlns:wp14="http://schemas.microsoft.com/office/word/2010/wordprocessingDrawing" xmlns:wp="http://schemas.openxmlformats.org/drawingml/2006/wordprocessingDrawing" xmlns:w10="urn:schemas-microsoft-com:office:word" xmlns:w="http://schemas.openxmlformats.org/wordprocessingml/2006/main" xmlns:w14="http://schemas.microsoft.com/office/word/2010/wordml" xmlns:w15="http://schemas.microsoft.com/office/word/2012/wordml" xmlns:w16cex="http://schemas.microsoft.com/office/word/2018/wordml/cex" xmlns:w16cid="http://schemas.microsoft.com/office/word/2016/wordml/cid" xmlns:w16="http://schemas.microsoft.com/office/word/2018/wordml" xmlns:w16du="http://schemas.microsoft.com/office/word/2023/wordml/word16du" xmlns:w16sdtdh="http://schemas.microsoft.com/office/word/2020/wordml/sdtdatahash" xmlns:w16sdtfl="http://schemas.microsoft.com/office/word/2024/wordml/sdtformatlock" xmlns:w16se="http://schemas.microsoft.com/office/word/2015/wordml/symex" xmlns:wpg="http://schemas.microsoft.com/office/word/2010/wordprocessingGroup" xmlns:wpi="http://schemas.microsoft.com/office/word/2010/wordprocessingInk" xmlns:wne="http://schemas.microsoft.com/office/word/2006/wordml" xmlns:wps="http://schemas.microsoft.com/office/word/2010/wordprocessingShape" mc:Ignorable="w14 w15 w16se w16cid w16 w16cex w16sdtdh w16sdtfl w16du wp14">
   <w:abstractNum w:abstractNumId="0" w15:restartNumberingAfterBreak="0">
+    <w:nsid w:val="0259390D"/>
+    <w:multiLevelType w:val="hybridMultilevel"/>
+    <w:tmpl w:val="C2CCC6B8"/>
+    <w:lvl w:ilvl="0" w:tplc="18090001">
+      <w:start w:val="1"/>
+      <w:numFmt w:val="bullet"/>
+      <w:lvlText w:val=""/>
+      <w:lvlJc w:val="left"/>
+      <w:pPr>
+        <w:ind w:left="720" w:hanging="360"/>
+      </w:pPr>
+      <w:rPr>
+        <w:rFonts w:ascii="Symbol" w:hAnsi="Symbol" w:hint="default"/>
+      </w:rPr>
+    </w:lvl>
+    <w:lvl w:ilvl="1" w:tplc="18090003" w:tentative="1">
+      <w:start w:val="1"/>
+      <w:numFmt w:val="bullet"/>
+      <w:lvlText w:val="o"/>
+      <w:lvlJc w:val="left"/>
+      <w:pPr>
+        <w:ind w:left="1440" w:hanging="360"/>
+      </w:pPr>
+      <w:rPr>
+        <w:rFonts w:ascii="Courier New" w:hAnsi="Courier New" w:cs="Courier New" w:hint="default"/>
+      </w:rPr>
+    </w:lvl>
+    <w:lvl w:ilvl="2" w:tplc="18090005" w:tentative="1">
+      <w:start w:val="1"/>
+      <w:numFmt w:val="bullet"/>
+      <w:lvlText w:val=""/>
+      <w:lvlJc w:val="left"/>
+      <w:pPr>
+        <w:ind w:left="2160" w:hanging="360"/>
+      </w:pPr>
+      <w:rPr>
+        <w:rFonts w:ascii="Wingdings" w:hAnsi="Wingdings" w:hint="default"/>
+      </w:rPr>
+    </w:lvl>
+    <w:lvl w:ilvl="3" w:tplc="18090001" w:tentative="1">
+      <w:start w:val="1"/>
+      <w:numFmt w:val="bullet"/>
+      <w:lvlText w:val=""/>
+      <w:lvlJc w:val="left"/>
+      <w:pPr>
+        <w:ind w:left="2880" w:hanging="360"/>
+      </w:pPr>
+      <w:rPr>
+        <w:rFonts w:ascii="Symbol" w:hAnsi="Symbol" w:hint="default"/>
+      </w:rPr>
+    </w:lvl>
+    <w:lvl w:ilvl="4" w:tplc="18090003" w:tentative="1">
+      <w:start w:val="1"/>
+      <w:numFmt w:val="bullet"/>
+      <w:lvlText w:val="o"/>
+      <w:lvlJc w:val="left"/>
+      <w:pPr>
+        <w:ind w:left="3600" w:hanging="360"/>
+      </w:pPr>
+      <w:rPr>
+        <w:rFonts w:ascii="Courier New" w:hAnsi="Courier New" w:cs="Courier New" w:hint="default"/>
+      </w:rPr>
+    </w:lvl>
+    <w:lvl w:ilvl="5" w:tplc="18090005" w:tentative="1">
+      <w:start w:val="1"/>
+      <w:numFmt w:val="bullet"/>
+      <w:lvlText w:val=""/>
+      <w:lvlJc w:val="left"/>
+      <w:pPr>
+        <w:ind w:left="4320" w:hanging="360"/>
+      </w:pPr>
+      <w:rPr>
+        <w:rFonts w:ascii="Wingdings" w:hAnsi="Wingdings" w:hint="default"/>
+      </w:rPr>
+    </w:lvl>
+    <w:lvl w:ilvl="6" w:tplc="18090001" w:tentative="1">
+      <w:start w:val="1"/>
+      <w:numFmt w:val="bullet"/>
+      <w:lvlText w:val=""/>
+      <w:lvlJc w:val="left"/>
+      <w:pPr>
+        <w:ind w:left="5040" w:hanging="360"/>
+      </w:pPr>
+      <w:rPr>
+        <w:rFonts w:ascii="Symbol" w:hAnsi="Symbol" w:hint="default"/>
+      </w:rPr>
+    </w:lvl>
+    <w:lvl w:ilvl="7" w:tplc="18090003" w:tentative="1">
+      <w:start w:val="1"/>
+      <w:numFmt w:val="bullet"/>
+      <w:lvlText w:val="o"/>
+      <w:lvlJc w:val="left"/>
+      <w:pPr>
+        <w:ind w:left="5760" w:hanging="360"/>
+      </w:pPr>
+      <w:rPr>
+        <w:rFonts w:ascii="Courier New" w:hAnsi="Courier New" w:cs="Courier New" w:hint="default"/>
+      </w:rPr>
+    </w:lvl>
+    <w:lvl w:ilvl="8" w:tplc="18090005" w:tentative="1">
+      <w:start w:val="1"/>
+      <w:numFmt w:val="bullet"/>
+      <w:lvlText w:val=""/>
+      <w:lvlJc w:val="left"/>
+      <w:pPr>
+        <w:ind w:left="6480" w:hanging="360"/>
+      </w:pPr>
+      <w:rPr>
+        <w:rFonts w:ascii="Wingdings" w:hAnsi="Wingdings" w:hint="default"/>
+      </w:rPr>
+    </w:lvl>
+  </w:abstractNum>
+  <w:abstractNum w:abstractNumId="1" w15:restartNumberingAfterBreak="0">
+    <w:nsid w:val="152B4F65"/>
+    <w:multiLevelType w:val="hybridMultilevel"/>
+    <w:tmpl w:val="441C392A"/>
+    <w:lvl w:ilvl="0" w:tplc="18090001">
+      <w:start w:val="1"/>
+      <w:numFmt w:val="bullet"/>
+      <w:lvlText w:val=""/>
+      <w:lvlJc w:val="left"/>
+      <w:pPr>
+        <w:ind w:left="720" w:hanging="360"/>
+      </w:pPr>
+      <w:rPr>
+        <w:rFonts w:ascii="Symbol" w:hAnsi="Symbol" w:hint="default"/>
+      </w:rPr>
+    </w:lvl>
+    <w:lvl w:ilvl="1" w:tplc="18090003" w:tentative="1">
+      <w:start w:val="1"/>
+      <w:numFmt w:val="bullet"/>
+      <w:lvlText w:val="o"/>
+      <w:lvlJc w:val="left"/>
+      <w:pPr>
+        <w:ind w:left="1440" w:hanging="360"/>
+      </w:pPr>
+      <w:rPr>
+        <w:rFonts w:ascii="Courier New" w:hAnsi="Courier New" w:cs="Courier New" w:hint="default"/>
+      </w:rPr>
+    </w:lvl>
+    <w:lvl w:ilvl="2" w:tplc="18090005" w:tentative="1">
+      <w:start w:val="1"/>
+      <w:numFmt w:val="bullet"/>
+      <w:lvlText w:val=""/>
+      <w:lvlJc w:val="left"/>
+      <w:pPr>
+        <w:ind w:left="2160" w:hanging="360"/>
+      </w:pPr>
+      <w:rPr>
+        <w:rFonts w:ascii="Wingdings" w:hAnsi="Wingdings" w:hint="default"/>
+      </w:rPr>
+    </w:lvl>
+    <w:lvl w:ilvl="3" w:tplc="18090001" w:tentative="1">
+      <w:start w:val="1"/>
+      <w:numFmt w:val="bullet"/>
+      <w:lvlText w:val=""/>
+      <w:lvlJc w:val="left"/>
+      <w:pPr>
+        <w:ind w:left="2880" w:hanging="360"/>
+      </w:pPr>
+      <w:rPr>
+        <w:rFonts w:ascii="Symbol" w:hAnsi="Symbol" w:hint="default"/>
+      </w:rPr>
+    </w:lvl>
+    <w:lvl w:ilvl="4" w:tplc="18090003" w:tentative="1">
+      <w:start w:val="1"/>
+      <w:numFmt w:val="bullet"/>
+      <w:lvlText w:val="o"/>
+      <w:lvlJc w:val="left"/>
+      <w:pPr>
+        <w:ind w:left="3600" w:hanging="360"/>
+      </w:pPr>
+      <w:rPr>
+        <w:rFonts w:ascii="Courier New" w:hAnsi="Courier New" w:cs="Courier New" w:hint="default"/>
+      </w:rPr>
+    </w:lvl>
+    <w:lvl w:ilvl="5" w:tplc="18090005" w:tentative="1">
+      <w:start w:val="1"/>
+      <w:numFmt w:val="bullet"/>
+      <w:lvlText w:val=""/>
+      <w:lvlJc w:val="left"/>
+      <w:pPr>
+        <w:ind w:left="4320" w:hanging="360"/>
+      </w:pPr>
+      <w:rPr>
+        <w:rFonts w:ascii="Wingdings" w:hAnsi="Wingdings" w:hint="default"/>
+      </w:rPr>
+    </w:lvl>
+    <w:lvl w:ilvl="6" w:tplc="18090001" w:tentative="1">
+      <w:start w:val="1"/>
+      <w:numFmt w:val="bullet"/>
+      <w:lvlText w:val=""/>
+      <w:lvlJc w:val="left"/>
+      <w:pPr>
+        <w:ind w:left="5040" w:hanging="360"/>
+      </w:pPr>
+      <w:rPr>
+        <w:rFonts w:ascii="Symbol" w:hAnsi="Symbol" w:hint="default"/>
+      </w:rPr>
+    </w:lvl>
+    <w:lvl w:ilvl="7" w:tplc="18090003" w:tentative="1">
+      <w:start w:val="1"/>
+      <w:numFmt w:val="bullet"/>
+      <w:lvlText w:val="o"/>
+      <w:lvlJc w:val="left"/>
+      <w:pPr>
+        <w:ind w:left="5760" w:hanging="360"/>
+      </w:pPr>
+      <w:rPr>
+        <w:rFonts w:ascii="Courier New" w:hAnsi="Courier New" w:cs="Courier New" w:hint="default"/>
+      </w:rPr>
+    </w:lvl>
+    <w:lvl w:ilvl="8" w:tplc="18090005" w:tentative="1">
+      <w:start w:val="1"/>
+      <w:numFmt w:val="bullet"/>
+      <w:lvlText w:val=""/>
+      <w:lvlJc w:val="left"/>
+      <w:pPr>
+        <w:ind w:left="6480" w:hanging="360"/>
+      </w:pPr>
+      <w:rPr>
+        <w:rFonts w:ascii="Wingdings" w:hAnsi="Wingdings" w:hint="default"/>
+      </w:rPr>
+    </w:lvl>
+  </w:abstractNum>
+  <w:abstractNum w:abstractNumId="2" w15:restartNumberingAfterBreak="0">
+    <w:nsid w:val="17A53CCA"/>
+    <w:multiLevelType w:val="hybridMultilevel"/>
+    <w:tmpl w:val="8E2CA1B0"/>
+    <w:lvl w:ilvl="0" w:tplc="18090001">
+      <w:start w:val="1"/>
+      <w:numFmt w:val="bullet"/>
+      <w:lvlText w:val=""/>
+      <w:lvlJc w:val="left"/>
+      <w:pPr>
+        <w:ind w:left="720" w:hanging="360"/>
+      </w:pPr>
+      <w:rPr>
+        <w:rFonts w:ascii="Symbol" w:hAnsi="Symbol" w:hint="default"/>
+      </w:rPr>
+    </w:lvl>
+    <w:lvl w:ilvl="1" w:tplc="18090003" w:tentative="1">
+      <w:start w:val="1"/>
+      <w:numFmt w:val="bullet"/>
+      <w:lvlText w:val="o"/>
+      <w:lvlJc w:val="left"/>
+      <w:pPr>
+        <w:ind w:left="1440" w:hanging="360"/>
+      </w:pPr>
+      <w:rPr>
+        <w:rFonts w:ascii="Courier New" w:hAnsi="Courier New" w:cs="Courier New" w:hint="default"/>
+      </w:rPr>
+    </w:lvl>
+    <w:lvl w:ilvl="2" w:tplc="18090005" w:tentative="1">
+      <w:start w:val="1"/>
+      <w:numFmt w:val="bullet"/>
+      <w:lvlText w:val=""/>
+      <w:lvlJc w:val="left"/>
+      <w:pPr>
+        <w:ind w:left="2160" w:hanging="360"/>
+      </w:pPr>
+      <w:rPr>
+        <w:rFonts w:ascii="Wingdings" w:hAnsi="Wingdings" w:hint="default"/>
+      </w:rPr>
+    </w:lvl>
+    <w:lvl w:ilvl="3" w:tplc="18090001" w:tentative="1">
+      <w:start w:val="1"/>
+      <w:numFmt w:val="bullet"/>
+      <w:lvlText w:val=""/>
+      <w:lvlJc w:val="left"/>
+      <w:pPr>
+        <w:ind w:left="2880" w:hanging="360"/>
+      </w:pPr>
+      <w:rPr>
+        <w:rFonts w:ascii="Symbol" w:hAnsi="Symbol" w:hint="default"/>
+      </w:rPr>
+    </w:lvl>
+    <w:lvl w:ilvl="4" w:tplc="18090003" w:tentative="1">
+      <w:start w:val="1"/>
+      <w:numFmt w:val="bullet"/>
+      <w:lvlText w:val="o"/>
+      <w:lvlJc w:val="left"/>
+      <w:pPr>
+        <w:ind w:left="3600" w:hanging="360"/>
+      </w:pPr>
+      <w:rPr>
+        <w:rFonts w:ascii="Courier New" w:hAnsi="Courier New" w:cs="Courier New" w:hint="default"/>
+      </w:rPr>
+    </w:lvl>
+    <w:lvl w:ilvl="5" w:tplc="18090005" w:tentative="1">
+      <w:start w:val="1"/>
+      <w:numFmt w:val="bullet"/>
+      <w:lvlText w:val=""/>
+      <w:lvlJc w:val="left"/>
+      <w:pPr>
+        <w:ind w:left="4320" w:hanging="360"/>
+      </w:pPr>
+      <w:rPr>
+        <w:rFonts w:ascii="Wingdings" w:hAnsi="Wingdings" w:hint="default"/>
+      </w:rPr>
+    </w:lvl>
+    <w:lvl w:ilvl="6" w:tplc="18090001" w:tentative="1">
+      <w:start w:val="1"/>
+      <w:numFmt w:val="bullet"/>
+      <w:lvlText w:val=""/>
+      <w:lvlJc w:val="left"/>
+      <w:pPr>
+        <w:ind w:left="5040" w:hanging="360"/>
+      </w:pPr>
+      <w:rPr>
+        <w:rFonts w:ascii="Symbol" w:hAnsi="Symbol" w:hint="default"/>
+      </w:rPr>
+    </w:lvl>
+    <w:lvl w:ilvl="7" w:tplc="18090003" w:tentative="1">
+      <w:start w:val="1"/>
+      <w:numFmt w:val="bullet"/>
+      <w:lvlText w:val="o"/>
+      <w:lvlJc w:val="left"/>
+      <w:pPr>
+        <w:ind w:left="5760" w:hanging="360"/>
+      </w:pPr>
+      <w:rPr>
+        <w:rFonts w:ascii="Courier New" w:hAnsi="Courier New" w:cs="Courier New" w:hint="default"/>
+      </w:rPr>
+    </w:lvl>
+    <w:lvl w:ilvl="8" w:tplc="18090005" w:tentative="1">
+      <w:start w:val="1"/>
+      <w:numFmt w:val="bullet"/>
+      <w:lvlText w:val=""/>
+      <w:lvlJc w:val="left"/>
+      <w:pPr>
+        <w:ind w:left="6480" w:hanging="360"/>
+      </w:pPr>
+      <w:rPr>
+        <w:rFonts w:ascii="Wingdings" w:hAnsi="Wingdings" w:hint="default"/>
+      </w:rPr>
+    </w:lvl>
+  </w:abstractNum>
+  <w:abstractNum w:abstractNumId="3" w15:restartNumberingAfterBreak="0">
+    <w:nsid w:val="344E41F8"/>
+    <w:multiLevelType w:val="hybridMultilevel"/>
+    <w:tmpl w:val="EDAA1EF6"/>
+    <w:lvl w:ilvl="0" w:tplc="18090001">
+      <w:start w:val="1"/>
+      <w:numFmt w:val="bullet"/>
+      <w:lvlText w:val=""/>
+      <w:lvlJc w:val="left"/>
+      <w:pPr>
+        <w:ind w:left="720" w:hanging="360"/>
+      </w:pPr>
+      <w:rPr>
+        <w:rFonts w:ascii="Symbol" w:hAnsi="Symbol" w:hint="default"/>
+      </w:rPr>
+    </w:lvl>
+    <w:lvl w:ilvl="1" w:tplc="18090003" w:tentative="1">
+      <w:start w:val="1"/>
+      <w:numFmt w:val="bullet"/>
+      <w:lvlText w:val="o"/>
+      <w:lvlJc w:val="left"/>
+      <w:pPr>
+        <w:ind w:left="1440" w:hanging="360"/>
+      </w:pPr>
+      <w:rPr>
+        <w:rFonts w:ascii="Courier New" w:hAnsi="Courier New" w:cs="Courier New" w:hint="default"/>
+      </w:rPr>
+    </w:lvl>
+    <w:lvl w:ilvl="2" w:tplc="18090005" w:tentative="1">
+      <w:start w:val="1"/>
+      <w:numFmt w:val="bullet"/>
+      <w:lvlText w:val=""/>
+      <w:lvlJc w:val="left"/>
+      <w:pPr>
+        <w:ind w:left="2160" w:hanging="360"/>
+      </w:pPr>
+      <w:rPr>
+        <w:rFonts w:ascii="Wingdings" w:hAnsi="Wingdings" w:hint="default"/>
+      </w:rPr>
+    </w:lvl>
+    <w:lvl w:ilvl="3" w:tplc="18090001" w:tentative="1">
+      <w:start w:val="1"/>
+      <w:numFmt w:val="bullet"/>
+      <w:lvlText w:val=""/>
+      <w:lvlJc w:val="left"/>
+      <w:pPr>
+        <w:ind w:left="2880" w:hanging="360"/>
+      </w:pPr>
+      <w:rPr>
+        <w:rFonts w:ascii="Symbol" w:hAnsi="Symbol" w:hint="default"/>
+      </w:rPr>
+    </w:lvl>
+    <w:lvl w:ilvl="4" w:tplc="18090003" w:tentative="1">
+      <w:start w:val="1"/>
+      <w:numFmt w:val="bullet"/>
+      <w:lvlText w:val="o"/>
+      <w:lvlJc w:val="left"/>
+      <w:pPr>
+        <w:ind w:left="3600" w:hanging="360"/>
+      </w:pPr>
+      <w:rPr>
+        <w:rFonts w:ascii="Courier New" w:hAnsi="Courier New" w:cs="Courier New" w:hint="default"/>
+      </w:rPr>
+    </w:lvl>
+    <w:lvl w:ilvl="5" w:tplc="18090005" w:tentative="1">
+      <w:start w:val="1"/>
+      <w:numFmt w:val="bullet"/>
+      <w:lvlText w:val=""/>
+      <w:lvlJc w:val="left"/>
+      <w:pPr>
+        <w:ind w:left="4320" w:hanging="360"/>
+      </w:pPr>
+      <w:rPr>
+        <w:rFonts w:ascii="Wingdings" w:hAnsi="Wingdings" w:hint="default"/>
+      </w:rPr>
+    </w:lvl>
+    <w:lvl w:ilvl="6" w:tplc="18090001" w:tentative="1">
+      <w:start w:val="1"/>
+      <w:numFmt w:val="bullet"/>
+      <w:lvlText w:val=""/>
+      <w:lvlJc w:val="left"/>
+      <w:pPr>
+        <w:ind w:left="5040" w:hanging="360"/>
+      </w:pPr>
+      <w:rPr>
+        <w:rFonts w:ascii="Symbol" w:hAnsi="Symbol" w:hint="default"/>
+      </w:rPr>
+    </w:lvl>
+    <w:lvl w:ilvl="7" w:tplc="18090003" w:tentative="1">
+      <w:start w:val="1"/>
+      <w:numFmt w:val="bullet"/>
+      <w:lvlText w:val="o"/>
+      <w:lvlJc w:val="left"/>
+      <w:pPr>
+        <w:ind w:left="5760" w:hanging="360"/>
+      </w:pPr>
+      <w:rPr>
+        <w:rFonts w:ascii="Courier New" w:hAnsi="Courier New" w:cs="Courier New" w:hint="default"/>
+      </w:rPr>
+    </w:lvl>
+    <w:lvl w:ilvl="8" w:tplc="18090005" w:tentative="1">
+      <w:start w:val="1"/>
+      <w:numFmt w:val="bullet"/>
+      <w:lvlText w:val=""/>
+      <w:lvlJc w:val="left"/>
+      <w:pPr>
+        <w:ind w:left="6480" w:hanging="360"/>
+      </w:pPr>
+      <w:rPr>
+        <w:rFonts w:ascii="Wingdings" w:hAnsi="Wingdings" w:hint="default"/>
+      </w:rPr>
+    </w:lvl>
+  </w:abstractNum>
+  <w:abstractNum w:abstractNumId="4" w15:restartNumberingAfterBreak="0">
+    <w:nsid w:val="468B7DA6"/>
+    <w:multiLevelType w:val="hybridMultilevel"/>
+    <w:tmpl w:val="357C5D92"/>
+    <w:lvl w:ilvl="0" w:tplc="18090001">
+      <w:start w:val="1"/>
+      <w:numFmt w:val="bullet"/>
+      <w:lvlText w:val=""/>
+      <w:lvlJc w:val="left"/>
+      <w:pPr>
+        <w:ind w:left="720" w:hanging="360"/>
+      </w:pPr>
+      <w:rPr>
+        <w:rFonts w:ascii="Symbol" w:hAnsi="Symbol" w:hint="default"/>
+      </w:rPr>
+    </w:lvl>
+    <w:lvl w:ilvl="1" w:tplc="18090003" w:tentative="1">
+      <w:start w:val="1"/>
+      <w:numFmt w:val="bullet"/>
+      <w:lvlText w:val="o"/>
+      <w:lvlJc w:val="left"/>
+      <w:pPr>
+        <w:ind w:left="1440" w:hanging="360"/>
+      </w:pPr>
+      <w:rPr>
+        <w:rFonts w:ascii="Courier New" w:hAnsi="Courier New" w:cs="Courier New" w:hint="default"/>
+      </w:rPr>
+    </w:lvl>
+    <w:lvl w:ilvl="2" w:tplc="18090005" w:tentative="1">
+      <w:start w:val="1"/>
+      <w:numFmt w:val="bullet"/>
+      <w:lvlText w:val=""/>
+      <w:lvlJc w:val="left"/>
+      <w:pPr>
+        <w:ind w:left="2160" w:hanging="360"/>
+      </w:pPr>
+      <w:rPr>
+        <w:rFonts w:ascii="Wingdings" w:hAnsi="Wingdings" w:hint="default"/>
+      </w:rPr>
+    </w:lvl>
+    <w:lvl w:ilvl="3" w:tplc="18090001" w:tentative="1">
+      <w:start w:val="1"/>
+      <w:numFmt w:val="bullet"/>
+      <w:lvlText w:val=""/>
+      <w:lvlJc w:val="left"/>
+      <w:pPr>
+        <w:ind w:left="2880" w:hanging="360"/>
+      </w:pPr>
+      <w:rPr>
+        <w:rFonts w:ascii="Symbol" w:hAnsi="Symbol" w:hint="default"/>
+      </w:rPr>
+    </w:lvl>
+    <w:lvl w:ilvl="4" w:tplc="18090003" w:tentative="1">
+      <w:start w:val="1"/>
+      <w:numFmt w:val="bullet"/>
+      <w:lvlText w:val="o"/>
+      <w:lvlJc w:val="left"/>
+      <w:pPr>
+        <w:ind w:left="3600" w:hanging="360"/>
+      </w:pPr>
+      <w:rPr>
+        <w:rFonts w:ascii="Courier New" w:hAnsi="Courier New" w:cs="Courier New" w:hint="default"/>
+      </w:rPr>
+    </w:lvl>
+    <w:lvl w:ilvl="5" w:tplc="18090005" w:tentative="1">
+      <w:start w:val="1"/>
+      <w:numFmt w:val="bullet"/>
+      <w:lvlText w:val=""/>
+      <w:lvlJc w:val="left"/>
+      <w:pPr>
+        <w:ind w:left="4320" w:hanging="360"/>
+      </w:pPr>
+      <w:rPr>
+        <w:rFonts w:ascii="Wingdings" w:hAnsi="Wingdings" w:hint="default"/>
+      </w:rPr>
+    </w:lvl>
+    <w:lvl w:ilvl="6" w:tplc="18090001" w:tentative="1">
+      <w:start w:val="1"/>
+      <w:numFmt w:val="bullet"/>
+      <w:lvlText w:val=""/>
+      <w:lvlJc w:val="left"/>
+      <w:pPr>
+        <w:ind w:left="5040" w:hanging="360"/>
+      </w:pPr>
+      <w:rPr>
+        <w:rFonts w:ascii="Symbol" w:hAnsi="Symbol" w:hint="default"/>
+      </w:rPr>
+    </w:lvl>
+    <w:lvl w:ilvl="7" w:tplc="18090003" w:tentative="1">
+      <w:start w:val="1"/>
+      <w:numFmt w:val="bullet"/>
+      <w:lvlText w:val="o"/>
+      <w:lvlJc w:val="left"/>
+      <w:pPr>
+        <w:ind w:left="5760" w:hanging="360"/>
+      </w:pPr>
+      <w:rPr>
+        <w:rFonts w:ascii="Courier New" w:hAnsi="Courier New" w:cs="Courier New" w:hint="default"/>
+      </w:rPr>
+    </w:lvl>
+    <w:lvl w:ilvl="8" w:tplc="18090005" w:tentative="1">
+      <w:start w:val="1"/>
+      <w:numFmt w:val="bullet"/>
+      <w:lvlText w:val=""/>
+      <w:lvlJc w:val="left"/>
+      <w:pPr>
+        <w:ind w:left="6480" w:hanging="360"/>
+      </w:pPr>
+      <w:rPr>
+        <w:rFonts w:ascii="Wingdings" w:hAnsi="Wingdings" w:hint="default"/>
+      </w:rPr>
+    </w:lvl>
+  </w:abstractNum>
+  <w:abstractNum w:abstractNumId="5" w15:restartNumberingAfterBreak="0">
+    <w:nsid w:val="469040BD"/>
+    <w:multiLevelType w:val="hybridMultilevel"/>
+    <w:tmpl w:val="953CCD9E"/>
+    <w:lvl w:ilvl="0" w:tplc="18090001">
+      <w:start w:val="1"/>
+      <w:numFmt w:val="bullet"/>
+      <w:lvlText w:val=""/>
+      <w:lvlJc w:val="left"/>
+      <w:pPr>
+        <w:ind w:left="1440" w:hanging="360"/>
+      </w:pPr>
+      <w:rPr>
+        <w:rFonts w:ascii="Symbol" w:hAnsi="Symbol" w:hint="default"/>
+      </w:rPr>
+    </w:lvl>
+    <w:lvl w:ilvl="1" w:tplc="18090003" w:tentative="1">
+      <w:start w:val="1"/>
+      <w:numFmt w:val="bullet"/>
+      <w:lvlText w:val="o"/>
+      <w:lvlJc w:val="left"/>
+      <w:pPr>
+        <w:ind w:left="2160" w:hanging="360"/>
+      </w:pPr>
+      <w:rPr>
+        <w:rFonts w:ascii="Courier New" w:hAnsi="Courier New" w:cs="Courier New" w:hint="default"/>
+      </w:rPr>
+    </w:lvl>
+    <w:lvl w:ilvl="2" w:tplc="18090005" w:tentative="1">
+      <w:start w:val="1"/>
+      <w:numFmt w:val="bullet"/>
+      <w:lvlText w:val=""/>
+      <w:lvlJc w:val="left"/>
+      <w:pPr>
+        <w:ind w:left="2880" w:hanging="360"/>
+      </w:pPr>
+      <w:rPr>
+        <w:rFonts w:ascii="Wingdings" w:hAnsi="Wingdings" w:hint="default"/>
+      </w:rPr>
+    </w:lvl>
+    <w:lvl w:ilvl="3" w:tplc="18090001" w:tentative="1">
+      <w:start w:val="1"/>
+      <w:numFmt w:val="bullet"/>
+      <w:lvlText w:val=""/>
+      <w:lvlJc w:val="left"/>
+      <w:pPr>
+        <w:ind w:left="3600" w:hanging="360"/>
+      </w:pPr>
+      <w:rPr>
+        <w:rFonts w:ascii="Symbol" w:hAnsi="Symbol" w:hint="default"/>
+      </w:rPr>
+    </w:lvl>
+    <w:lvl w:ilvl="4" w:tplc="18090003" w:tentative="1">
+      <w:start w:val="1"/>
+      <w:numFmt w:val="bullet"/>
+      <w:lvlText w:val="o"/>
+      <w:lvlJc w:val="left"/>
+      <w:pPr>
+        <w:ind w:left="4320" w:hanging="360"/>
+      </w:pPr>
+      <w:rPr>
+        <w:rFonts w:ascii="Courier New" w:hAnsi="Courier New" w:cs="Courier New" w:hint="default"/>
+      </w:rPr>
+    </w:lvl>
+    <w:lvl w:ilvl="5" w:tplc="18090005" w:tentative="1">
+      <w:start w:val="1"/>
+      <w:numFmt w:val="bullet"/>
+      <w:lvlText w:val=""/>
+      <w:lvlJc w:val="left"/>
+      <w:pPr>
+        <w:ind w:left="5040" w:hanging="360"/>
+      </w:pPr>
+      <w:rPr>
+        <w:rFonts w:ascii="Wingdings" w:hAnsi="Wingdings" w:hint="default"/>
+      </w:rPr>
+    </w:lvl>
+    <w:lvl w:ilvl="6" w:tplc="18090001" w:tentative="1">
+      <w:start w:val="1"/>
+      <w:numFmt w:val="bullet"/>
+      <w:lvlText w:val=""/>
+      <w:lvlJc w:val="left"/>
+      <w:pPr>
+        <w:ind w:left="5760" w:hanging="360"/>
+      </w:pPr>
+      <w:rPr>
+        <w:rFonts w:ascii="Symbol" w:hAnsi="Symbol" w:hint="default"/>
+      </w:rPr>
+    </w:lvl>
+    <w:lvl w:ilvl="7" w:tplc="18090003" w:tentative="1">
+      <w:start w:val="1"/>
+      <w:numFmt w:val="bullet"/>
+      <w:lvlText w:val="o"/>
+      <w:lvlJc w:val="left"/>
+      <w:pPr>
+        <w:ind w:left="6480" w:hanging="360"/>
+      </w:pPr>
+      <w:rPr>
+        <w:rFonts w:ascii="Courier New" w:hAnsi="Courier New" w:cs="Courier New" w:hint="default"/>
+      </w:rPr>
+    </w:lvl>
+    <w:lvl w:ilvl="8" w:tplc="18090005" w:tentative="1">
+      <w:start w:val="1"/>
+      <w:numFmt w:val="bullet"/>
+      <w:lvlText w:val=""/>
+      <w:lvlJc w:val="left"/>
+      <w:pPr>
+        <w:ind w:left="7200" w:hanging="360"/>
+      </w:pPr>
+      <w:rPr>
+        <w:rFonts w:ascii="Wingdings" w:hAnsi="Wingdings" w:hint="default"/>
+      </w:rPr>
+    </w:lvl>
+  </w:abstractNum>
+  <w:abstractNum w:abstractNumId="6" w15:restartNumberingAfterBreak="0">
+    <w:nsid w:val="49D6625E"/>
+    <w:multiLevelType w:val="hybridMultilevel"/>
+    <w:tmpl w:val="01C43ADC"/>
+    <w:lvl w:ilvl="0" w:tplc="18090001">
+      <w:start w:val="1"/>
+      <w:numFmt w:val="bullet"/>
+      <w:lvlText w:val=""/>
+      <w:lvlJc w:val="left"/>
+      <w:pPr>
+        <w:ind w:left="720" w:hanging="360"/>
+      </w:pPr>
+      <w:rPr>
+        <w:rFonts w:ascii="Symbol" w:hAnsi="Symbol" w:hint="default"/>
+      </w:rPr>
+    </w:lvl>
+    <w:lvl w:ilvl="1" w:tplc="18090003" w:tentative="1">
+      <w:start w:val="1"/>
+      <w:numFmt w:val="bullet"/>
+      <w:lvlText w:val="o"/>
+      <w:lvlJc w:val="left"/>
+      <w:pPr>
+        <w:ind w:left="1440" w:hanging="360"/>
+      </w:pPr>
+      <w:rPr>
+        <w:rFonts w:ascii="Courier New" w:hAnsi="Courier New" w:cs="Courier New" w:hint="default"/>
+      </w:rPr>
+    </w:lvl>
+    <w:lvl w:ilvl="2" w:tplc="18090005" w:tentative="1">
+      <w:start w:val="1"/>
+      <w:numFmt w:val="bullet"/>
+      <w:lvlText w:val=""/>
+      <w:lvlJc w:val="left"/>
+      <w:pPr>
+        <w:ind w:left="2160" w:hanging="360"/>
+      </w:pPr>
+      <w:rPr>
+        <w:rFonts w:ascii="Wingdings" w:hAnsi="Wingdings" w:hint="default"/>
+      </w:rPr>
+    </w:lvl>
+    <w:lvl w:ilvl="3" w:tplc="18090001" w:tentative="1">
+      <w:start w:val="1"/>
+      <w:numFmt w:val="bullet"/>
+      <w:lvlText w:val=""/>
+      <w:lvlJc w:val="left"/>
+      <w:pPr>
+        <w:ind w:left="2880" w:hanging="360"/>
+      </w:pPr>
+      <w:rPr>
+        <w:rFonts w:ascii="Symbol" w:hAnsi="Symbol" w:hint="default"/>
+      </w:rPr>
+    </w:lvl>
+    <w:lvl w:ilvl="4" w:tplc="18090003" w:tentative="1">
+      <w:start w:val="1"/>
+      <w:numFmt w:val="bullet"/>
+      <w:lvlText w:val="o"/>
+      <w:lvlJc w:val="left"/>
+      <w:pPr>
+        <w:ind w:left="3600" w:hanging="360"/>
+      </w:pPr>
+      <w:rPr>
+        <w:rFonts w:ascii="Courier New" w:hAnsi="Courier New" w:cs="Courier New" w:hint="default"/>
+      </w:rPr>
+    </w:lvl>
+    <w:lvl w:ilvl="5" w:tplc="18090005" w:tentative="1">
+      <w:start w:val="1"/>
+      <w:numFmt w:val="bullet"/>
+      <w:lvlText w:val=""/>
+      <w:lvlJc w:val="left"/>
+      <w:pPr>
+        <w:ind w:left="4320" w:hanging="360"/>
+      </w:pPr>
+      <w:rPr>
+        <w:rFonts w:ascii="Wingdings" w:hAnsi="Wingdings" w:hint="default"/>
+      </w:rPr>
+    </w:lvl>
+    <w:lvl w:ilvl="6" w:tplc="18090001" w:tentative="1">
+      <w:start w:val="1"/>
+      <w:numFmt w:val="bullet"/>
+      <w:lvlText w:val=""/>
+      <w:lvlJc w:val="left"/>
+      <w:pPr>
+        <w:ind w:left="5040" w:hanging="360"/>
+      </w:pPr>
+      <w:rPr>
+        <w:rFonts w:ascii="Symbol" w:hAnsi="Symbol" w:hint="default"/>
+      </w:rPr>
+    </w:lvl>
+    <w:lvl w:ilvl="7" w:tplc="18090003" w:tentative="1">
+      <w:start w:val="1"/>
+      <w:numFmt w:val="bullet"/>
+      <w:lvlText w:val="o"/>
+      <w:lvlJc w:val="left"/>
+      <w:pPr>
+        <w:ind w:left="5760" w:hanging="360"/>
+      </w:pPr>
+      <w:rPr>
+        <w:rFonts w:ascii="Courier New" w:hAnsi="Courier New" w:cs="Courier New" w:hint="default"/>
+      </w:rPr>
+    </w:lvl>
+    <w:lvl w:ilvl="8" w:tplc="18090005" w:tentative="1">
+      <w:start w:val="1"/>
+      <w:numFmt w:val="bullet"/>
+      <w:lvlText w:val=""/>
+      <w:lvlJc w:val="left"/>
+      <w:pPr>
+        <w:ind w:left="6480" w:hanging="360"/>
+      </w:pPr>
+      <w:rPr>
+        <w:rFonts w:ascii="Wingdings" w:hAnsi="Wingdings" w:hint="default"/>
+      </w:rPr>
+    </w:lvl>
+  </w:abstractNum>
+  <w:abstractNum w:abstractNumId="7" w15:restartNumberingAfterBreak="0">
+    <w:nsid w:val="589D3E28"/>
+    <w:multiLevelType w:val="hybridMultilevel"/>
+    <w:tmpl w:val="AC6E9C74"/>
+    <w:lvl w:ilvl="0" w:tplc="18090001">
+      <w:start w:val="1"/>
+      <w:numFmt w:val="bullet"/>
+      <w:lvlText w:val=""/>
+      <w:lvlJc w:val="left"/>
+      <w:pPr>
+        <w:ind w:left="720" w:hanging="360"/>
+      </w:pPr>
+      <w:rPr>
+        <w:rFonts w:ascii="Symbol" w:hAnsi="Symbol" w:hint="default"/>
+      </w:rPr>
+    </w:lvl>
+    <w:lvl w:ilvl="1" w:tplc="18090003" w:tentative="1">
+      <w:start w:val="1"/>
+      <w:numFmt w:val="bullet"/>
+      <w:lvlText w:val="o"/>
+      <w:lvlJc w:val="left"/>
+      <w:pPr>
+        <w:ind w:left="1440" w:hanging="360"/>
+      </w:pPr>
+      <w:rPr>
+        <w:rFonts w:ascii="Courier New" w:hAnsi="Courier New" w:cs="Courier New" w:hint="default"/>
+      </w:rPr>
+    </w:lvl>
+    <w:lvl w:ilvl="2" w:tplc="18090005" w:tentative="1">
+      <w:start w:val="1"/>
+      <w:numFmt w:val="bullet"/>
+      <w:lvlText w:val=""/>
+      <w:lvlJc w:val="left"/>
+      <w:pPr>
+        <w:ind w:left="2160" w:hanging="360"/>
+      </w:pPr>
+      <w:rPr>
+        <w:rFonts w:ascii="Wingdings" w:hAnsi="Wingdings" w:hint="default"/>
+      </w:rPr>
+    </w:lvl>
+    <w:lvl w:ilvl="3" w:tplc="18090001" w:tentative="1">
+      <w:start w:val="1"/>
+      <w:numFmt w:val="bullet"/>
+      <w:lvlText w:val=""/>
+      <w:lvlJc w:val="left"/>
+      <w:pPr>
+        <w:ind w:left="2880" w:hanging="360"/>
+      </w:pPr>
+      <w:rPr>
+        <w:rFonts w:ascii="Symbol" w:hAnsi="Symbol" w:hint="default"/>
+      </w:rPr>
+    </w:lvl>
+    <w:lvl w:ilvl="4" w:tplc="18090003" w:tentative="1">
+      <w:start w:val="1"/>
+      <w:numFmt w:val="bullet"/>
+      <w:lvlText w:val="o"/>
+      <w:lvlJc w:val="left"/>
+      <w:pPr>
+        <w:ind w:left="3600" w:hanging="360"/>
+      </w:pPr>
+      <w:rPr>
+        <w:rFonts w:ascii="Courier New" w:hAnsi="Courier New" w:cs="Courier New" w:hint="default"/>
+      </w:rPr>
+    </w:lvl>
+    <w:lvl w:ilvl="5" w:tplc="18090005" w:tentative="1">
+      <w:start w:val="1"/>
+      <w:numFmt w:val="bullet"/>
+      <w:lvlText w:val=""/>
+      <w:lvlJc w:val="left"/>
+      <w:pPr>
+        <w:ind w:left="4320" w:hanging="360"/>
+      </w:pPr>
+      <w:rPr>
+        <w:rFonts w:ascii="Wingdings" w:hAnsi="Wingdings" w:hint="default"/>
+      </w:rPr>
+    </w:lvl>
+    <w:lvl w:ilvl="6" w:tplc="18090001" w:tentative="1">
+      <w:start w:val="1"/>
+      <w:numFmt w:val="bullet"/>
+      <w:lvlText w:val=""/>
+      <w:lvlJc w:val="left"/>
+      <w:pPr>
+        <w:ind w:left="5040" w:hanging="360"/>
+      </w:pPr>
+      <w:rPr>
+        <w:rFonts w:ascii="Symbol" w:hAnsi="Symbol" w:hint="default"/>
+      </w:rPr>
+    </w:lvl>
+    <w:lvl w:ilvl="7" w:tplc="18090003" w:tentative="1">
+      <w:start w:val="1"/>
+      <w:numFmt w:val="bullet"/>
+      <w:lvlText w:val="o"/>
+      <w:lvlJc w:val="left"/>
+      <w:pPr>
+        <w:ind w:left="5760" w:hanging="360"/>
+      </w:pPr>
+      <w:rPr>
+        <w:rFonts w:ascii="Courier New" w:hAnsi="Courier New" w:cs="Courier New" w:hint="default"/>
+      </w:rPr>
+    </w:lvl>
+    <w:lvl w:ilvl="8" w:tplc="18090005" w:tentative="1">
+      <w:start w:val="1"/>
+      <w:numFmt w:val="bullet"/>
+      <w:lvlText w:val=""/>
+      <w:lvlJc w:val="left"/>
+      <w:pPr>
+        <w:ind w:left="6480" w:hanging="360"/>
+      </w:pPr>
+      <w:rPr>
+        <w:rFonts w:ascii="Wingdings" w:hAnsi="Wingdings" w:hint="default"/>
+      </w:rPr>
+    </w:lvl>
+  </w:abstractNum>
+  <w:abstractNum w:abstractNumId="8" w15:restartNumberingAfterBreak="0">
+    <w:nsid w:val="5A8A1D21"/>
+    <w:multiLevelType w:val="hybridMultilevel"/>
+    <w:tmpl w:val="7278C270"/>
+    <w:lvl w:ilvl="0" w:tplc="18090001">
+      <w:start w:val="1"/>
+      <w:numFmt w:val="bullet"/>
+      <w:lvlText w:val=""/>
+      <w:lvlJc w:val="left"/>
+      <w:pPr>
+        <w:ind w:left="720" w:hanging="360"/>
+      </w:pPr>
+      <w:rPr>
+        <w:rFonts w:ascii="Symbol" w:hAnsi="Symbol" w:hint="default"/>
+      </w:rPr>
+    </w:lvl>
+    <w:lvl w:ilvl="1" w:tplc="18090003" w:tentative="1">
+      <w:start w:val="1"/>
+      <w:numFmt w:val="bullet"/>
+      <w:lvlText w:val="o"/>
+      <w:lvlJc w:val="left"/>
+      <w:pPr>
+        <w:ind w:left="1440" w:hanging="360"/>
+      </w:pPr>
+      <w:rPr>
+        <w:rFonts w:ascii="Courier New" w:hAnsi="Courier New" w:cs="Courier New" w:hint="default"/>
+      </w:rPr>
+    </w:lvl>
+    <w:lvl w:ilvl="2" w:tplc="18090005" w:tentative="1">
+      <w:start w:val="1"/>
+      <w:numFmt w:val="bullet"/>
+      <w:lvlText w:val=""/>
+      <w:lvlJc w:val="left"/>
+      <w:pPr>
+        <w:ind w:left="2160" w:hanging="360"/>
+      </w:pPr>
+      <w:rPr>
+        <w:rFonts w:ascii="Wingdings" w:hAnsi="Wingdings" w:hint="default"/>
+      </w:rPr>
+    </w:lvl>
+    <w:lvl w:ilvl="3" w:tplc="18090001" w:tentative="1">
+      <w:start w:val="1"/>
+      <w:numFmt w:val="bullet"/>
+      <w:lvlText w:val=""/>
+      <w:lvlJc w:val="left"/>
+      <w:pPr>
+        <w:ind w:left="2880" w:hanging="360"/>
+      </w:pPr>
+      <w:rPr>
+        <w:rFonts w:ascii="Symbol" w:hAnsi="Symbol" w:hint="default"/>
+      </w:rPr>
+    </w:lvl>
+    <w:lvl w:ilvl="4" w:tplc="18090003" w:tentative="1">
+      <w:start w:val="1"/>
+      <w:numFmt w:val="bullet"/>
+      <w:lvlText w:val="o"/>
+      <w:lvlJc w:val="left"/>
+      <w:pPr>
+        <w:ind w:left="3600" w:hanging="360"/>
+      </w:pPr>
+      <w:rPr>
+        <w:rFonts w:ascii="Courier New" w:hAnsi="Courier New" w:cs="Courier New" w:hint="default"/>
+      </w:rPr>
+    </w:lvl>
+    <w:lvl w:ilvl="5" w:tplc="18090005" w:tentative="1">
+      <w:start w:val="1"/>
+      <w:numFmt w:val="bullet"/>
+      <w:lvlText w:val=""/>
+      <w:lvlJc w:val="left"/>
+      <w:pPr>
+        <w:ind w:left="4320" w:hanging="360"/>
+      </w:pPr>
+      <w:rPr>
+        <w:rFonts w:ascii="Wingdings" w:hAnsi="Wingdings" w:hint="default"/>
+      </w:rPr>
+    </w:lvl>
+    <w:lvl w:ilvl="6" w:tplc="18090001" w:tentative="1">
+      <w:start w:val="1"/>
+      <w:numFmt w:val="bullet"/>
+      <w:lvlText w:val=""/>
+      <w:lvlJc w:val="left"/>
+      <w:pPr>
+        <w:ind w:left="5040" w:hanging="360"/>
+      </w:pPr>
+      <w:rPr>
+        <w:rFonts w:ascii="Symbol" w:hAnsi="Symbol" w:hint="default"/>
+      </w:rPr>
+    </w:lvl>
+    <w:lvl w:ilvl="7" w:tplc="18090003" w:tentative="1">
+      <w:start w:val="1"/>
+      <w:numFmt w:val="bullet"/>
+      <w:lvlText w:val="o"/>
+      <w:lvlJc w:val="left"/>
+      <w:pPr>
+        <w:ind w:left="5760" w:hanging="360"/>
+      </w:pPr>
+      <w:rPr>
+        <w:rFonts w:ascii="Courier New" w:hAnsi="Courier New" w:cs="Courier New" w:hint="default"/>
+      </w:rPr>
+    </w:lvl>
+    <w:lvl w:ilvl="8" w:tplc="18090005" w:tentative="1">
+      <w:start w:val="1"/>
+      <w:numFmt w:val="bullet"/>
+      <w:lvlText w:val=""/>
+      <w:lvlJc w:val="left"/>
+      <w:pPr>
+        <w:ind w:left="6480" w:hanging="360"/>
+      </w:pPr>
+      <w:rPr>
+        <w:rFonts w:ascii="Wingdings" w:hAnsi="Wingdings" w:hint="default"/>
+      </w:rPr>
+    </w:lvl>
+  </w:abstractNum>
+  <w:abstractNum w:abstractNumId="9" w15:restartNumberingAfterBreak="0">
+    <w:nsid w:val="639B0600"/>
+    <w:multiLevelType w:val="hybridMultilevel"/>
+    <w:tmpl w:val="E12A851E"/>
+    <w:lvl w:ilvl="0" w:tplc="18090001">
+      <w:start w:val="1"/>
+      <w:numFmt w:val="bullet"/>
+      <w:lvlText w:val=""/>
+      <w:lvlJc w:val="left"/>
+      <w:pPr>
+        <w:ind w:left="720" w:hanging="360"/>
+      </w:pPr>
+      <w:rPr>
+        <w:rFonts w:ascii="Symbol" w:hAnsi="Symbol" w:hint="default"/>
+      </w:rPr>
+    </w:lvl>
+    <w:lvl w:ilvl="1" w:tplc="18090003" w:tentative="1">
+      <w:start w:val="1"/>
+      <w:numFmt w:val="bullet"/>
+      <w:lvlText w:val="o"/>
+      <w:lvlJc w:val="left"/>
+      <w:pPr>
+        <w:ind w:left="1440" w:hanging="360"/>
+      </w:pPr>
+      <w:rPr>
+        <w:rFonts w:ascii="Courier New" w:hAnsi="Courier New" w:cs="Courier New" w:hint="default"/>
+      </w:rPr>
+    </w:lvl>
+    <w:lvl w:ilvl="2" w:tplc="18090005" w:tentative="1">
+      <w:start w:val="1"/>
+      <w:numFmt w:val="bullet"/>
+      <w:lvlText w:val=""/>
+      <w:lvlJc w:val="left"/>
+      <w:pPr>
+        <w:ind w:left="2160" w:hanging="360"/>
+      </w:pPr>
+      <w:rPr>
+        <w:rFonts w:ascii="Wingdings" w:hAnsi="Wingdings" w:hint="default"/>
+      </w:rPr>
+    </w:lvl>
+    <w:lvl w:ilvl="3" w:tplc="18090001" w:tentative="1">
+      <w:start w:val="1"/>
+      <w:numFmt w:val="bullet"/>
+      <w:lvlText w:val=""/>
+      <w:lvlJc w:val="left"/>
+      <w:pPr>
+        <w:ind w:left="2880" w:hanging="360"/>
+      </w:pPr>
+      <w:rPr>
+        <w:rFonts w:ascii="Symbol" w:hAnsi="Symbol" w:hint="default"/>
+      </w:rPr>
+    </w:lvl>
+    <w:lvl w:ilvl="4" w:tplc="18090003" w:tentative="1">
+      <w:start w:val="1"/>
+      <w:numFmt w:val="bullet"/>
+      <w:lvlText w:val="o"/>
+      <w:lvlJc w:val="left"/>
+      <w:pPr>
+        <w:ind w:left="3600" w:hanging="360"/>
+      </w:pPr>
+      <w:rPr>
+        <w:rFonts w:ascii="Courier New" w:hAnsi="Courier New" w:cs="Courier New" w:hint="default"/>
+      </w:rPr>
+    </w:lvl>
+    <w:lvl w:ilvl="5" w:tplc="18090005" w:tentative="1">
+      <w:start w:val="1"/>
+      <w:numFmt w:val="bullet"/>
+      <w:lvlText w:val=""/>
+      <w:lvlJc w:val="left"/>
+      <w:pPr>
+        <w:ind w:left="4320" w:hanging="360"/>
+      </w:pPr>
+      <w:rPr>
+        <w:rFonts w:ascii="Wingdings" w:hAnsi="Wingdings" w:hint="default"/>
+      </w:rPr>
+    </w:lvl>
+    <w:lvl w:ilvl="6" w:tplc="18090001" w:tentative="1">
+      <w:start w:val="1"/>
+      <w:numFmt w:val="bullet"/>
+      <w:lvlText w:val=""/>
+      <w:lvlJc w:val="left"/>
+      <w:pPr>
+        <w:ind w:left="5040" w:hanging="360"/>
+      </w:pPr>
+      <w:rPr>
+        <w:rFonts w:ascii="Symbol" w:hAnsi="Symbol" w:hint="default"/>
+      </w:rPr>
+    </w:lvl>
+    <w:lvl w:ilvl="7" w:tplc="18090003" w:tentative="1">
+      <w:start w:val="1"/>
+      <w:numFmt w:val="bullet"/>
+      <w:lvlText w:val="o"/>
+      <w:lvlJc w:val="left"/>
+      <w:pPr>
+        <w:ind w:left="5760" w:hanging="360"/>
+      </w:pPr>
+      <w:rPr>
+        <w:rFonts w:ascii="Courier New" w:hAnsi="Courier New" w:cs="Courier New" w:hint="default"/>
+      </w:rPr>
+    </w:lvl>
+    <w:lvl w:ilvl="8" w:tplc="18090005" w:tentative="1">
+      <w:start w:val="1"/>
+      <w:numFmt w:val="bullet"/>
+      <w:lvlText w:val=""/>
+      <w:lvlJc w:val="left"/>
+      <w:pPr>
+        <w:ind w:left="6480" w:hanging="360"/>
+      </w:pPr>
+      <w:rPr>
+        <w:rFonts w:ascii="Wingdings" w:hAnsi="Wingdings" w:hint="default"/>
+      </w:rPr>
+    </w:lvl>
+  </w:abstractNum>
+  <w:abstractNum w:abstractNumId="10" w15:restartNumberingAfterBreak="0">
     <w:nsid w:val="649E4EA5"/>
     <w:multiLevelType w:val="hybridMultilevel"/>
     <w:tmpl w:val="FCE445EA"/>
@@ -983,13 +3803,43 @@
     </w:lvl>
   </w:abstractNum>
   <w:num w:numId="1" w16cid:durableId="1045301766">
+    <w:abstractNumId w:val="10"/>
+  </w:num>
+  <w:num w:numId="2" w16cid:durableId="2132967374">
+    <w:abstractNumId w:val="6"/>
+  </w:num>
+  <w:num w:numId="3" w16cid:durableId="392511886">
+    <w:abstractNumId w:val="2"/>
+  </w:num>
+  <w:num w:numId="4" w16cid:durableId="131681139">
+    <w:abstractNumId w:val="5"/>
+  </w:num>
+  <w:num w:numId="5" w16cid:durableId="557739900">
+    <w:abstractNumId w:val="3"/>
+  </w:num>
+  <w:num w:numId="6" w16cid:durableId="1585727028">
     <w:abstractNumId w:val="0"/>
+  </w:num>
+  <w:num w:numId="7" w16cid:durableId="1068503294">
+    <w:abstractNumId w:val="1"/>
+  </w:num>
+  <w:num w:numId="8" w16cid:durableId="680812505">
+    <w:abstractNumId w:val="7"/>
+  </w:num>
+  <w:num w:numId="9" w16cid:durableId="2112315063">
+    <w:abstractNumId w:val="8"/>
+  </w:num>
+  <w:num w:numId="10" w16cid:durableId="1208300285">
+    <w:abstractNumId w:val="9"/>
+  </w:num>
+  <w:num w:numId="11" w16cid:durableId="889347193">
+    <w:abstractNumId w:val="4"/>
   </w:num>
 </w:numbering>
 </file>
 
 <file path=word/styles.xml><?xml version="1.0" encoding="utf-8"?>
-<w:styles xmlns:mc="http://schemas.openxmlformats.org/markup-compatibility/2006" xmlns:r="http://schemas.openxmlformats.org/officeDocument/2006/relationships" xmlns:w="http://schemas.openxmlformats.org/wordprocessingml/2006/main" xmlns:w14="http://schemas.microsoft.com/office/word/2010/wordml" xmlns:w15="http://schemas.microsoft.com/office/word/2012/wordml" xmlns:w16cex="http://schemas.microsoft.com/office/word/2018/wordml/cex" xmlns:w16cid="http://schemas.microsoft.com/office/word/2016/wordml/cid" xmlns:w16="http://schemas.microsoft.com/office/word/2018/wordml" xmlns:w16sdtdh="http://schemas.microsoft.com/office/word/2020/wordml/sdtdatahash" xmlns:w16se="http://schemas.microsoft.com/office/word/2015/wordml/symex" mc:Ignorable="w14 w15 w16se w16cid w16 w16cex w16sdtdh">
+<w:styles xmlns:mc="http://schemas.openxmlformats.org/markup-compatibility/2006" xmlns:r="http://schemas.openxmlformats.org/officeDocument/2006/relationships" xmlns:w="http://schemas.openxmlformats.org/wordprocessingml/2006/main" xmlns:w14="http://schemas.microsoft.com/office/word/2010/wordml" xmlns:w15="http://schemas.microsoft.com/office/word/2012/wordml" xmlns:w16cex="http://schemas.microsoft.com/office/word/2018/wordml/cex" xmlns:w16cid="http://schemas.microsoft.com/office/word/2016/wordml/cid" xmlns:w16="http://schemas.microsoft.com/office/word/2018/wordml" xmlns:w16du="http://schemas.microsoft.com/office/word/2023/wordml/word16du" xmlns:w16sdtdh="http://schemas.microsoft.com/office/word/2020/wordml/sdtdatahash" xmlns:w16sdtfl="http://schemas.microsoft.com/office/word/2024/wordml/sdtformatlock" xmlns:w16se="http://schemas.microsoft.com/office/word/2015/wordml/symex" mc:Ignorable="w14 w15 w16se w16cid w16 w16cex w16sdtdh w16sdtfl w16du">
   <w:docDefaults>
     <w:rPrDefault>
       <w:rPr>
@@ -1435,6 +4285,7 @@
   <w:style w:type="character" w:default="1" w:styleId="DefaultParagraphFont">
     <w:name w:val="Default Paragraph Font"/>
     <w:uiPriority w:val="1"/>
+    <w:semiHidden/>
     <w:unhideWhenUsed/>
   </w:style>
   <w:style w:type="table" w:default="1" w:styleId="TableNormal">
@@ -1551,6 +4402,25 @@
       <w:sz w:val="56"/>
       <w:szCs w:val="56"/>
     </w:rPr>
+  </w:style>
+  <w:style w:type="table" w:styleId="TableGrid">
+    <w:name w:val="Table Grid"/>
+    <w:basedOn w:val="TableNormal"/>
+    <w:uiPriority w:val="39"/>
+    <w:rsid w:val="004A7E97"/>
+    <w:pPr>
+      <w:spacing w:after="0" w:line="240" w:lineRule="auto"/>
+    </w:pPr>
+    <w:tblPr>
+      <w:tblBorders>
+        <w:top w:val="single" w:sz="4" w:space="0" w:color="auto"/>
+        <w:left w:val="single" w:sz="4" w:space="0" w:color="auto"/>
+        <w:bottom w:val="single" w:sz="4" w:space="0" w:color="auto"/>
+        <w:right w:val="single" w:sz="4" w:space="0" w:color="auto"/>
+        <w:insideH w:val="single" w:sz="4" w:space="0" w:color="auto"/>
+        <w:insideV w:val="single" w:sz="4" w:space="0" w:color="auto"/>
+      </w:tblBorders>
+    </w:tblPr>
   </w:style>
 </w:styles>
 </file>
@@ -1848,4 +4718,292 @@
     </a:ext>
   </a:extLst>
 </a:theme>
+</file>
+
+<file path=customXml/item1.xml><?xml version="1.0" encoding="utf-8"?>
+<ct:contentTypeSchema xmlns:ct="http://schemas.microsoft.com/office/2006/metadata/contentType" xmlns:ma="http://schemas.microsoft.com/office/2006/metadata/properties/metaAttributes" ct:_="" ma:_="" ma:contentTypeName="Document" ma:contentTypeID="0x0101002E1CDCCC5667A347B5C405036285A843" ma:contentTypeVersion="14" ma:contentTypeDescription="Create a new document." ma:contentTypeScope="" ma:versionID="a30461a54e520e851d8784ce7278d899">
+  <xsd:schema xmlns:xsd="http://www.w3.org/2001/XMLSchema" xmlns:xs="http://www.w3.org/2001/XMLSchema" xmlns:p="http://schemas.microsoft.com/office/2006/metadata/properties" xmlns:ns3="d32f3156-12ae-4304-9649-4747bc195a31" xmlns:ns4="09f571ad-c8e5-44e3-bdd0-85b60a8aa38d" targetNamespace="http://schemas.microsoft.com/office/2006/metadata/properties" ma:root="true" ma:fieldsID="8eeeb56b5e35308d512e45ff8f1fb163" ns3:_="" ns4:_="">
+    <xsd:import namespace="d32f3156-12ae-4304-9649-4747bc195a31"/>
+    <xsd:import namespace="09f571ad-c8e5-44e3-bdd0-85b60a8aa38d"/>
+    <xsd:element name="properties">
+      <xsd:complexType>
+        <xsd:sequence>
+          <xsd:element name="documentManagement">
+            <xsd:complexType>
+              <xsd:all>
+                <xsd:element ref="ns3:SharedWithUsers" minOccurs="0"/>
+                <xsd:element ref="ns3:SharedWithDetails" minOccurs="0"/>
+                <xsd:element ref="ns3:SharingHintHash" minOccurs="0"/>
+                <xsd:element ref="ns4:MediaServiceMetadata" minOccurs="0"/>
+                <xsd:element ref="ns4:MediaServiceFastMetadata" minOccurs="0"/>
+                <xsd:element ref="ns4:MediaServiceDateTaken" minOccurs="0"/>
+                <xsd:element ref="ns4:MediaServiceAutoTags" minOccurs="0"/>
+                <xsd:element ref="ns4:MediaServiceOCR" minOccurs="0"/>
+                <xsd:element ref="ns4:MediaServiceGenerationTime" minOccurs="0"/>
+                <xsd:element ref="ns4:MediaServiceEventHashCode" minOccurs="0"/>
+                <xsd:element ref="ns4:MediaServiceSearchProperties" minOccurs="0"/>
+                <xsd:element ref="ns4:MediaServiceObjectDetectorVersions" minOccurs="0"/>
+                <xsd:element ref="ns4:_activity" minOccurs="0"/>
+                <xsd:element ref="ns4:MediaServiceSystemTags" minOccurs="0"/>
+              </xsd:all>
+            </xsd:complexType>
+          </xsd:element>
+        </xsd:sequence>
+      </xsd:complexType>
+    </xsd:element>
+  </xsd:schema>
+  <xsd:schema xmlns:xsd="http://www.w3.org/2001/XMLSchema" xmlns:xs="http://www.w3.org/2001/XMLSchema" xmlns:dms="http://schemas.microsoft.com/office/2006/documentManagement/types" xmlns:pc="http://schemas.microsoft.com/office/infopath/2007/PartnerControls" targetNamespace="d32f3156-12ae-4304-9649-4747bc195a31" elementFormDefault="qualified">
+    <xsd:import namespace="http://schemas.microsoft.com/office/2006/documentManagement/types"/>
+    <xsd:import namespace="http://schemas.microsoft.com/office/infopath/2007/PartnerControls"/>
+    <xsd:element name="SharedWithUsers" ma:index="8" nillable="true" ma:displayName="Shared With" ma:internalName="SharedWithUsers" ma:readOnly="true">
+      <xsd:complexType>
+        <xsd:complexContent>
+          <xsd:extension base="dms:UserMulti">
+            <xsd:sequence>
+              <xsd:element name="UserInfo" minOccurs="0" maxOccurs="unbounded">
+                <xsd:complexType>
+                  <xsd:sequence>
+                    <xsd:element name="DisplayName" type="xsd:string" minOccurs="0"/>
+                    <xsd:element name="AccountId" type="dms:UserId" minOccurs="0" nillable="true"/>
+                    <xsd:element name="AccountType" type="xsd:string" minOccurs="0"/>
+                  </xsd:sequence>
+                </xsd:complexType>
+              </xsd:element>
+            </xsd:sequence>
+          </xsd:extension>
+        </xsd:complexContent>
+      </xsd:complexType>
+    </xsd:element>
+    <xsd:element name="SharedWithDetails" ma:index="9" nillable="true" ma:displayName="Shared With Details" ma:internalName="SharedWithDetails" ma:readOnly="true">
+      <xsd:simpleType>
+        <xsd:restriction base="dms:Note">
+          <xsd:maxLength value="255"/>
+        </xsd:restriction>
+      </xsd:simpleType>
+    </xsd:element>
+    <xsd:element name="SharingHintHash" ma:index="10" nillable="true" ma:displayName="Sharing Hint Hash" ma:hidden="true" ma:internalName="SharingHintHash" ma:readOnly="true">
+      <xsd:simpleType>
+        <xsd:restriction base="dms:Text"/>
+      </xsd:simpleType>
+    </xsd:element>
+  </xsd:schema>
+  <xsd:schema xmlns:xsd="http://www.w3.org/2001/XMLSchema" xmlns:xs="http://www.w3.org/2001/XMLSchema" xmlns:dms="http://schemas.microsoft.com/office/2006/documentManagement/types" xmlns:pc="http://schemas.microsoft.com/office/infopath/2007/PartnerControls" targetNamespace="09f571ad-c8e5-44e3-bdd0-85b60a8aa38d" elementFormDefault="qualified">
+    <xsd:import namespace="http://schemas.microsoft.com/office/2006/documentManagement/types"/>
+    <xsd:import namespace="http://schemas.microsoft.com/office/infopath/2007/PartnerControls"/>
+    <xsd:element name="MediaServiceMetadata" ma:index="11" nillable="true" ma:displayName="MediaServiceMetadata" ma:hidden="true" ma:internalName="MediaServiceMetadata" ma:readOnly="true">
+      <xsd:simpleType>
+        <xsd:restriction base="dms:Note"/>
+      </xsd:simpleType>
+    </xsd:element>
+    <xsd:element name="MediaServiceFastMetadata" ma:index="12" nillable="true" ma:displayName="MediaServiceFastMetadata" ma:hidden="true" ma:internalName="MediaServiceFastMetadata" ma:readOnly="true">
+      <xsd:simpleType>
+        <xsd:restriction base="dms:Note"/>
+      </xsd:simpleType>
+    </xsd:element>
+    <xsd:element name="MediaServiceDateTaken" ma:index="13" nillable="true" ma:displayName="MediaServiceDateTaken" ma:hidden="true" ma:internalName="MediaServiceDateTaken" ma:readOnly="true">
+      <xsd:simpleType>
+        <xsd:restriction base="dms:Text"/>
+      </xsd:simpleType>
+    </xsd:element>
+    <xsd:element name="MediaServiceAutoTags" ma:index="14" nillable="true" ma:displayName="Tags" ma:internalName="MediaServiceAutoTags" ma:readOnly="true">
+      <xsd:simpleType>
+        <xsd:restriction base="dms:Text"/>
+      </xsd:simpleType>
+    </xsd:element>
+    <xsd:element name="MediaServiceOCR" ma:index="15" nillable="true" ma:displayName="Extracted Text" ma:internalName="MediaServiceOCR" ma:readOnly="true">
+      <xsd:simpleType>
+        <xsd:restriction base="dms:Note">
+          <xsd:maxLength value="255"/>
+        </xsd:restriction>
+      </xsd:simpleType>
+    </xsd:element>
+    <xsd:element name="MediaServiceGenerationTime" ma:index="16" nillable="true" ma:displayName="MediaServiceGenerationTime" ma:hidden="true" ma:internalName="MediaServiceGenerationTime" ma:readOnly="true">
+      <xsd:simpleType>
+        <xsd:restriction base="dms:Text"/>
+      </xsd:simpleType>
+    </xsd:element>
+    <xsd:element name="MediaServiceEventHashCode" ma:index="17" nillable="true" ma:displayName="MediaServiceEventHashCode" ma:hidden="true" ma:internalName="MediaServiceEventHashCode" ma:readOnly="true">
+      <xsd:simpleType>
+        <xsd:restriction base="dms:Text"/>
+      </xsd:simpleType>
+    </xsd:element>
+    <xsd:element name="MediaServiceSearchProperties" ma:index="18" nillable="true" ma:displayName="MediaServiceSearchProperties" ma:hidden="true" ma:internalName="MediaServiceSearchProperties" ma:readOnly="true">
+      <xsd:simpleType>
+        <xsd:restriction base="dms:Note"/>
+      </xsd:simpleType>
+    </xsd:element>
+    <xsd:element name="MediaServiceObjectDetectorVersions" ma:index="19" nillable="true" ma:displayName="MediaServiceObjectDetectorVersions" ma:hidden="true" ma:indexed="true" ma:internalName="MediaServiceObjectDetectorVersions" ma:readOnly="true">
+      <xsd:simpleType>
+        <xsd:restriction base="dms:Text"/>
+      </xsd:simpleType>
+    </xsd:element>
+    <xsd:element name="_activity" ma:index="20" nillable="true" ma:displayName="_activity" ma:hidden="true" ma:internalName="_activity">
+      <xsd:simpleType>
+        <xsd:restriction base="dms:Note"/>
+      </xsd:simpleType>
+    </xsd:element>
+    <xsd:element name="MediaServiceSystemTags" ma:index="21" nillable="true" ma:displayName="MediaServiceSystemTags" ma:hidden="true" ma:internalName="MediaServiceSystemTags" ma:readOnly="true">
+      <xsd:simpleType>
+        <xsd:restriction base="dms:Note"/>
+      </xsd:simpleType>
+    </xsd:element>
+  </xsd:schema>
+  <xsd:schema xmlns="http://schemas.openxmlformats.org/package/2006/metadata/core-properties" xmlns:xsd="http://www.w3.org/2001/XMLSchema" xmlns:xsi="http://www.w3.org/2001/XMLSchema-instance" xmlns:dc="http://purl.org/dc/elements/1.1/" xmlns:dcterms="http://purl.org/dc/terms/" xmlns:odoc="http://schemas.microsoft.com/internal/obd" targetNamespace="http://schemas.openxmlformats.org/package/2006/metadata/core-properties" elementFormDefault="qualified" attributeFormDefault="unqualified" blockDefault="#all">
+    <xsd:import namespace="http://purl.org/dc/elements/1.1/" schemaLocation="http://dublincore.org/schemas/xmls/qdc/2003/04/02/dc.xsd"/>
+    <xsd:import namespace="http://purl.org/dc/terms/" schemaLocation="http://dublincore.org/schemas/xmls/qdc/2003/04/02/dcterms.xsd"/>
+    <xsd:element name="coreProperties" type="CT_coreProperties"/>
+    <xsd:complexType name="CT_coreProperties">
+      <xsd:all>
+        <xsd:element ref="dc:creator" minOccurs="0" maxOccurs="1"/>
+        <xsd:element ref="dcterms:created" minOccurs="0" maxOccurs="1"/>
+        <xsd:element ref="dc:identifier" minOccurs="0" maxOccurs="1"/>
+        <xsd:element name="contentType" minOccurs="0" maxOccurs="1" type="xsd:string" ma:index="0" ma:displayName="Content Type"/>
+        <xsd:element ref="dc:title" minOccurs="0" maxOccurs="1" ma:index="4" ma:displayName="Title"/>
+        <xsd:element ref="dc:subject" minOccurs="0" maxOccurs="1"/>
+        <xsd:element ref="dc:description" minOccurs="0" maxOccurs="1"/>
+        <xsd:element name="keywords" minOccurs="0" maxOccurs="1" type="xsd:string"/>
+        <xsd:element ref="dc:language" minOccurs="0" maxOccurs="1"/>
+        <xsd:element name="category" minOccurs="0" maxOccurs="1" type="xsd:string"/>
+        <xsd:element name="version" minOccurs="0" maxOccurs="1" type="xsd:string"/>
+        <xsd:element name="revision" minOccurs="0" maxOccurs="1" type="xsd:string">
+          <xsd:annotation>
+            <xsd:documentation>
+                        This value indicates the number of saves or revisions. The application is responsible for updating this value after each revision.
+                    </xsd:documentation>
+          </xsd:annotation>
+        </xsd:element>
+        <xsd:element name="lastModifiedBy" minOccurs="0" maxOccurs="1" type="xsd:string"/>
+        <xsd:element ref="dcterms:modified" minOccurs="0" maxOccurs="1"/>
+        <xsd:element name="contentStatus" minOccurs="0" maxOccurs="1" type="xsd:string"/>
+      </xsd:all>
+    </xsd:complexType>
+  </xsd:schema>
+  <xs:schema xmlns:pc="http://schemas.microsoft.com/office/infopath/2007/PartnerControls" xmlns:xs="http://www.w3.org/2001/XMLSchema" targetNamespace="http://schemas.microsoft.com/office/infopath/2007/PartnerControls" elementFormDefault="qualified" attributeFormDefault="unqualified">
+    <xs:element name="Person">
+      <xs:complexType>
+        <xs:sequence>
+          <xs:element ref="pc:DisplayName" minOccurs="0"/>
+          <xs:element ref="pc:AccountId" minOccurs="0"/>
+          <xs:element ref="pc:AccountType" minOccurs="0"/>
+        </xs:sequence>
+      </xs:complexType>
+    </xs:element>
+    <xs:element name="DisplayName" type="xs:string"/>
+    <xs:element name="AccountId" type="xs:string"/>
+    <xs:element name="AccountType" type="xs:string"/>
+    <xs:element name="BDCAssociatedEntity">
+      <xs:complexType>
+        <xs:sequence>
+          <xs:element ref="pc:BDCEntity" minOccurs="0" maxOccurs="unbounded"/>
+        </xs:sequence>
+        <xs:attribute ref="pc:EntityNamespace"/>
+        <xs:attribute ref="pc:EntityName"/>
+        <xs:attribute ref="pc:SystemInstanceName"/>
+        <xs:attribute ref="pc:AssociationName"/>
+      </xs:complexType>
+    </xs:element>
+    <xs:attribute name="EntityNamespace" type="xs:string"/>
+    <xs:attribute name="EntityName" type="xs:string"/>
+    <xs:attribute name="SystemInstanceName" type="xs:string"/>
+    <xs:attribute name="AssociationName" type="xs:string"/>
+    <xs:element name="BDCEntity">
+      <xs:complexType>
+        <xs:sequence>
+          <xs:element ref="pc:EntityDisplayName" minOccurs="0"/>
+          <xs:element ref="pc:EntityInstanceReference" minOccurs="0"/>
+          <xs:element ref="pc:EntityId1" minOccurs="0"/>
+          <xs:element ref="pc:EntityId2" minOccurs="0"/>
+          <xs:element ref="pc:EntityId3" minOccurs="0"/>
+          <xs:element ref="pc:EntityId4" minOccurs="0"/>
+          <xs:element ref="pc:EntityId5" minOccurs="0"/>
+        </xs:sequence>
+      </xs:complexType>
+    </xs:element>
+    <xs:element name="EntityDisplayName" type="xs:string"/>
+    <xs:element name="EntityInstanceReference" type="xs:string"/>
+    <xs:element name="EntityId1" type="xs:string"/>
+    <xs:element name="EntityId2" type="xs:string"/>
+    <xs:element name="EntityId3" type="xs:string"/>
+    <xs:element name="EntityId4" type="xs:string"/>
+    <xs:element name="EntityId5" type="xs:string"/>
+    <xs:element name="Terms">
+      <xs:complexType>
+        <xs:sequence>
+          <xs:element ref="pc:TermInfo" minOccurs="0" maxOccurs="unbounded"/>
+        </xs:sequence>
+      </xs:complexType>
+    </xs:element>
+    <xs:element name="TermInfo">
+      <xs:complexType>
+        <xs:sequence>
+          <xs:element ref="pc:TermName" minOccurs="0"/>
+          <xs:element ref="pc:TermId" minOccurs="0"/>
+        </xs:sequence>
+      </xs:complexType>
+    </xs:element>
+    <xs:element name="TermName" type="xs:string"/>
+    <xs:element name="TermId" type="xs:string"/>
+  </xs:schema>
+</ct:contentTypeSchema>
+</file>
+
+<file path=customXml/item2.xml><?xml version="1.0" encoding="utf-8"?>
+<?mso-contentType ?>
+<FormTemplates xmlns="http://schemas.microsoft.com/sharepoint/v3/contenttype/forms">
+  <Display>DocumentLibraryForm</Display>
+  <Edit>DocumentLibraryForm</Edit>
+  <New>DocumentLibraryForm</New>
+</FormTemplates>
+</file>
+
+<file path=customXml/item3.xml><?xml version="1.0" encoding="utf-8"?>
+<p:properties xmlns:p="http://schemas.microsoft.com/office/2006/metadata/properties" xmlns:xsi="http://www.w3.org/2001/XMLSchema-instance" xmlns:pc="http://schemas.microsoft.com/office/infopath/2007/PartnerControls">
+  <documentManagement>
+    <_activity xmlns="09f571ad-c8e5-44e3-bdd0-85b60a8aa38d" xsi:nil="true"/>
+  </documentManagement>
+</p:properties>
+</file>
+
+<file path=customXml/itemProps1.xml><?xml version="1.0" encoding="utf-8"?>
+<ds:datastoreItem xmlns:ds="http://schemas.openxmlformats.org/officeDocument/2006/customXml" ds:itemID="{7554D058-A4DA-4BBD-B32F-E80188FECD10}">
+  <ds:schemaRefs>
+    <ds:schemaRef ds:uri="http://schemas.microsoft.com/office/2006/metadata/contentType"/>
+    <ds:schemaRef ds:uri="http://schemas.microsoft.com/office/2006/metadata/properties/metaAttributes"/>
+    <ds:schemaRef ds:uri="http://www.w3.org/2001/XMLSchema"/>
+    <ds:schemaRef ds:uri="http://schemas.microsoft.com/office/2006/metadata/properties"/>
+    <ds:schemaRef ds:uri="d32f3156-12ae-4304-9649-4747bc195a31"/>
+    <ds:schemaRef ds:uri="09f571ad-c8e5-44e3-bdd0-85b60a8aa38d"/>
+    <ds:schemaRef ds:uri="http://schemas.microsoft.com/office/2006/documentManagement/types"/>
+    <ds:schemaRef ds:uri="http://schemas.microsoft.com/office/infopath/2007/PartnerControls"/>
+    <ds:schemaRef ds:uri="http://schemas.openxmlformats.org/package/2006/metadata/core-properties"/>
+    <ds:schemaRef ds:uri="http://purl.org/dc/elements/1.1/"/>
+    <ds:schemaRef ds:uri="http://purl.org/dc/terms/"/>
+    <ds:schemaRef ds:uri="http://schemas.microsoft.com/internal/obd"/>
+  </ds:schemaRefs>
+</ds:datastoreItem>
+</file>
+
+<file path=customXml/itemProps2.xml><?xml version="1.0" encoding="utf-8"?>
+<ds:datastoreItem xmlns:ds="http://schemas.openxmlformats.org/officeDocument/2006/customXml" ds:itemID="{5BFA4D21-59D1-4E13-B88A-2DC21D20F1EF}">
+  <ds:schemaRefs>
+    <ds:schemaRef ds:uri="http://schemas.microsoft.com/sharepoint/v3/contenttype/forms"/>
+  </ds:schemaRefs>
+</ds:datastoreItem>
+</file>
+
+<file path=customXml/itemProps3.xml><?xml version="1.0" encoding="utf-8"?>
+<ds:datastoreItem xmlns:ds="http://schemas.openxmlformats.org/officeDocument/2006/customXml" ds:itemID="{CE8F0D40-23BF-4ECB-86A7-6B3ADA003F60}">
+  <ds:schemaRefs>
+    <ds:schemaRef ds:uri="http://purl.org/dc/elements/1.1/"/>
+    <ds:schemaRef ds:uri="http://schemas.microsoft.com/office/2006/metadata/properties"/>
+    <ds:schemaRef ds:uri="http://purl.org/dc/terms/"/>
+    <ds:schemaRef ds:uri="http://schemas.microsoft.com/office/infopath/2007/PartnerControls"/>
+    <ds:schemaRef ds:uri="http://schemas.openxmlformats.org/package/2006/metadata/core-properties"/>
+    <ds:schemaRef ds:uri="http://purl.org/dc/dcmitype/"/>
+    <ds:schemaRef ds:uri="http://www.w3.org/XML/1998/namespace"/>
+    <ds:schemaRef ds:uri="d32f3156-12ae-4304-9649-4747bc195a31"/>
+    <ds:schemaRef ds:uri="http://schemas.microsoft.com/office/2006/documentManagement/types"/>
+    <ds:schemaRef ds:uri="09f571ad-c8e5-44e3-bdd0-85b60a8aa38d"/>
+  </ds:schemaRefs>
+</ds:datastoreItem>
 </file>
--- a/Project/DRAFT of Portfolio.docx
+++ b/Project/DRAFT of Portfolio.docx
@@ -1,6 +1,6 @@
 
 <file path=word/document.xml><?xml version="1.0" encoding="utf-8"?>
-<w:document xmlns:wpc="http://schemas.microsoft.com/office/word/2010/wordprocessingCanvas" xmlns:cx="http://schemas.microsoft.com/office/drawing/2014/chartex" xmlns:cx1="http://schemas.microsoft.com/office/drawing/2015/9/8/chartex" xmlns:cx2="http://schemas.microsoft.com/office/drawing/2015/10/21/chartex" xmlns:cx3="http://schemas.microsoft.com/office/drawing/2016/5/9/chartex" xmlns:cx4="http://schemas.microsoft.com/office/drawing/2016/5/10/chartex" xmlns:cx5="http://schemas.microsoft.com/office/drawing/2016/5/11/chartex" xmlns:cx6="http://schemas.microsoft.com/office/drawing/2016/5/12/chartex" xmlns:cx7="http://schemas.microsoft.com/office/drawing/2016/5/13/chartex" xmlns:cx8="http://schemas.microsoft.com/office/drawing/2016/5/14/chartex" xmlns:mc="http://schemas.openxmlformats.org/markup-compatibility/2006" xmlns:aink="http://schemas.microsoft.com/office/drawing/2016/ink" xmlns:am3d="http://schemas.microsoft.com/office/drawing/2017/model3d" xmlns:o="urn:schemas-microsoft-com:office:office" xmlns:oel="http://schemas.microsoft.com/office/2019/extlst" xmlns:r="http://schemas.openxmlformats.org/officeDocument/2006/relationships" xmlns:m="http://schemas.openxmlformats.org/officeDocument/2006/math" xmlns:v="urn:schemas-microsoft-com:vml" xmlns:wp14="http://schemas.microsoft.com/office/word/2010/wordprocessingDrawing" xmlns:wp="http://schemas.openxmlformats.org/drawingml/2006/wordprocessingDrawing" xmlns:w10="urn:schemas-microsoft-com:office:word" xmlns:w="http://schemas.openxmlformats.org/wordprocessingml/2006/main" xmlns:w14="http://schemas.microsoft.com/office/word/2010/wordml" xmlns:w15="http://schemas.microsoft.com/office/word/2012/wordml" xmlns:w16cex="http://schemas.microsoft.com/office/word/2018/wordml/cex" xmlns:w16cid="http://schemas.microsoft.com/office/word/2016/wordml/cid" xmlns:w16="http://schemas.microsoft.com/office/word/2018/wordml" xmlns:w16du="http://schemas.microsoft.com/office/word/2023/wordml/word16du" xmlns:w16sdtdh="http://schemas.microsoft.com/office/word/2020/wordml/sdtdatahash" xmlns:w16sdtfl="http://schemas.microsoft.com/office/word/2024/wordml/sdtformatlock" xmlns:w16se="http://schemas.microsoft.com/office/word/2015/wordml/symex" xmlns:wpg="http://schemas.microsoft.com/office/word/2010/wordprocessingGroup" xmlns:wpi="http://schemas.microsoft.com/office/word/2010/wordprocessingInk" xmlns:wne="http://schemas.microsoft.com/office/word/2006/wordml" xmlns:wps="http://schemas.microsoft.com/office/word/2010/wordprocessingShape" mc:Ignorable="w14 w15 w16se w16cid w16 w16cex w16sdtdh w16sdtfl w16du wp14">
+<w:document xmlns:wpc="http://schemas.microsoft.com/office/word/2010/wordprocessingCanvas" xmlns:cx="http://schemas.microsoft.com/office/drawing/2014/chartex" xmlns:cx1="http://schemas.microsoft.com/office/drawing/2015/9/8/chartex" xmlns:cx2="http://schemas.microsoft.com/office/drawing/2015/10/21/chartex" xmlns:cx3="http://schemas.microsoft.com/office/drawing/2016/5/9/chartex" xmlns:cx4="http://schemas.microsoft.com/office/drawing/2016/5/10/chartex" xmlns:cx5="http://schemas.microsoft.com/office/drawing/2016/5/11/chartex" xmlns:cx6="http://schemas.microsoft.com/office/drawing/2016/5/12/chartex" xmlns:cx7="http://schemas.microsoft.com/office/drawing/2016/5/13/chartex" xmlns:cx8="http://schemas.microsoft.com/office/drawing/2016/5/14/chartex" xmlns:mc="http://schemas.openxmlformats.org/markup-compatibility/2006" xmlns:aink="http://schemas.microsoft.com/office/drawing/2016/ink" xmlns:am3d="http://schemas.microsoft.com/office/drawing/2017/model3d" xmlns:o="urn:schemas-microsoft-com:office:office" xmlns:oel="http://schemas.microsoft.com/office/2019/extlst" xmlns:r="http://schemas.openxmlformats.org/officeDocument/2006/relationships" xmlns:m="http://schemas.openxmlformats.org/officeDocument/2006/math" xmlns:v="urn:schemas-microsoft-com:vml" xmlns:wp14="http://schemas.microsoft.com/office/word/2010/wordprocessingDrawing" xmlns:wp="http://schemas.openxmlformats.org/drawingml/2006/wordprocessingDrawing" xmlns:w10="urn:schemas-microsoft-com:office:word" xmlns:w="http://schemas.openxmlformats.org/wordprocessingml/2006/main" xmlns:w14="http://schemas.microsoft.com/office/word/2010/wordml" xmlns:w15="http://schemas.microsoft.com/office/word/2012/wordml" xmlns:w16cex="http://schemas.microsoft.com/office/word/2018/wordml/cex" xmlns:w16cid="http://schemas.microsoft.com/office/word/2016/wordml/cid" xmlns:w16="http://schemas.microsoft.com/office/word/2018/wordml" xmlns:w16sdtdh="http://schemas.microsoft.com/office/word/2020/wordml/sdtdatahash" xmlns:w16se="http://schemas.microsoft.com/office/word/2015/wordml/symex" xmlns:wpg="http://schemas.microsoft.com/office/word/2010/wordprocessingGroup" xmlns:wpi="http://schemas.microsoft.com/office/word/2010/wordprocessingInk" xmlns:wne="http://schemas.microsoft.com/office/word/2006/wordml" xmlns:wps="http://schemas.microsoft.com/office/word/2010/wordprocessingShape" mc:Ignorable="w14 w15 w16se w16cid w16 w16cex w16sdtdh wp14">
   <w:body>
     <w:p>
       <w:pPr>
@@ -113,10 +113,18 @@
         <w:t>ig interest of mine and</w:t>
       </w:r>
       <w:r>
-        <w:t xml:space="preserve"> was </w:t>
-      </w:r>
-      <w:r>
-        <w:t xml:space="preserve"> one of my first ideas</w:t>
+        <w:t xml:space="preserve"> </w:t>
+      </w:r>
+      <w:proofErr w:type="gramStart"/>
+      <w:r>
+        <w:t xml:space="preserve">was </w:t>
+      </w:r>
+      <w:r>
+        <w:t xml:space="preserve"> one</w:t>
+      </w:r>
+      <w:proofErr w:type="gramEnd"/>
+      <w:r>
+        <w:t xml:space="preserve"> of my first ideas</w:t>
       </w:r>
       <w:r>
         <w:t>.</w:t>
@@ -130,11 +138,16 @@
       <w:r>
         <w:t xml:space="preserve"> </w:t>
       </w:r>
+      <w:proofErr w:type="gramStart"/>
       <w:r>
         <w:t>U</w:t>
       </w:r>
       <w:r>
-        <w:t>nfortunately most data was either too basic or too complicated</w:t>
+        <w:t>nfortunately</w:t>
+      </w:r>
+      <w:proofErr w:type="gramEnd"/>
+      <w:r>
+        <w:t xml:space="preserve"> most data was either too basic or too complicated</w:t>
       </w:r>
       <w:r>
         <w:t>.</w:t>
@@ -177,7 +190,15 @@
         <w:t xml:space="preserve"> strong interest </w:t>
       </w:r>
       <w:r>
-        <w:t xml:space="preserve">in the topic </w:t>
+        <w:t xml:space="preserve">in the </w:t>
+      </w:r>
+      <w:proofErr w:type="gramStart"/>
+      <w:r>
+        <w:t>topic</w:t>
+      </w:r>
+      <w:proofErr w:type="gramEnd"/>
+      <w:r>
+        <w:t xml:space="preserve"> </w:t>
       </w:r>
       <w:r>
         <w:t>and</w:t>
@@ -299,7 +320,15 @@
         </w:numPr>
       </w:pPr>
       <w:r>
-        <w:t>Seemed ideal with good info and size but contains many duplicates each with their own contradicting data. Out of over a 1000 entries only 30 unique stars were present.</w:t>
+        <w:t xml:space="preserve">Seemed ideal with good info and size but contains many duplicates each with their own contradicting data. Out of over </w:t>
+      </w:r>
+      <w:proofErr w:type="gramStart"/>
+      <w:r>
+        <w:t>a 1000 entries</w:t>
+      </w:r>
+      <w:proofErr w:type="gramEnd"/>
+      <w:r>
+        <w:t xml:space="preserve"> only 30 unique stars were present.</w:t>
       </w:r>
     </w:p>
     <w:p>
@@ -321,7 +350,15 @@
         </w:numPr>
       </w:pPr>
       <w:r>
-        <w:t>Ideal dataset as it focuses on an idea I was struggling to find useful data for (exoplanets). The database is very large and has many unique and varied elements. Contains missing info but the worst columns for missing info are not useful anyways.</w:t>
+        <w:t xml:space="preserve">Ideal dataset as it focuses on an </w:t>
+      </w:r>
+      <w:proofErr w:type="gramStart"/>
+      <w:r>
+        <w:t>idea</w:t>
+      </w:r>
+      <w:proofErr w:type="gramEnd"/>
+      <w:r>
+        <w:t xml:space="preserve"> I was struggling to find useful data for (exoplanets). The database is very large and has many unique and varied elements. Contains missing info but the worst columns for missing info are not useful anyways.</w:t>
       </w:r>
     </w:p>
     <w:p>
@@ -420,8 +457,13 @@
       </w:r>
     </w:p>
     <w:p>
-      <w:r>
-        <w:t>Pros( interactive, lots of info ) Cons( too much info, tools not very well explained )</w:t>
+      <w:proofErr w:type="gramStart"/>
+      <w:r>
+        <w:t>Pros( interactive</w:t>
+      </w:r>
+      <w:proofErr w:type="gramEnd"/>
+      <w:r>
+        <w:t>, lots of info ) Cons( too much info, tools not very well explained )</w:t>
       </w:r>
     </w:p>
     <w:p>
@@ -438,8 +480,13 @@
       </w:r>
     </w:p>
     <w:p>
-      <w:r>
-        <w:t>Pros( information accessible, good presentation ) Cons( low interactivity, lacking deep analysis )</w:t>
+      <w:proofErr w:type="gramStart"/>
+      <w:r>
+        <w:t>Pros( information</w:t>
+      </w:r>
+      <w:proofErr w:type="gramEnd"/>
+      <w:r>
+        <w:t xml:space="preserve"> accessible, good presentation ) Cons( low interactivity, lacking deep analysis )</w:t>
       </w:r>
     </w:p>
     <w:p>
@@ -553,7 +600,15 @@
     </w:p>
     <w:p>
       <w:r>
-        <w:t xml:space="preserve">In order to meet the brief criteria I need to create 4 programs. </w:t>
+        <w:t xml:space="preserve">In order to meet the brief </w:t>
+      </w:r>
+      <w:proofErr w:type="gramStart"/>
+      <w:r>
+        <w:t>criteria</w:t>
+      </w:r>
+      <w:proofErr w:type="gramEnd"/>
+      <w:r>
+        <w:t xml:space="preserve"> I need to create 4 programs. </w:t>
       </w:r>
     </w:p>
     <w:p>
@@ -588,7 +643,15 @@
         <w:t>Some values</w:t>
       </w:r>
       <w:r>
-        <w:t xml:space="preserve"> are required and some data will be cleared from the database for not having important values. I would then </w:t>
+        <w:t xml:space="preserve"> are </w:t>
+      </w:r>
+      <w:proofErr w:type="gramStart"/>
+      <w:r>
+        <w:t>required</w:t>
+      </w:r>
+      <w:proofErr w:type="gramEnd"/>
+      <w:r>
+        <w:t xml:space="preserve"> and some data will be cleared from the database for not having important values. I would then </w:t>
       </w:r>
       <w:r>
         <w:t>store</w:t>
@@ -620,7 +683,15 @@
         <w:t xml:space="preserve"> using Python data structures such as lists and dictionaries</w:t>
       </w:r>
       <w:r>
-        <w:t>. Finally I need to display</w:t>
+        <w:t xml:space="preserve">. </w:t>
+      </w:r>
+      <w:proofErr w:type="gramStart"/>
+      <w:r>
+        <w:t>Finally</w:t>
+      </w:r>
+      <w:proofErr w:type="gramEnd"/>
+      <w:r>
+        <w:t xml:space="preserve"> I need to display</w:t>
       </w:r>
       <w:r>
         <w:t xml:space="preserve"> at least 2</w:t>
@@ -671,7 +742,23 @@
     </w:p>
     <w:p>
       <w:r>
-        <w:t xml:space="preserve">I plan to use a variety of technologies in all aspects of my project. I will be using Kaggle to find a dataset and convert it into a csv file. I will be using Firebase as my database as a way to store and retrieve data. In python I will be using Thonny to code and run my program and I will be using matplotlib to display graphs. In JavaScript I will be using Visual Studio Code to code my program and I will be using Chart.js to display graphs. </w:t>
+        <w:t xml:space="preserve">I plan to use a variety of technologies in all aspects of my project. I will be using Kaggle to find a dataset and convert it into a csv file. I will be using Firebase as my database </w:t>
+      </w:r>
+      <w:proofErr w:type="gramStart"/>
+      <w:r>
+        <w:t>as a way to</w:t>
+      </w:r>
+      <w:proofErr w:type="gramEnd"/>
+      <w:r>
+        <w:t xml:space="preserve"> store and retrieve data. In python I will be using Thonny to code and run my program and I will be using matplotlib to display graphs. In JavaScript I will be using Visual Studio Code to code my </w:t>
+      </w:r>
+      <w:proofErr w:type="gramStart"/>
+      <w:r>
+        <w:t>program</w:t>
+      </w:r>
+      <w:proofErr w:type="gramEnd"/>
+      <w:r>
+        <w:t xml:space="preserve"> and I will be using Chart.js to display graphs. </w:t>
       </w:r>
     </w:p>
     <w:p/>
@@ -1061,6 +1148,20 @@
           <w:color w:val="FF0000"/>
         </w:rPr>
       </w:pPr>
+      <w:proofErr w:type="gramStart"/>
+      <w:r>
+        <w:rPr>
+          <w:color w:val="FF0000"/>
+        </w:rPr>
+        <w:t>!updated</w:t>
+      </w:r>
+      <w:proofErr w:type="gramEnd"/>
+      <w:r>
+        <w:rPr>
+          <w:color w:val="FF0000"/>
+        </w:rPr>
+        <w:t xml:space="preserve"> var names and new graph</w:t>
+      </w:r>
     </w:p>
     <w:p>
       <w:pPr>
@@ -1351,15 +1452,33 @@
                 <w:sz w:val="20"/>
                 <w:szCs w:val="20"/>
               </w:rPr>
-              <w:t xml:space="preserve"> January </w:t>
-            </w:r>
+              <w:t xml:space="preserve"> </w:t>
+            </w:r>
+            <w:proofErr w:type="gramStart"/>
             <w:r>
               <w:rPr>
                 <w:color w:val="7030A0"/>
                 <w:sz w:val="20"/>
                 <w:szCs w:val="20"/>
               </w:rPr>
-              <w:t>):</w:t>
+              <w:t xml:space="preserve">January </w:t>
+            </w:r>
+            <w:r>
+              <w:rPr>
+                <w:color w:val="7030A0"/>
+                <w:sz w:val="20"/>
+                <w:szCs w:val="20"/>
+              </w:rPr>
+              <w:t>)</w:t>
+            </w:r>
+            <w:proofErr w:type="gramEnd"/>
+            <w:r>
+              <w:rPr>
+                <w:color w:val="7030A0"/>
+                <w:sz w:val="20"/>
+                <w:szCs w:val="20"/>
+              </w:rPr>
+              <w:t>:</w:t>
             </w:r>
           </w:p>
           <w:p>
@@ -1552,12 +1671,21 @@
                 <w:szCs w:val="20"/>
               </w:rPr>
             </w:pPr>
-            <w:r>
-              <w:rPr>
-                <w:sz w:val="20"/>
-                <w:szCs w:val="20"/>
-              </w:rPr>
-              <w:t>typecheck() function made to ensure values were valid</w:t>
+            <w:proofErr w:type="gramStart"/>
+            <w:r>
+              <w:rPr>
+                <w:sz w:val="20"/>
+                <w:szCs w:val="20"/>
+              </w:rPr>
+              <w:t>typecheck(</w:t>
+            </w:r>
+            <w:proofErr w:type="gramEnd"/>
+            <w:r>
+              <w:rPr>
+                <w:sz w:val="20"/>
+                <w:szCs w:val="20"/>
+              </w:rPr>
+              <w:t>) function made to ensure values were valid</w:t>
             </w:r>
           </w:p>
           <w:p>
@@ -1572,12 +1700,21 @@
                 <w:szCs w:val="20"/>
               </w:rPr>
             </w:pPr>
-            <w:r>
-              <w:rPr>
-                <w:sz w:val="20"/>
-                <w:szCs w:val="20"/>
-              </w:rPr>
-              <w:t>dataclean() function made to remove illegal characters so data can be sent to Firebase</w:t>
+            <w:proofErr w:type="gramStart"/>
+            <w:r>
+              <w:rPr>
+                <w:sz w:val="20"/>
+                <w:szCs w:val="20"/>
+              </w:rPr>
+              <w:t>dataclean(</w:t>
+            </w:r>
+            <w:proofErr w:type="gramEnd"/>
+            <w:r>
+              <w:rPr>
+                <w:sz w:val="20"/>
+                <w:szCs w:val="20"/>
+              </w:rPr>
+              <w:t>) function made to remove illegal characters so data can be sent to Firebase</w:t>
             </w:r>
           </w:p>
           <w:p>
@@ -1798,6 +1935,7 @@
               </w:rPr>
               <w:t>January – 3</w:t>
             </w:r>
+            <w:proofErr w:type="gramStart"/>
             <w:r>
               <w:rPr>
                 <w:color w:val="7030A0"/>
@@ -1813,7 +1951,16 @@
                 <w:sz w:val="20"/>
                 <w:szCs w:val="20"/>
               </w:rPr>
-              <w:t xml:space="preserve">  February):</w:t>
+              <w:t xml:space="preserve">  February</w:t>
+            </w:r>
+            <w:proofErr w:type="gramEnd"/>
+            <w:r>
+              <w:rPr>
+                <w:color w:val="7030A0"/>
+                <w:sz w:val="20"/>
+                <w:szCs w:val="20"/>
+              </w:rPr>
+              <w:t>):</w:t>
             </w:r>
           </w:p>
           <w:p>
@@ -2036,6 +2183,7 @@
               </w:rPr>
               <w:t>February – 7</w:t>
             </w:r>
+            <w:proofErr w:type="gramStart"/>
             <w:r>
               <w:rPr>
                 <w:color w:val="7030A0"/>
@@ -2051,7 +2199,16 @@
                 <w:sz w:val="20"/>
                 <w:szCs w:val="20"/>
               </w:rPr>
-              <w:t xml:space="preserve">  March):</w:t>
+              <w:t xml:space="preserve">  March</w:t>
+            </w:r>
+            <w:proofErr w:type="gramEnd"/>
+            <w:r>
+              <w:rPr>
+                <w:color w:val="7030A0"/>
+                <w:sz w:val="20"/>
+                <w:szCs w:val="20"/>
+              </w:rPr>
+              <w:t>):</w:t>
             </w:r>
           </w:p>
           <w:p>
@@ -2338,6 +2495,17 @@
       </w:r>
     </w:p>
     <w:p>
+      <w:r>
+        <w:t xml:space="preserve">----------------------- </w:t>
+      </w:r>
+      <w:r>
+        <w:t>Test Table</w:t>
+      </w:r>
+      <w:r>
+        <w:t xml:space="preserve"> ----------------------------</w:t>
+      </w:r>
+    </w:p>
+    <w:p>
       <w:pPr>
         <w:pStyle w:val="Heading1"/>
       </w:pPr>
@@ -2347,7 +2515,15 @@
     </w:p>
     <w:p>
       <w:r>
-        <w:t xml:space="preserve">The most major problem that I encountered through the course of my project was a visual flaw in my charts after attempting to renew them when interacted with. When interacted with the charts would be drawn again with the new parameters and the old ones would be destroyed. The issue with this method was that when hovering over the chart the old one would appear and disappear making a very visually unappealing bug. I came to the conclusion that the chart.destroy() function was not running as intended and the old charts were not being removed from the canvas. My solution to this problem was to remake the functions in which I renew the </w:t>
+        <w:t xml:space="preserve">The most major problem that I encountered through the course of my project was a visual flaw in my charts after attempting to renew them when interacted with. When interacted with the charts would be drawn again with the new parameters and the old ones would be destroyed. The issue with this method was that when hovering over the chart the old one would appear and disappear making a very visually unappealing bug. I came to the conclusion that the </w:t>
+      </w:r>
+      <w:proofErr w:type="gramStart"/>
+      <w:r>
+        <w:t>chart.destroy</w:t>
+      </w:r>
+      <w:proofErr w:type="gramEnd"/>
+      <w:r>
+        <w:t xml:space="preserve">() function was not running as intended and the old charts were not being removed from the canvas. My solution to this problem was to remake the functions in which I renew the </w:t>
       </w:r>
       <w:r>
         <w:t>chart</w:t>
@@ -2356,7 +2532,15 @@
         <w:t xml:space="preserve">s </w:t>
       </w:r>
       <w:r>
-        <w:t>to instead update them. When using the chart.update() function you can simply change the chart parameters and update the same chart without having to replace it fully solving this problem.</w:t>
+        <w:t xml:space="preserve">to instead update them. When using the </w:t>
+      </w:r>
+      <w:proofErr w:type="gramStart"/>
+      <w:r>
+        <w:t>chart.update</w:t>
+      </w:r>
+      <w:proofErr w:type="gramEnd"/>
+      <w:r>
+        <w:t>() function you can simply change the chart parameters and update the same chart without having to replace it fully solving this problem.</w:t>
       </w:r>
     </w:p>
     <w:p>
@@ -2415,7 +2599,23 @@
         <w:t xml:space="preserve">In conclusion, I believe this final artifact does indeed meet the basic and advanced requirements of the brief to a high degree. I believe I used my coding and design abilities in a highly effective manner. I am satisfied with how this artifact has been made and I am satisfied with its functionality. Data was successfully extracted and cleaned from the dataset and stored effectively. I believe this data was analysed effectively and I even learned new information through my analysis despite already having a high degree of knowledge on the topic. The data was managed effectively with the use of python data structures throughout the Python code. I was successful in making visualisations of this analysis and having them clearly labelled. I also confidently believe that my information system met the brief requirements. </w:t>
       </w:r>
       <w:r>
-        <w:t>Information was properly provided on the website and multiple visualisations were displayed with two being interactive. Categories on these interactive visualisations could be filtered and labels were shown when hovering over elements. Aswell my form achieved all the brief requirements. Three types of data were collected; string, integer and Boolean. This data could not be stored invalid and also summarised and displayed below the form.</w:t>
+        <w:t xml:space="preserve">Information was properly provided on the website and multiple visualisations were displayed with two being interactive. Categories on these interactive visualisations could be filtered and labels were shown when hovering over elements. Aswell my form achieved all the brief requirements. Three types of data were </w:t>
+      </w:r>
+      <w:proofErr w:type="gramStart"/>
+      <w:r>
+        <w:t>collected;</w:t>
+      </w:r>
+      <w:proofErr w:type="gramEnd"/>
+      <w:r>
+        <w:t xml:space="preserve"> string, integer and Boolean. This data could not be stored invalid </w:t>
+      </w:r>
+      <w:proofErr w:type="gramStart"/>
+      <w:r>
+        <w:t>and also</w:t>
+      </w:r>
+      <w:proofErr w:type="gramEnd"/>
+      <w:r>
+        <w:t xml:space="preserve"> summarised and displayed below the form.</w:t>
       </w:r>
     </w:p>
     <w:p>
@@ -2559,7 +2759,7 @@
 </file>
 
 <file path=word/numbering.xml><?xml version="1.0" encoding="utf-8"?>
-<w:numbering xmlns:wpc="http://schemas.microsoft.com/office/word/2010/wordprocessingCanvas" xmlns:cx="http://schemas.microsoft.com/office/drawing/2014/chartex" xmlns:cx1="http://schemas.microsoft.com/office/drawing/2015/9/8/chartex" xmlns:cx2="http://schemas.microsoft.com/office/drawing/2015/10/21/chartex" xmlns:cx3="http://schemas.microsoft.com/office/drawing/2016/5/9/chartex" xmlns:cx4="http://schemas.microsoft.com/office/drawing/2016/5/10/chartex" xmlns:cx5="http://schemas.microsoft.com/office/drawing/2016/5/11/chartex" xmlns:cx6="http://schemas.microsoft.com/office/drawing/2016/5/12/chartex" xmlns:cx7="http://schemas.microsoft.com/office/drawing/2016/5/13/chartex" xmlns:cx8="http://schemas.microsoft.com/office/drawing/2016/5/14/chartex" xmlns:mc="http://schemas.openxmlformats.org/markup-compatibility/2006" xmlns:aink="http://schemas.microsoft.com/office/drawing/2016/ink" xmlns:am3d="http://schemas.microsoft.com/office/drawing/2017/model3d" xmlns:o="urn:schemas-microsoft-com:office:office" xmlns:oel="http://schemas.microsoft.com/office/2019/extlst" xmlns:r="http://schemas.openxmlformats.org/officeDocument/2006/relationships" xmlns:m="http://schemas.openxmlformats.org/officeDocument/2006/math" xmlns:v="urn:schemas-microsoft-com:vml" xmlns:wp14="http://schemas.microsoft.com/office/word/2010/wordprocessingDrawing" xmlns:wp="http://schemas.openxmlformats.org/drawingml/2006/wordprocessingDrawing" xmlns:w10="urn:schemas-microsoft-com:office:word" xmlns:w="http://schemas.openxmlformats.org/wordprocessingml/2006/main" xmlns:w14="http://schemas.microsoft.com/office/word/2010/wordml" xmlns:w15="http://schemas.microsoft.com/office/word/2012/wordml" xmlns:w16cex="http://schemas.microsoft.com/office/word/2018/wordml/cex" xmlns:w16cid="http://schemas.microsoft.com/office/word/2016/wordml/cid" xmlns:w16="http://schemas.microsoft.com/office/word/2018/wordml" xmlns:w16du="http://schemas.microsoft.com/office/word/2023/wordml/word16du" xmlns:w16sdtdh="http://schemas.microsoft.com/office/word/2020/wordml/sdtdatahash" xmlns:w16sdtfl="http://schemas.microsoft.com/office/word/2024/wordml/sdtformatlock" xmlns:w16se="http://schemas.microsoft.com/office/word/2015/wordml/symex" xmlns:wpg="http://schemas.microsoft.com/office/word/2010/wordprocessingGroup" xmlns:wpi="http://schemas.microsoft.com/office/word/2010/wordprocessingInk" xmlns:wne="http://schemas.microsoft.com/office/word/2006/wordml" xmlns:wps="http://schemas.microsoft.com/office/word/2010/wordprocessingShape" mc:Ignorable="w14 w15 w16se w16cid w16 w16cex w16sdtdh w16sdtfl w16du wp14">
+<w:numbering xmlns:wpc="http://schemas.microsoft.com/office/word/2010/wordprocessingCanvas" xmlns:cx="http://schemas.microsoft.com/office/drawing/2014/chartex" xmlns:cx1="http://schemas.microsoft.com/office/drawing/2015/9/8/chartex" xmlns:cx2="http://schemas.microsoft.com/office/drawing/2015/10/21/chartex" xmlns:cx3="http://schemas.microsoft.com/office/drawing/2016/5/9/chartex" xmlns:cx4="http://schemas.microsoft.com/office/drawing/2016/5/10/chartex" xmlns:cx5="http://schemas.microsoft.com/office/drawing/2016/5/11/chartex" xmlns:cx6="http://schemas.microsoft.com/office/drawing/2016/5/12/chartex" xmlns:cx7="http://schemas.microsoft.com/office/drawing/2016/5/13/chartex" xmlns:cx8="http://schemas.microsoft.com/office/drawing/2016/5/14/chartex" xmlns:mc="http://schemas.openxmlformats.org/markup-compatibility/2006" xmlns:aink="http://schemas.microsoft.com/office/drawing/2016/ink" xmlns:am3d="http://schemas.microsoft.com/office/drawing/2017/model3d" xmlns:o="urn:schemas-microsoft-com:office:office" xmlns:oel="http://schemas.microsoft.com/office/2019/extlst" xmlns:r="http://schemas.openxmlformats.org/officeDocument/2006/relationships" xmlns:m="http://schemas.openxmlformats.org/officeDocument/2006/math" xmlns:v="urn:schemas-microsoft-com:vml" xmlns:wp14="http://schemas.microsoft.com/office/word/2010/wordprocessingDrawing" xmlns:wp="http://schemas.openxmlformats.org/drawingml/2006/wordprocessingDrawing" xmlns:w10="urn:schemas-microsoft-com:office:word" xmlns:w="http://schemas.openxmlformats.org/wordprocessingml/2006/main" xmlns:w14="http://schemas.microsoft.com/office/word/2010/wordml" xmlns:w15="http://schemas.microsoft.com/office/word/2012/wordml" xmlns:w16cex="http://schemas.microsoft.com/office/word/2018/wordml/cex" xmlns:w16cid="http://schemas.microsoft.com/office/word/2016/wordml/cid" xmlns:w16="http://schemas.microsoft.com/office/word/2018/wordml" xmlns:w16sdtdh="http://schemas.microsoft.com/office/word/2020/wordml/sdtdatahash" xmlns:w16se="http://schemas.microsoft.com/office/word/2015/wordml/symex" xmlns:wpg="http://schemas.microsoft.com/office/word/2010/wordprocessingGroup" xmlns:wpi="http://schemas.microsoft.com/office/word/2010/wordprocessingInk" xmlns:wne="http://schemas.microsoft.com/office/word/2006/wordml" xmlns:wps="http://schemas.microsoft.com/office/word/2010/wordprocessingShape" mc:Ignorable="w14 w15 w16se w16cid w16 w16cex w16sdtdh wp14">
   <w:abstractNum w:abstractNumId="0" w15:restartNumberingAfterBreak="0">
     <w:nsid w:val="0259390D"/>
     <w:multiLevelType w:val="hybridMultilevel"/>
@@ -3839,7 +4039,7 @@
 </file>
 
 <file path=word/styles.xml><?xml version="1.0" encoding="utf-8"?>
-<w:styles xmlns:mc="http://schemas.openxmlformats.org/markup-compatibility/2006" xmlns:r="http://schemas.openxmlformats.org/officeDocument/2006/relationships" xmlns:w="http://schemas.openxmlformats.org/wordprocessingml/2006/main" xmlns:w14="http://schemas.microsoft.com/office/word/2010/wordml" xmlns:w15="http://schemas.microsoft.com/office/word/2012/wordml" xmlns:w16cex="http://schemas.microsoft.com/office/word/2018/wordml/cex" xmlns:w16cid="http://schemas.microsoft.com/office/word/2016/wordml/cid" xmlns:w16="http://schemas.microsoft.com/office/word/2018/wordml" xmlns:w16du="http://schemas.microsoft.com/office/word/2023/wordml/word16du" xmlns:w16sdtdh="http://schemas.microsoft.com/office/word/2020/wordml/sdtdatahash" xmlns:w16sdtfl="http://schemas.microsoft.com/office/word/2024/wordml/sdtformatlock" xmlns:w16se="http://schemas.microsoft.com/office/word/2015/wordml/symex" mc:Ignorable="w14 w15 w16se w16cid w16 w16cex w16sdtdh w16sdtfl w16du">
+<w:styles xmlns:mc="http://schemas.openxmlformats.org/markup-compatibility/2006" xmlns:r="http://schemas.openxmlformats.org/officeDocument/2006/relationships" xmlns:w="http://schemas.openxmlformats.org/wordprocessingml/2006/main" xmlns:w14="http://schemas.microsoft.com/office/word/2010/wordml" xmlns:w15="http://schemas.microsoft.com/office/word/2012/wordml" xmlns:w16cex="http://schemas.microsoft.com/office/word/2018/wordml/cex" xmlns:w16cid="http://schemas.microsoft.com/office/word/2016/wordml/cid" xmlns:w16="http://schemas.microsoft.com/office/word/2018/wordml" xmlns:w16sdtdh="http://schemas.microsoft.com/office/word/2020/wordml/sdtdatahash" xmlns:w16se="http://schemas.microsoft.com/office/word/2015/wordml/symex" mc:Ignorable="w14 w15 w16se w16cid w16 w16cex w16sdtdh">
   <w:docDefaults>
     <w:rPrDefault>
       <w:rPr>
@@ -4948,20 +5148,20 @@
 </file>
 
 <file path=customXml/item2.xml><?xml version="1.0" encoding="utf-8"?>
+<p:properties xmlns:p="http://schemas.microsoft.com/office/2006/metadata/properties" xmlns:xsi="http://www.w3.org/2001/XMLSchema-instance" xmlns:pc="http://schemas.microsoft.com/office/infopath/2007/PartnerControls">
+  <documentManagement>
+    <_activity xmlns="09f571ad-c8e5-44e3-bdd0-85b60a8aa38d" xsi:nil="true"/>
+  </documentManagement>
+</p:properties>
+</file>
+
+<file path=customXml/item3.xml><?xml version="1.0" encoding="utf-8"?>
 <?mso-contentType ?>
 <FormTemplates xmlns="http://schemas.microsoft.com/sharepoint/v3/contenttype/forms">
   <Display>DocumentLibraryForm</Display>
   <Edit>DocumentLibraryForm</Edit>
   <New>DocumentLibraryForm</New>
 </FormTemplates>
-</file>
-
-<file path=customXml/item3.xml><?xml version="1.0" encoding="utf-8"?>
-<p:properties xmlns:p="http://schemas.microsoft.com/office/2006/metadata/properties" xmlns:xsi="http://www.w3.org/2001/XMLSchema-instance" xmlns:pc="http://schemas.microsoft.com/office/infopath/2007/PartnerControls">
-  <documentManagement>
-    <_activity xmlns="09f571ad-c8e5-44e3-bdd0-85b60a8aa38d" xsi:nil="true"/>
-  </documentManagement>
-</p:properties>
 </file>
 
 <file path=customXml/itemProps1.xml><?xml version="1.0" encoding="utf-8"?>
@@ -4984,26 +5184,19 @@
 </file>
 
 <file path=customXml/itemProps2.xml><?xml version="1.0" encoding="utf-8"?>
+<ds:datastoreItem xmlns:ds="http://schemas.openxmlformats.org/officeDocument/2006/customXml" ds:itemID="{CE8F0D40-23BF-4ECB-86A7-6B3ADA003F60}">
+  <ds:schemaRefs>
+    <ds:schemaRef ds:uri="http://schemas.microsoft.com/office/2006/metadata/properties"/>
+    <ds:schemaRef ds:uri="http://schemas.microsoft.com/office/infopath/2007/PartnerControls"/>
+    <ds:schemaRef ds:uri="09f571ad-c8e5-44e3-bdd0-85b60a8aa38d"/>
+  </ds:schemaRefs>
+</ds:datastoreItem>
+</file>
+
+<file path=customXml/itemProps3.xml><?xml version="1.0" encoding="utf-8"?>
 <ds:datastoreItem xmlns:ds="http://schemas.openxmlformats.org/officeDocument/2006/customXml" ds:itemID="{5BFA4D21-59D1-4E13-B88A-2DC21D20F1EF}">
   <ds:schemaRefs>
     <ds:schemaRef ds:uri="http://schemas.microsoft.com/sharepoint/v3/contenttype/forms"/>
   </ds:schemaRefs>
 </ds:datastoreItem>
-</file>
-
-<file path=customXml/itemProps3.xml><?xml version="1.0" encoding="utf-8"?>
-<ds:datastoreItem xmlns:ds="http://schemas.openxmlformats.org/officeDocument/2006/customXml" ds:itemID="{CE8F0D40-23BF-4ECB-86A7-6B3ADA003F60}">
-  <ds:schemaRefs>
-    <ds:schemaRef ds:uri="http://purl.org/dc/elements/1.1/"/>
-    <ds:schemaRef ds:uri="http://schemas.microsoft.com/office/2006/metadata/properties"/>
-    <ds:schemaRef ds:uri="http://purl.org/dc/terms/"/>
-    <ds:schemaRef ds:uri="http://schemas.microsoft.com/office/infopath/2007/PartnerControls"/>
-    <ds:schemaRef ds:uri="http://schemas.openxmlformats.org/package/2006/metadata/core-properties"/>
-    <ds:schemaRef ds:uri="http://purl.org/dc/dcmitype/"/>
-    <ds:schemaRef ds:uri="http://www.w3.org/XML/1998/namespace"/>
-    <ds:schemaRef ds:uri="d32f3156-12ae-4304-9649-4747bc195a31"/>
-    <ds:schemaRef ds:uri="http://schemas.microsoft.com/office/2006/documentManagement/types"/>
-    <ds:schemaRef ds:uri="09f571ad-c8e5-44e3-bdd0-85b60a8aa38d"/>
-  </ds:schemaRefs>
-</ds:datastoreItem>
 </file>